--- a/docs/tables/whole/sec7_aki_c10_surv.docx
+++ b/docs/tables/whole/sec7_aki_c10_surv.docx
@@ -19,12 +19,12 @@
       <w:tblGrid>
         <w:gridCol w:w="2624"/>
         <w:gridCol w:w="778"/>
-        <w:gridCol w:w="1084"/>
-        <w:gridCol w:w="1756"/>
+        <w:gridCol w:w="839"/>
+        <w:gridCol w:w="1389"/>
         <w:gridCol w:w="1181"/>
         <w:gridCol w:w="778"/>
-        <w:gridCol w:w="1206"/>
-        <w:gridCol w:w="2001"/>
+        <w:gridCol w:w="839"/>
+        <w:gridCol w:w="1389"/>
         <w:gridCol w:w="1181"/>
       </w:tblGrid>
       <w:tr>
@@ -2069,113 +2069,113 @@
                 <w:szCs w:val="22"/>
                 <w:color w:val="000000"/>
               </w:rPr>
-              <w:t xml:space="preserve">0.71</w:t>
-            </w:r>
-          </w:p>
-        </w:tc>
-        <w:tc>
-          <w:tcPr>
-            <w:tcBorders>
-              <w:bottom w:val="none" w:sz="0" w:space="0" w:color="000000"/>
-              <w:top w:val="none" w:sz="0" w:space="0" w:color="000000"/>
-              <w:left w:val="none" w:sz="0" w:space="0" w:color="000000"/>
-              <w:right w:val="none" w:sz="0" w:space="0" w:color="000000"/>
-            </w:tcBorders>
-            <w:shd w:val="clear" w:color="auto" w:fill="FFFFFF"/>
-            <w:tcMar>
-              <w:top w:w="0" w:type="dxa"/>
-              <w:bottom w:w="0" w:type="dxa"/>
-              <w:left w:w="0" w:type="dxa"/>
-              <w:right w:w="0" w:type="dxa"/>
-            </w:tcMar>
-            <w:vAlign w:val="top"/>
-          </w:tcPr>
-          <w:p>
-            <w:pPr>
-              <w:pStyle w:val="Normal"/>
-              <w:jc w:val="center"/>
-              <w:pBdr>
-                <w:bottom w:val="none" w:sz="0" w:space="0" w:color="000000"/>
-                <w:top w:val="none" w:sz="0" w:space="0" w:color="000000"/>
-                <w:left w:val="none" w:sz="0" w:space="0" w:color="000000"/>
-                <w:right w:val="none" w:sz="0" w:space="0" w:color="000000"/>
-              </w:pBdr>
-              <w:spacing w:after="100" w:before="100" w:line="240"/>
-              <w:ind w:left="100" w:right="100" w:firstLine="0" w:firstLineChars="0"/>
-              <w:rPr>
-                <w:rFonts w:ascii="Helvetica" w:hAnsi="Helvetica" w:eastAsia="Helvetica" w:cs="Helvetica"/>
-                <w:i w:val="false"/>
-                <w:b w:val="false"/>
-                <w:u w:val="none"/>
-                <w:sz w:val="22"/>
-                <w:szCs w:val="22"/>
-                <w:color w:val="000000"/>
-              </w:rPr>
-            </w:pPr>
-            <w:r>
-              <w:rPr>
-                <w:rFonts w:ascii="Helvetica" w:hAnsi="Helvetica" w:eastAsia="Helvetica" w:cs="Helvetica"/>
-                <w:i w:val="false"/>
-                <w:b w:val="false"/>
-                <w:u w:val="none"/>
-                <w:sz w:val="22"/>
-                <w:szCs w:val="22"/>
-                <w:color w:val="000000"/>
-              </w:rPr>
-              <w:t xml:space="preserve">0.25, 2.03</w:t>
-            </w:r>
-          </w:p>
-        </w:tc>
-        <w:tc>
-          <w:tcPr>
-            <w:tcBorders>
-              <w:bottom w:val="none" w:sz="0" w:space="0" w:color="000000"/>
-              <w:top w:val="none" w:sz="0" w:space="0" w:color="000000"/>
-              <w:left w:val="none" w:sz="0" w:space="0" w:color="000000"/>
-              <w:right w:val="none" w:sz="0" w:space="0" w:color="000000"/>
-            </w:tcBorders>
-            <w:shd w:val="clear" w:color="auto" w:fill="FFFFFF"/>
-            <w:tcMar>
-              <w:top w:w="0" w:type="dxa"/>
-              <w:bottom w:w="0" w:type="dxa"/>
-              <w:left w:w="0" w:type="dxa"/>
-              <w:right w:w="0" w:type="dxa"/>
-            </w:tcMar>
-            <w:vAlign w:val="top"/>
-          </w:tcPr>
-          <w:p>
-            <w:pPr>
-              <w:pStyle w:val="Normal"/>
-              <w:jc w:val="center"/>
-              <w:pBdr>
-                <w:bottom w:val="none" w:sz="0" w:space="0" w:color="000000"/>
-                <w:top w:val="none" w:sz="0" w:space="0" w:color="000000"/>
-                <w:left w:val="none" w:sz="0" w:space="0" w:color="000000"/>
-                <w:right w:val="none" w:sz="0" w:space="0" w:color="000000"/>
-              </w:pBdr>
-              <w:spacing w:after="100" w:before="100" w:line="240"/>
-              <w:ind w:left="100" w:right="100" w:firstLine="0" w:firstLineChars="0"/>
-              <w:rPr>
-                <w:rFonts w:ascii="Helvetica" w:hAnsi="Helvetica" w:eastAsia="Helvetica" w:cs="Helvetica"/>
-                <w:i w:val="false"/>
-                <w:b w:val="false"/>
-                <w:u w:val="none"/>
-                <w:sz w:val="22"/>
-                <w:szCs w:val="22"/>
-                <w:color w:val="000000"/>
-              </w:rPr>
-            </w:pPr>
-            <w:r>
-              <w:rPr>
-                <w:rFonts w:ascii="Helvetica" w:hAnsi="Helvetica" w:eastAsia="Helvetica" w:cs="Helvetica"/>
-                <w:i w:val="false"/>
-                <w:b w:val="false"/>
-                <w:u w:val="none"/>
-                <w:sz w:val="22"/>
-                <w:szCs w:val="22"/>
-                <w:color w:val="000000"/>
-              </w:rPr>
-              <w:t xml:space="preserve">0.520</w:t>
+              <w:t xml:space="preserve">0.86</w:t>
+            </w:r>
+          </w:p>
+        </w:tc>
+        <w:tc>
+          <w:tcPr>
+            <w:tcBorders>
+              <w:bottom w:val="none" w:sz="0" w:space="0" w:color="000000"/>
+              <w:top w:val="none" w:sz="0" w:space="0" w:color="000000"/>
+              <w:left w:val="none" w:sz="0" w:space="0" w:color="000000"/>
+              <w:right w:val="none" w:sz="0" w:space="0" w:color="000000"/>
+            </w:tcBorders>
+            <w:shd w:val="clear" w:color="auto" w:fill="FFFFFF"/>
+            <w:tcMar>
+              <w:top w:w="0" w:type="dxa"/>
+              <w:bottom w:w="0" w:type="dxa"/>
+              <w:left w:w="0" w:type="dxa"/>
+              <w:right w:w="0" w:type="dxa"/>
+            </w:tcMar>
+            <w:vAlign w:val="top"/>
+          </w:tcPr>
+          <w:p>
+            <w:pPr>
+              <w:pStyle w:val="Normal"/>
+              <w:jc w:val="center"/>
+              <w:pBdr>
+                <w:bottom w:val="none" w:sz="0" w:space="0" w:color="000000"/>
+                <w:top w:val="none" w:sz="0" w:space="0" w:color="000000"/>
+                <w:left w:val="none" w:sz="0" w:space="0" w:color="000000"/>
+                <w:right w:val="none" w:sz="0" w:space="0" w:color="000000"/>
+              </w:pBdr>
+              <w:spacing w:after="100" w:before="100" w:line="240"/>
+              <w:ind w:left="100" w:right="100" w:firstLine="0" w:firstLineChars="0"/>
+              <w:rPr>
+                <w:rFonts w:ascii="Helvetica" w:hAnsi="Helvetica" w:eastAsia="Helvetica" w:cs="Helvetica"/>
+                <w:i w:val="false"/>
+                <w:b w:val="false"/>
+                <w:u w:val="none"/>
+                <w:sz w:val="22"/>
+                <w:szCs w:val="22"/>
+                <w:color w:val="000000"/>
+              </w:rPr>
+            </w:pPr>
+            <w:r>
+              <w:rPr>
+                <w:rFonts w:ascii="Helvetica" w:hAnsi="Helvetica" w:eastAsia="Helvetica" w:cs="Helvetica"/>
+                <w:i w:val="false"/>
+                <w:b w:val="false"/>
+                <w:u w:val="none"/>
+                <w:sz w:val="22"/>
+                <w:szCs w:val="22"/>
+                <w:color w:val="000000"/>
+              </w:rPr>
+              <w:t xml:space="preserve">0.30, 2.47</w:t>
+            </w:r>
+          </w:p>
+        </w:tc>
+        <w:tc>
+          <w:tcPr>
+            <w:tcBorders>
+              <w:bottom w:val="none" w:sz="0" w:space="0" w:color="000000"/>
+              <w:top w:val="none" w:sz="0" w:space="0" w:color="000000"/>
+              <w:left w:val="none" w:sz="0" w:space="0" w:color="000000"/>
+              <w:right w:val="none" w:sz="0" w:space="0" w:color="000000"/>
+            </w:tcBorders>
+            <w:shd w:val="clear" w:color="auto" w:fill="FFFFFF"/>
+            <w:tcMar>
+              <w:top w:w="0" w:type="dxa"/>
+              <w:bottom w:w="0" w:type="dxa"/>
+              <w:left w:w="0" w:type="dxa"/>
+              <w:right w:w="0" w:type="dxa"/>
+            </w:tcMar>
+            <w:vAlign w:val="top"/>
+          </w:tcPr>
+          <w:p>
+            <w:pPr>
+              <w:pStyle w:val="Normal"/>
+              <w:jc w:val="center"/>
+              <w:pBdr>
+                <w:bottom w:val="none" w:sz="0" w:space="0" w:color="000000"/>
+                <w:top w:val="none" w:sz="0" w:space="0" w:color="000000"/>
+                <w:left w:val="none" w:sz="0" w:space="0" w:color="000000"/>
+                <w:right w:val="none" w:sz="0" w:space="0" w:color="000000"/>
+              </w:pBdr>
+              <w:spacing w:after="100" w:before="100" w:line="240"/>
+              <w:ind w:left="100" w:right="100" w:firstLine="0" w:firstLineChars="0"/>
+              <w:rPr>
+                <w:rFonts w:ascii="Helvetica" w:hAnsi="Helvetica" w:eastAsia="Helvetica" w:cs="Helvetica"/>
+                <w:i w:val="false"/>
+                <w:b w:val="false"/>
+                <w:u w:val="none"/>
+                <w:sz w:val="22"/>
+                <w:szCs w:val="22"/>
+                <w:color w:val="000000"/>
+              </w:rPr>
+            </w:pPr>
+            <w:r>
+              <w:rPr>
+                <w:rFonts w:ascii="Helvetica" w:hAnsi="Helvetica" w:eastAsia="Helvetica" w:cs="Helvetica"/>
+                <w:i w:val="false"/>
+                <w:b w:val="false"/>
+                <w:u w:val="none"/>
+                <w:sz w:val="22"/>
+                <w:szCs w:val="22"/>
+                <w:color w:val="000000"/>
+              </w:rPr>
+              <w:t xml:space="preserve">0.780</w:t>
             </w:r>
           </w:p>
         </w:tc>
@@ -2552,7 +2552,7 @@
                 <w:szCs w:val="22"/>
                 <w:color w:val="000000"/>
               </w:rPr>
-              <w:t xml:space="preserve">0.99</w:t>
+              <w:t xml:space="preserve">0.98</w:t>
             </w:r>
           </w:p>
         </w:tc>
@@ -2658,7 +2658,7 @@
                 <w:szCs w:val="22"/>
                 <w:color w:val="000000"/>
               </w:rPr>
-              <w:t xml:space="preserve">0.440</w:t>
+              <w:t xml:space="preserve">0.360</w:t>
             </w:r>
           </w:p>
         </w:tc>
@@ -4001,113 +4001,113 @@
                 <w:szCs w:val="22"/>
                 <w:color w:val="000000"/>
               </w:rPr>
-              <w:t xml:space="preserve">3.46</w:t>
-            </w:r>
-          </w:p>
-        </w:tc>
-        <w:tc>
-          <w:tcPr>
-            <w:tcBorders>
-              <w:bottom w:val="none" w:sz="0" w:space="0" w:color="000000"/>
-              <w:top w:val="none" w:sz="0" w:space="0" w:color="000000"/>
-              <w:left w:val="none" w:sz="0" w:space="0" w:color="000000"/>
-              <w:right w:val="none" w:sz="0" w:space="0" w:color="000000"/>
-            </w:tcBorders>
-            <w:shd w:val="clear" w:color="auto" w:fill="FFFFFF"/>
-            <w:tcMar>
-              <w:top w:w="0" w:type="dxa"/>
-              <w:bottom w:w="0" w:type="dxa"/>
-              <w:left w:w="0" w:type="dxa"/>
-              <w:right w:w="0" w:type="dxa"/>
-            </w:tcMar>
-            <w:vAlign w:val="top"/>
-          </w:tcPr>
-          <w:p>
-            <w:pPr>
-              <w:pStyle w:val="Normal"/>
-              <w:jc w:val="center"/>
-              <w:pBdr>
-                <w:bottom w:val="none" w:sz="0" w:space="0" w:color="000000"/>
-                <w:top w:val="none" w:sz="0" w:space="0" w:color="000000"/>
-                <w:left w:val="none" w:sz="0" w:space="0" w:color="000000"/>
-                <w:right w:val="none" w:sz="0" w:space="0" w:color="000000"/>
-              </w:pBdr>
-              <w:spacing w:after="100" w:before="100" w:line="240"/>
-              <w:ind w:left="100" w:right="100" w:firstLine="0" w:firstLineChars="0"/>
-              <w:rPr>
-                <w:rFonts w:ascii="Helvetica" w:hAnsi="Helvetica" w:eastAsia="Helvetica" w:cs="Helvetica"/>
-                <w:i w:val="false"/>
-                <w:b w:val="false"/>
-                <w:u w:val="none"/>
-                <w:sz w:val="22"/>
-                <w:szCs w:val="22"/>
-                <w:color w:val="000000"/>
-              </w:rPr>
-            </w:pPr>
-            <w:r>
-              <w:rPr>
-                <w:rFonts w:ascii="Helvetica" w:hAnsi="Helvetica" w:eastAsia="Helvetica" w:cs="Helvetica"/>
-                <w:i w:val="false"/>
-                <w:b w:val="false"/>
-                <w:u w:val="none"/>
-                <w:sz w:val="22"/>
-                <w:szCs w:val="22"/>
-                <w:color w:val="000000"/>
-              </w:rPr>
-              <w:t xml:space="preserve">1.14, 10.5</w:t>
-            </w:r>
-          </w:p>
-        </w:tc>
-        <w:tc>
-          <w:tcPr>
-            <w:tcBorders>
-              <w:bottom w:val="none" w:sz="0" w:space="0" w:color="000000"/>
-              <w:top w:val="none" w:sz="0" w:space="0" w:color="000000"/>
-              <w:left w:val="none" w:sz="0" w:space="0" w:color="000000"/>
-              <w:right w:val="none" w:sz="0" w:space="0" w:color="000000"/>
-            </w:tcBorders>
-            <w:shd w:val="clear" w:color="auto" w:fill="FFFFFF"/>
-            <w:tcMar>
-              <w:top w:w="0" w:type="dxa"/>
-              <w:bottom w:w="0" w:type="dxa"/>
-              <w:left w:w="0" w:type="dxa"/>
-              <w:right w:w="0" w:type="dxa"/>
-            </w:tcMar>
-            <w:vAlign w:val="top"/>
-          </w:tcPr>
-          <w:p>
-            <w:pPr>
-              <w:pStyle w:val="Normal"/>
-              <w:jc w:val="center"/>
-              <w:pBdr>
-                <w:bottom w:val="none" w:sz="0" w:space="0" w:color="000000"/>
-                <w:top w:val="none" w:sz="0" w:space="0" w:color="000000"/>
-                <w:left w:val="none" w:sz="0" w:space="0" w:color="000000"/>
-                <w:right w:val="none" w:sz="0" w:space="0" w:color="000000"/>
-              </w:pBdr>
-              <w:spacing w:after="100" w:before="100" w:line="240"/>
-              <w:ind w:left="100" w:right="100" w:firstLine="0" w:firstLineChars="0"/>
-              <w:rPr>
-                <w:rFonts w:ascii="Helvetica" w:hAnsi="Helvetica" w:eastAsia="Helvetica" w:cs="Helvetica"/>
-                <w:i w:val="false"/>
-                <w:b w:val="false"/>
-                <w:u w:val="none"/>
-                <w:sz w:val="22"/>
-                <w:szCs w:val="22"/>
-                <w:color w:val="000000"/>
-              </w:rPr>
-            </w:pPr>
-            <w:r>
-              <w:rPr>
-                <w:rFonts w:ascii="Helvetica" w:hAnsi="Helvetica" w:eastAsia="Helvetica" w:cs="Helvetica"/>
-                <w:i w:val="false"/>
-                <w:b w:val="false"/>
-                <w:u w:val="none"/>
-                <w:sz w:val="22"/>
-                <w:szCs w:val="22"/>
-                <w:color w:val="000000"/>
-              </w:rPr>
-              <w:t xml:space="preserve">0.028</w:t>
+              <w:t xml:space="preserve">3.18</w:t>
+            </w:r>
+          </w:p>
+        </w:tc>
+        <w:tc>
+          <w:tcPr>
+            <w:tcBorders>
+              <w:bottom w:val="none" w:sz="0" w:space="0" w:color="000000"/>
+              <w:top w:val="none" w:sz="0" w:space="0" w:color="000000"/>
+              <w:left w:val="none" w:sz="0" w:space="0" w:color="000000"/>
+              <w:right w:val="none" w:sz="0" w:space="0" w:color="000000"/>
+            </w:tcBorders>
+            <w:shd w:val="clear" w:color="auto" w:fill="FFFFFF"/>
+            <w:tcMar>
+              <w:top w:w="0" w:type="dxa"/>
+              <w:bottom w:w="0" w:type="dxa"/>
+              <w:left w:w="0" w:type="dxa"/>
+              <w:right w:w="0" w:type="dxa"/>
+            </w:tcMar>
+            <w:vAlign w:val="top"/>
+          </w:tcPr>
+          <w:p>
+            <w:pPr>
+              <w:pStyle w:val="Normal"/>
+              <w:jc w:val="center"/>
+              <w:pBdr>
+                <w:bottom w:val="none" w:sz="0" w:space="0" w:color="000000"/>
+                <w:top w:val="none" w:sz="0" w:space="0" w:color="000000"/>
+                <w:left w:val="none" w:sz="0" w:space="0" w:color="000000"/>
+                <w:right w:val="none" w:sz="0" w:space="0" w:color="000000"/>
+              </w:pBdr>
+              <w:spacing w:after="100" w:before="100" w:line="240"/>
+              <w:ind w:left="100" w:right="100" w:firstLine="0" w:firstLineChars="0"/>
+              <w:rPr>
+                <w:rFonts w:ascii="Helvetica" w:hAnsi="Helvetica" w:eastAsia="Helvetica" w:cs="Helvetica"/>
+                <w:i w:val="false"/>
+                <w:b w:val="false"/>
+                <w:u w:val="none"/>
+                <w:sz w:val="22"/>
+                <w:szCs w:val="22"/>
+                <w:color w:val="000000"/>
+              </w:rPr>
+            </w:pPr>
+            <w:r>
+              <w:rPr>
+                <w:rFonts w:ascii="Helvetica" w:hAnsi="Helvetica" w:eastAsia="Helvetica" w:cs="Helvetica"/>
+                <w:i w:val="false"/>
+                <w:b w:val="false"/>
+                <w:u w:val="none"/>
+                <w:sz w:val="22"/>
+                <w:szCs w:val="22"/>
+                <w:color w:val="000000"/>
+              </w:rPr>
+              <w:t xml:space="preserve">1.09, 9.23</w:t>
+            </w:r>
+          </w:p>
+        </w:tc>
+        <w:tc>
+          <w:tcPr>
+            <w:tcBorders>
+              <w:bottom w:val="none" w:sz="0" w:space="0" w:color="000000"/>
+              <w:top w:val="none" w:sz="0" w:space="0" w:color="000000"/>
+              <w:left w:val="none" w:sz="0" w:space="0" w:color="000000"/>
+              <w:right w:val="none" w:sz="0" w:space="0" w:color="000000"/>
+            </w:tcBorders>
+            <w:shd w:val="clear" w:color="auto" w:fill="FFFFFF"/>
+            <w:tcMar>
+              <w:top w:w="0" w:type="dxa"/>
+              <w:bottom w:w="0" w:type="dxa"/>
+              <w:left w:w="0" w:type="dxa"/>
+              <w:right w:w="0" w:type="dxa"/>
+            </w:tcMar>
+            <w:vAlign w:val="top"/>
+          </w:tcPr>
+          <w:p>
+            <w:pPr>
+              <w:pStyle w:val="Normal"/>
+              <w:jc w:val="center"/>
+              <w:pBdr>
+                <w:bottom w:val="none" w:sz="0" w:space="0" w:color="000000"/>
+                <w:top w:val="none" w:sz="0" w:space="0" w:color="000000"/>
+                <w:left w:val="none" w:sz="0" w:space="0" w:color="000000"/>
+                <w:right w:val="none" w:sz="0" w:space="0" w:color="000000"/>
+              </w:pBdr>
+              <w:spacing w:after="100" w:before="100" w:line="240"/>
+              <w:ind w:left="100" w:right="100" w:firstLine="0" w:firstLineChars="0"/>
+              <w:rPr>
+                <w:rFonts w:ascii="Helvetica" w:hAnsi="Helvetica" w:eastAsia="Helvetica" w:cs="Helvetica"/>
+                <w:i w:val="false"/>
+                <w:b w:val="false"/>
+                <w:u w:val="none"/>
+                <w:sz w:val="22"/>
+                <w:szCs w:val="22"/>
+                <w:color w:val="000000"/>
+              </w:rPr>
+            </w:pPr>
+            <w:r>
+              <w:rPr>
+                <w:rFonts w:ascii="Helvetica" w:hAnsi="Helvetica" w:eastAsia="Helvetica" w:cs="Helvetica"/>
+                <w:i w:val="false"/>
+                <w:b w:val="false"/>
+                <w:u w:val="none"/>
+                <w:sz w:val="22"/>
+                <w:szCs w:val="22"/>
+                <w:color w:val="000000"/>
+              </w:rPr>
+              <w:t xml:space="preserve">0.033</w:t>
             </w:r>
           </w:p>
         </w:tc>
@@ -4484,113 +4484,113 @@
                 <w:szCs w:val="22"/>
                 <w:color w:val="000000"/>
               </w:rPr>
-              <w:t xml:space="preserve">1.16</w:t>
-            </w:r>
-          </w:p>
-        </w:tc>
-        <w:tc>
-          <w:tcPr>
-            <w:tcBorders>
-              <w:bottom w:val="none" w:sz="0" w:space="0" w:color="000000"/>
-              <w:top w:val="none" w:sz="0" w:space="0" w:color="000000"/>
-              <w:left w:val="none" w:sz="0" w:space="0" w:color="000000"/>
-              <w:right w:val="none" w:sz="0" w:space="0" w:color="000000"/>
-            </w:tcBorders>
-            <w:shd w:val="clear" w:color="auto" w:fill="FFFFFF"/>
-            <w:tcMar>
-              <w:top w:w="0" w:type="dxa"/>
-              <w:bottom w:w="0" w:type="dxa"/>
-              <w:left w:w="0" w:type="dxa"/>
-              <w:right w:w="0" w:type="dxa"/>
-            </w:tcMar>
-            <w:vAlign w:val="top"/>
-          </w:tcPr>
-          <w:p>
-            <w:pPr>
-              <w:pStyle w:val="Normal"/>
-              <w:jc w:val="center"/>
-              <w:pBdr>
-                <w:bottom w:val="none" w:sz="0" w:space="0" w:color="000000"/>
-                <w:top w:val="none" w:sz="0" w:space="0" w:color="000000"/>
-                <w:left w:val="none" w:sz="0" w:space="0" w:color="000000"/>
-                <w:right w:val="none" w:sz="0" w:space="0" w:color="000000"/>
-              </w:pBdr>
-              <w:spacing w:after="100" w:before="100" w:line="240"/>
-              <w:ind w:left="100" w:right="100" w:firstLine="0" w:firstLineChars="0"/>
-              <w:rPr>
-                <w:rFonts w:ascii="Helvetica" w:hAnsi="Helvetica" w:eastAsia="Helvetica" w:cs="Helvetica"/>
-                <w:i w:val="false"/>
-                <w:b w:val="false"/>
-                <w:u w:val="none"/>
-                <w:sz w:val="22"/>
-                <w:szCs w:val="22"/>
-                <w:color w:val="000000"/>
-              </w:rPr>
-            </w:pPr>
-            <w:r>
-              <w:rPr>
-                <w:rFonts w:ascii="Helvetica" w:hAnsi="Helvetica" w:eastAsia="Helvetica" w:cs="Helvetica"/>
-                <w:i w:val="false"/>
-                <w:b w:val="false"/>
-                <w:u w:val="none"/>
-                <w:sz w:val="22"/>
-                <w:szCs w:val="22"/>
-                <w:color w:val="000000"/>
-              </w:rPr>
-              <w:t xml:space="preserve">1.00, 1.33</w:t>
-            </w:r>
-          </w:p>
-        </w:tc>
-        <w:tc>
-          <w:tcPr>
-            <w:tcBorders>
-              <w:bottom w:val="none" w:sz="0" w:space="0" w:color="000000"/>
-              <w:top w:val="none" w:sz="0" w:space="0" w:color="000000"/>
-              <w:left w:val="none" w:sz="0" w:space="0" w:color="000000"/>
-              <w:right w:val="none" w:sz="0" w:space="0" w:color="000000"/>
-            </w:tcBorders>
-            <w:shd w:val="clear" w:color="auto" w:fill="FFFFFF"/>
-            <w:tcMar>
-              <w:top w:w="0" w:type="dxa"/>
-              <w:bottom w:w="0" w:type="dxa"/>
-              <w:left w:w="0" w:type="dxa"/>
-              <w:right w:w="0" w:type="dxa"/>
-            </w:tcMar>
-            <w:vAlign w:val="top"/>
-          </w:tcPr>
-          <w:p>
-            <w:pPr>
-              <w:pStyle w:val="Normal"/>
-              <w:jc w:val="center"/>
-              <w:pBdr>
-                <w:bottom w:val="none" w:sz="0" w:space="0" w:color="000000"/>
-                <w:top w:val="none" w:sz="0" w:space="0" w:color="000000"/>
-                <w:left w:val="none" w:sz="0" w:space="0" w:color="000000"/>
-                <w:right w:val="none" w:sz="0" w:space="0" w:color="000000"/>
-              </w:pBdr>
-              <w:spacing w:after="100" w:before="100" w:line="240"/>
-              <w:ind w:left="100" w:right="100" w:firstLine="0" w:firstLineChars="0"/>
-              <w:rPr>
-                <w:rFonts w:ascii="Helvetica" w:hAnsi="Helvetica" w:eastAsia="Helvetica" w:cs="Helvetica"/>
-                <w:i w:val="false"/>
-                <w:b w:val="false"/>
-                <w:u w:val="none"/>
-                <w:sz w:val="22"/>
-                <w:szCs w:val="22"/>
-                <w:color w:val="000000"/>
-              </w:rPr>
-            </w:pPr>
-            <w:r>
-              <w:rPr>
-                <w:rFonts w:ascii="Helvetica" w:hAnsi="Helvetica" w:eastAsia="Helvetica" w:cs="Helvetica"/>
-                <w:i w:val="false"/>
-                <w:b w:val="false"/>
-                <w:u w:val="none"/>
-                <w:sz w:val="22"/>
-                <w:szCs w:val="22"/>
-                <w:color w:val="000000"/>
-              </w:rPr>
-              <w:t xml:space="preserve">0.046</w:t>
+              <w:t xml:space="preserve">1.11</w:t>
+            </w:r>
+          </w:p>
+        </w:tc>
+        <w:tc>
+          <w:tcPr>
+            <w:tcBorders>
+              <w:bottom w:val="none" w:sz="0" w:space="0" w:color="000000"/>
+              <w:top w:val="none" w:sz="0" w:space="0" w:color="000000"/>
+              <w:left w:val="none" w:sz="0" w:space="0" w:color="000000"/>
+              <w:right w:val="none" w:sz="0" w:space="0" w:color="000000"/>
+            </w:tcBorders>
+            <w:shd w:val="clear" w:color="auto" w:fill="FFFFFF"/>
+            <w:tcMar>
+              <w:top w:w="0" w:type="dxa"/>
+              <w:bottom w:w="0" w:type="dxa"/>
+              <w:left w:w="0" w:type="dxa"/>
+              <w:right w:w="0" w:type="dxa"/>
+            </w:tcMar>
+            <w:vAlign w:val="top"/>
+          </w:tcPr>
+          <w:p>
+            <w:pPr>
+              <w:pStyle w:val="Normal"/>
+              <w:jc w:val="center"/>
+              <w:pBdr>
+                <w:bottom w:val="none" w:sz="0" w:space="0" w:color="000000"/>
+                <w:top w:val="none" w:sz="0" w:space="0" w:color="000000"/>
+                <w:left w:val="none" w:sz="0" w:space="0" w:color="000000"/>
+                <w:right w:val="none" w:sz="0" w:space="0" w:color="000000"/>
+              </w:pBdr>
+              <w:spacing w:after="100" w:before="100" w:line="240"/>
+              <w:ind w:left="100" w:right="100" w:firstLine="0" w:firstLineChars="0"/>
+              <w:rPr>
+                <w:rFonts w:ascii="Helvetica" w:hAnsi="Helvetica" w:eastAsia="Helvetica" w:cs="Helvetica"/>
+                <w:i w:val="false"/>
+                <w:b w:val="false"/>
+                <w:u w:val="none"/>
+                <w:sz w:val="22"/>
+                <w:szCs w:val="22"/>
+                <w:color w:val="000000"/>
+              </w:rPr>
+            </w:pPr>
+            <w:r>
+              <w:rPr>
+                <w:rFonts w:ascii="Helvetica" w:hAnsi="Helvetica" w:eastAsia="Helvetica" w:cs="Helvetica"/>
+                <w:i w:val="false"/>
+                <w:b w:val="false"/>
+                <w:u w:val="none"/>
+                <w:sz w:val="22"/>
+                <w:szCs w:val="22"/>
+                <w:color w:val="000000"/>
+              </w:rPr>
+              <w:t xml:space="preserve">0.97, 1.28</w:t>
+            </w:r>
+          </w:p>
+        </w:tc>
+        <w:tc>
+          <w:tcPr>
+            <w:tcBorders>
+              <w:bottom w:val="none" w:sz="0" w:space="0" w:color="000000"/>
+              <w:top w:val="none" w:sz="0" w:space="0" w:color="000000"/>
+              <w:left w:val="none" w:sz="0" w:space="0" w:color="000000"/>
+              <w:right w:val="none" w:sz="0" w:space="0" w:color="000000"/>
+            </w:tcBorders>
+            <w:shd w:val="clear" w:color="auto" w:fill="FFFFFF"/>
+            <w:tcMar>
+              <w:top w:w="0" w:type="dxa"/>
+              <w:bottom w:w="0" w:type="dxa"/>
+              <w:left w:w="0" w:type="dxa"/>
+              <w:right w:w="0" w:type="dxa"/>
+            </w:tcMar>
+            <w:vAlign w:val="top"/>
+          </w:tcPr>
+          <w:p>
+            <w:pPr>
+              <w:pStyle w:val="Normal"/>
+              <w:jc w:val="center"/>
+              <w:pBdr>
+                <w:bottom w:val="none" w:sz="0" w:space="0" w:color="000000"/>
+                <w:top w:val="none" w:sz="0" w:space="0" w:color="000000"/>
+                <w:left w:val="none" w:sz="0" w:space="0" w:color="000000"/>
+                <w:right w:val="none" w:sz="0" w:space="0" w:color="000000"/>
+              </w:pBdr>
+              <w:spacing w:after="100" w:before="100" w:line="240"/>
+              <w:ind w:left="100" w:right="100" w:firstLine="0" w:firstLineChars="0"/>
+              <w:rPr>
+                <w:rFonts w:ascii="Helvetica" w:hAnsi="Helvetica" w:eastAsia="Helvetica" w:cs="Helvetica"/>
+                <w:i w:val="false"/>
+                <w:b w:val="false"/>
+                <w:u w:val="none"/>
+                <w:sz w:val="22"/>
+                <w:szCs w:val="22"/>
+                <w:color w:val="000000"/>
+              </w:rPr>
+            </w:pPr>
+            <w:r>
+              <w:rPr>
+                <w:rFonts w:ascii="Helvetica" w:hAnsi="Helvetica" w:eastAsia="Helvetica" w:cs="Helvetica"/>
+                <w:i w:val="false"/>
+                <w:b w:val="false"/>
+                <w:u w:val="none"/>
+                <w:sz w:val="22"/>
+                <w:szCs w:val="22"/>
+                <w:color w:val="000000"/>
+              </w:rPr>
+              <w:t xml:space="preserve">0.140</w:t>
             </w:r>
           </w:p>
         </w:tc>
@@ -5933,113 +5933,113 @@
                 <w:szCs w:val="22"/>
                 <w:color w:val="000000"/>
               </w:rPr>
-              <w:t xml:space="preserve">1.71</w:t>
-            </w:r>
-          </w:p>
-        </w:tc>
-        <w:tc>
-          <w:tcPr>
-            <w:tcBorders>
-              <w:bottom w:val="none" w:sz="0" w:space="0" w:color="000000"/>
-              <w:top w:val="none" w:sz="0" w:space="0" w:color="000000"/>
-              <w:left w:val="none" w:sz="0" w:space="0" w:color="000000"/>
-              <w:right w:val="none" w:sz="0" w:space="0" w:color="000000"/>
-            </w:tcBorders>
-            <w:shd w:val="clear" w:color="auto" w:fill="FFFFFF"/>
-            <w:tcMar>
-              <w:top w:w="0" w:type="dxa"/>
-              <w:bottom w:w="0" w:type="dxa"/>
-              <w:left w:w="0" w:type="dxa"/>
-              <w:right w:w="0" w:type="dxa"/>
-            </w:tcMar>
-            <w:vAlign w:val="top"/>
-          </w:tcPr>
-          <w:p>
-            <w:pPr>
-              <w:pStyle w:val="Normal"/>
-              <w:jc w:val="center"/>
-              <w:pBdr>
-                <w:bottom w:val="none" w:sz="0" w:space="0" w:color="000000"/>
-                <w:top w:val="none" w:sz="0" w:space="0" w:color="000000"/>
-                <w:left w:val="none" w:sz="0" w:space="0" w:color="000000"/>
-                <w:right w:val="none" w:sz="0" w:space="0" w:color="000000"/>
-              </w:pBdr>
-              <w:spacing w:after="100" w:before="100" w:line="240"/>
-              <w:ind w:left="100" w:right="100" w:firstLine="0" w:firstLineChars="0"/>
-              <w:rPr>
-                <w:rFonts w:ascii="Helvetica" w:hAnsi="Helvetica" w:eastAsia="Helvetica" w:cs="Helvetica"/>
-                <w:i w:val="false"/>
-                <w:b w:val="false"/>
-                <w:u w:val="none"/>
-                <w:sz w:val="22"/>
-                <w:szCs w:val="22"/>
-                <w:color w:val="000000"/>
-              </w:rPr>
-            </w:pPr>
-            <w:r>
-              <w:rPr>
-                <w:rFonts w:ascii="Helvetica" w:hAnsi="Helvetica" w:eastAsia="Helvetica" w:cs="Helvetica"/>
-                <w:i w:val="false"/>
-                <w:b w:val="false"/>
-                <w:u w:val="none"/>
-                <w:sz w:val="22"/>
-                <w:szCs w:val="22"/>
-                <w:color w:val="000000"/>
-              </w:rPr>
-              <w:t xml:space="preserve">0.81, 3.63</w:t>
-            </w:r>
-          </w:p>
-        </w:tc>
-        <w:tc>
-          <w:tcPr>
-            <w:tcBorders>
-              <w:bottom w:val="none" w:sz="0" w:space="0" w:color="000000"/>
-              <w:top w:val="none" w:sz="0" w:space="0" w:color="000000"/>
-              <w:left w:val="none" w:sz="0" w:space="0" w:color="000000"/>
-              <w:right w:val="none" w:sz="0" w:space="0" w:color="000000"/>
-            </w:tcBorders>
-            <w:shd w:val="clear" w:color="auto" w:fill="FFFFFF"/>
-            <w:tcMar>
-              <w:top w:w="0" w:type="dxa"/>
-              <w:bottom w:w="0" w:type="dxa"/>
-              <w:left w:w="0" w:type="dxa"/>
-              <w:right w:w="0" w:type="dxa"/>
-            </w:tcMar>
-            <w:vAlign w:val="top"/>
-          </w:tcPr>
-          <w:p>
-            <w:pPr>
-              <w:pStyle w:val="Normal"/>
-              <w:jc w:val="center"/>
-              <w:pBdr>
-                <w:bottom w:val="none" w:sz="0" w:space="0" w:color="000000"/>
-                <w:top w:val="none" w:sz="0" w:space="0" w:color="000000"/>
-                <w:left w:val="none" w:sz="0" w:space="0" w:color="000000"/>
-                <w:right w:val="none" w:sz="0" w:space="0" w:color="000000"/>
-              </w:pBdr>
-              <w:spacing w:after="100" w:before="100" w:line="240"/>
-              <w:ind w:left="100" w:right="100" w:firstLine="0" w:firstLineChars="0"/>
-              <w:rPr>
-                <w:rFonts w:ascii="Helvetica" w:hAnsi="Helvetica" w:eastAsia="Helvetica" w:cs="Helvetica"/>
-                <w:i w:val="false"/>
-                <w:b w:val="false"/>
-                <w:u w:val="none"/>
-                <w:sz w:val="22"/>
-                <w:szCs w:val="22"/>
-                <w:color w:val="000000"/>
-              </w:rPr>
-            </w:pPr>
-            <w:r>
-              <w:rPr>
-                <w:rFonts w:ascii="Helvetica" w:hAnsi="Helvetica" w:eastAsia="Helvetica" w:cs="Helvetica"/>
-                <w:i w:val="false"/>
-                <w:b w:val="false"/>
-                <w:u w:val="none"/>
-                <w:sz w:val="22"/>
-                <w:szCs w:val="22"/>
-                <w:color w:val="000000"/>
-              </w:rPr>
-              <w:t xml:space="preserve">0.160</w:t>
+              <w:t xml:space="preserve">1.73</w:t>
+            </w:r>
+          </w:p>
+        </w:tc>
+        <w:tc>
+          <w:tcPr>
+            <w:tcBorders>
+              <w:bottom w:val="none" w:sz="0" w:space="0" w:color="000000"/>
+              <w:top w:val="none" w:sz="0" w:space="0" w:color="000000"/>
+              <w:left w:val="none" w:sz="0" w:space="0" w:color="000000"/>
+              <w:right w:val="none" w:sz="0" w:space="0" w:color="000000"/>
+            </w:tcBorders>
+            <w:shd w:val="clear" w:color="auto" w:fill="FFFFFF"/>
+            <w:tcMar>
+              <w:top w:w="0" w:type="dxa"/>
+              <w:bottom w:w="0" w:type="dxa"/>
+              <w:left w:w="0" w:type="dxa"/>
+              <w:right w:w="0" w:type="dxa"/>
+            </w:tcMar>
+            <w:vAlign w:val="top"/>
+          </w:tcPr>
+          <w:p>
+            <w:pPr>
+              <w:pStyle w:val="Normal"/>
+              <w:jc w:val="center"/>
+              <w:pBdr>
+                <w:bottom w:val="none" w:sz="0" w:space="0" w:color="000000"/>
+                <w:top w:val="none" w:sz="0" w:space="0" w:color="000000"/>
+                <w:left w:val="none" w:sz="0" w:space="0" w:color="000000"/>
+                <w:right w:val="none" w:sz="0" w:space="0" w:color="000000"/>
+              </w:pBdr>
+              <w:spacing w:after="100" w:before="100" w:line="240"/>
+              <w:ind w:left="100" w:right="100" w:firstLine="0" w:firstLineChars="0"/>
+              <w:rPr>
+                <w:rFonts w:ascii="Helvetica" w:hAnsi="Helvetica" w:eastAsia="Helvetica" w:cs="Helvetica"/>
+                <w:i w:val="false"/>
+                <w:b w:val="false"/>
+                <w:u w:val="none"/>
+                <w:sz w:val="22"/>
+                <w:szCs w:val="22"/>
+                <w:color w:val="000000"/>
+              </w:rPr>
+            </w:pPr>
+            <w:r>
+              <w:rPr>
+                <w:rFonts w:ascii="Helvetica" w:hAnsi="Helvetica" w:eastAsia="Helvetica" w:cs="Helvetica"/>
+                <w:i w:val="false"/>
+                <w:b w:val="false"/>
+                <w:u w:val="none"/>
+                <w:sz w:val="22"/>
+                <w:szCs w:val="22"/>
+                <w:color w:val="000000"/>
+              </w:rPr>
+              <w:t xml:space="preserve">0.82, 3.67</w:t>
+            </w:r>
+          </w:p>
+        </w:tc>
+        <w:tc>
+          <w:tcPr>
+            <w:tcBorders>
+              <w:bottom w:val="none" w:sz="0" w:space="0" w:color="000000"/>
+              <w:top w:val="none" w:sz="0" w:space="0" w:color="000000"/>
+              <w:left w:val="none" w:sz="0" w:space="0" w:color="000000"/>
+              <w:right w:val="none" w:sz="0" w:space="0" w:color="000000"/>
+            </w:tcBorders>
+            <w:shd w:val="clear" w:color="auto" w:fill="FFFFFF"/>
+            <w:tcMar>
+              <w:top w:w="0" w:type="dxa"/>
+              <w:bottom w:w="0" w:type="dxa"/>
+              <w:left w:w="0" w:type="dxa"/>
+              <w:right w:w="0" w:type="dxa"/>
+            </w:tcMar>
+            <w:vAlign w:val="top"/>
+          </w:tcPr>
+          <w:p>
+            <w:pPr>
+              <w:pStyle w:val="Normal"/>
+              <w:jc w:val="center"/>
+              <w:pBdr>
+                <w:bottom w:val="none" w:sz="0" w:space="0" w:color="000000"/>
+                <w:top w:val="none" w:sz="0" w:space="0" w:color="000000"/>
+                <w:left w:val="none" w:sz="0" w:space="0" w:color="000000"/>
+                <w:right w:val="none" w:sz="0" w:space="0" w:color="000000"/>
+              </w:pBdr>
+              <w:spacing w:after="100" w:before="100" w:line="240"/>
+              <w:ind w:left="100" w:right="100" w:firstLine="0" w:firstLineChars="0"/>
+              <w:rPr>
+                <w:rFonts w:ascii="Helvetica" w:hAnsi="Helvetica" w:eastAsia="Helvetica" w:cs="Helvetica"/>
+                <w:i w:val="false"/>
+                <w:b w:val="false"/>
+                <w:u w:val="none"/>
+                <w:sz w:val="22"/>
+                <w:szCs w:val="22"/>
+                <w:color w:val="000000"/>
+              </w:rPr>
+            </w:pPr>
+            <w:r>
+              <w:rPr>
+                <w:rFonts w:ascii="Helvetica" w:hAnsi="Helvetica" w:eastAsia="Helvetica" w:cs="Helvetica"/>
+                <w:i w:val="false"/>
+                <w:b w:val="false"/>
+                <w:u w:val="none"/>
+                <w:sz w:val="22"/>
+                <w:szCs w:val="22"/>
+                <w:color w:val="000000"/>
+              </w:rPr>
+              <w:t xml:space="preserve">0.150</w:t>
             </w:r>
           </w:p>
         </w:tc>
@@ -7382,113 +7382,113 @@
                 <w:szCs w:val="22"/>
                 <w:color w:val="000000"/>
               </w:rPr>
-              <w:t xml:space="preserve">6.70</w:t>
-            </w:r>
-          </w:p>
-        </w:tc>
-        <w:tc>
-          <w:tcPr>
-            <w:tcBorders>
-              <w:bottom w:val="none" w:sz="0" w:space="0" w:color="000000"/>
-              <w:top w:val="none" w:sz="0" w:space="0" w:color="000000"/>
-              <w:left w:val="none" w:sz="0" w:space="0" w:color="000000"/>
-              <w:right w:val="none" w:sz="0" w:space="0" w:color="000000"/>
-            </w:tcBorders>
-            <w:shd w:val="clear" w:color="auto" w:fill="FFFFFF"/>
-            <w:tcMar>
-              <w:top w:w="0" w:type="dxa"/>
-              <w:bottom w:w="0" w:type="dxa"/>
-              <w:left w:w="0" w:type="dxa"/>
-              <w:right w:w="0" w:type="dxa"/>
-            </w:tcMar>
-            <w:vAlign w:val="top"/>
-          </w:tcPr>
-          <w:p>
-            <w:pPr>
-              <w:pStyle w:val="Normal"/>
-              <w:jc w:val="center"/>
-              <w:pBdr>
-                <w:bottom w:val="none" w:sz="0" w:space="0" w:color="000000"/>
-                <w:top w:val="none" w:sz="0" w:space="0" w:color="000000"/>
-                <w:left w:val="none" w:sz="0" w:space="0" w:color="000000"/>
-                <w:right w:val="none" w:sz="0" w:space="0" w:color="000000"/>
-              </w:pBdr>
-              <w:spacing w:after="100" w:before="100" w:line="240"/>
-              <w:ind w:left="100" w:right="100" w:firstLine="0" w:firstLineChars="0"/>
-              <w:rPr>
-                <w:rFonts w:ascii="Helvetica" w:hAnsi="Helvetica" w:eastAsia="Helvetica" w:cs="Helvetica"/>
-                <w:i w:val="false"/>
-                <w:b w:val="false"/>
-                <w:u w:val="none"/>
-                <w:sz w:val="22"/>
-                <w:szCs w:val="22"/>
-                <w:color w:val="000000"/>
-              </w:rPr>
-            </w:pPr>
-            <w:r>
-              <w:rPr>
-                <w:rFonts w:ascii="Helvetica" w:hAnsi="Helvetica" w:eastAsia="Helvetica" w:cs="Helvetica"/>
-                <w:i w:val="false"/>
-                <w:b w:val="false"/>
-                <w:u w:val="none"/>
-                <w:sz w:val="22"/>
-                <w:szCs w:val="22"/>
-                <w:color w:val="000000"/>
-              </w:rPr>
-              <w:t xml:space="preserve">1.06, 42.5</w:t>
-            </w:r>
-          </w:p>
-        </w:tc>
-        <w:tc>
-          <w:tcPr>
-            <w:tcBorders>
-              <w:bottom w:val="none" w:sz="0" w:space="0" w:color="000000"/>
-              <w:top w:val="none" w:sz="0" w:space="0" w:color="000000"/>
-              <w:left w:val="none" w:sz="0" w:space="0" w:color="000000"/>
-              <w:right w:val="none" w:sz="0" w:space="0" w:color="000000"/>
-            </w:tcBorders>
-            <w:shd w:val="clear" w:color="auto" w:fill="FFFFFF"/>
-            <w:tcMar>
-              <w:top w:w="0" w:type="dxa"/>
-              <w:bottom w:w="0" w:type="dxa"/>
-              <w:left w:w="0" w:type="dxa"/>
-              <w:right w:w="0" w:type="dxa"/>
-            </w:tcMar>
-            <w:vAlign w:val="top"/>
-          </w:tcPr>
-          <w:p>
-            <w:pPr>
-              <w:pStyle w:val="Normal"/>
-              <w:jc w:val="center"/>
-              <w:pBdr>
-                <w:bottom w:val="none" w:sz="0" w:space="0" w:color="000000"/>
-                <w:top w:val="none" w:sz="0" w:space="0" w:color="000000"/>
-                <w:left w:val="none" w:sz="0" w:space="0" w:color="000000"/>
-                <w:right w:val="none" w:sz="0" w:space="0" w:color="000000"/>
-              </w:pBdr>
-              <w:spacing w:after="100" w:before="100" w:line="240"/>
-              <w:ind w:left="100" w:right="100" w:firstLine="0" w:firstLineChars="0"/>
-              <w:rPr>
-                <w:rFonts w:ascii="Helvetica" w:hAnsi="Helvetica" w:eastAsia="Helvetica" w:cs="Helvetica"/>
-                <w:i w:val="false"/>
-                <w:b w:val="false"/>
-                <w:u w:val="none"/>
-                <w:sz w:val="22"/>
-                <w:szCs w:val="22"/>
-                <w:color w:val="000000"/>
-              </w:rPr>
-            </w:pPr>
-            <w:r>
-              <w:rPr>
-                <w:rFonts w:ascii="Helvetica" w:hAnsi="Helvetica" w:eastAsia="Helvetica" w:cs="Helvetica"/>
-                <w:i w:val="false"/>
-                <w:b w:val="false"/>
-                <w:u w:val="none"/>
-                <w:sz w:val="22"/>
-                <w:szCs w:val="22"/>
-                <w:color w:val="000000"/>
-              </w:rPr>
-              <w:t xml:space="preserve">0.044</w:t>
+              <w:t xml:space="preserve">6.40</w:t>
+            </w:r>
+          </w:p>
+        </w:tc>
+        <w:tc>
+          <w:tcPr>
+            <w:tcBorders>
+              <w:bottom w:val="none" w:sz="0" w:space="0" w:color="000000"/>
+              <w:top w:val="none" w:sz="0" w:space="0" w:color="000000"/>
+              <w:left w:val="none" w:sz="0" w:space="0" w:color="000000"/>
+              <w:right w:val="none" w:sz="0" w:space="0" w:color="000000"/>
+            </w:tcBorders>
+            <w:shd w:val="clear" w:color="auto" w:fill="FFFFFF"/>
+            <w:tcMar>
+              <w:top w:w="0" w:type="dxa"/>
+              <w:bottom w:w="0" w:type="dxa"/>
+              <w:left w:w="0" w:type="dxa"/>
+              <w:right w:w="0" w:type="dxa"/>
+            </w:tcMar>
+            <w:vAlign w:val="top"/>
+          </w:tcPr>
+          <w:p>
+            <w:pPr>
+              <w:pStyle w:val="Normal"/>
+              <w:jc w:val="center"/>
+              <w:pBdr>
+                <w:bottom w:val="none" w:sz="0" w:space="0" w:color="000000"/>
+                <w:top w:val="none" w:sz="0" w:space="0" w:color="000000"/>
+                <w:left w:val="none" w:sz="0" w:space="0" w:color="000000"/>
+                <w:right w:val="none" w:sz="0" w:space="0" w:color="000000"/>
+              </w:pBdr>
+              <w:spacing w:after="100" w:before="100" w:line="240"/>
+              <w:ind w:left="100" w:right="100" w:firstLine="0" w:firstLineChars="0"/>
+              <w:rPr>
+                <w:rFonts w:ascii="Helvetica" w:hAnsi="Helvetica" w:eastAsia="Helvetica" w:cs="Helvetica"/>
+                <w:i w:val="false"/>
+                <w:b w:val="false"/>
+                <w:u w:val="none"/>
+                <w:sz w:val="22"/>
+                <w:szCs w:val="22"/>
+                <w:color w:val="000000"/>
+              </w:rPr>
+            </w:pPr>
+            <w:r>
+              <w:rPr>
+                <w:rFonts w:ascii="Helvetica" w:hAnsi="Helvetica" w:eastAsia="Helvetica" w:cs="Helvetica"/>
+                <w:i w:val="false"/>
+                <w:b w:val="false"/>
+                <w:u w:val="none"/>
+                <w:sz w:val="22"/>
+                <w:szCs w:val="22"/>
+                <w:color w:val="000000"/>
+              </w:rPr>
+              <w:t xml:space="preserve">1.08, 37.9</w:t>
+            </w:r>
+          </w:p>
+        </w:tc>
+        <w:tc>
+          <w:tcPr>
+            <w:tcBorders>
+              <w:bottom w:val="none" w:sz="0" w:space="0" w:color="000000"/>
+              <w:top w:val="none" w:sz="0" w:space="0" w:color="000000"/>
+              <w:left w:val="none" w:sz="0" w:space="0" w:color="000000"/>
+              <w:right w:val="none" w:sz="0" w:space="0" w:color="000000"/>
+            </w:tcBorders>
+            <w:shd w:val="clear" w:color="auto" w:fill="FFFFFF"/>
+            <w:tcMar>
+              <w:top w:w="0" w:type="dxa"/>
+              <w:bottom w:w="0" w:type="dxa"/>
+              <w:left w:w="0" w:type="dxa"/>
+              <w:right w:w="0" w:type="dxa"/>
+            </w:tcMar>
+            <w:vAlign w:val="top"/>
+          </w:tcPr>
+          <w:p>
+            <w:pPr>
+              <w:pStyle w:val="Normal"/>
+              <w:jc w:val="center"/>
+              <w:pBdr>
+                <w:bottom w:val="none" w:sz="0" w:space="0" w:color="000000"/>
+                <w:top w:val="none" w:sz="0" w:space="0" w:color="000000"/>
+                <w:left w:val="none" w:sz="0" w:space="0" w:color="000000"/>
+                <w:right w:val="none" w:sz="0" w:space="0" w:color="000000"/>
+              </w:pBdr>
+              <w:spacing w:after="100" w:before="100" w:line="240"/>
+              <w:ind w:left="100" w:right="100" w:firstLine="0" w:firstLineChars="0"/>
+              <w:rPr>
+                <w:rFonts w:ascii="Helvetica" w:hAnsi="Helvetica" w:eastAsia="Helvetica" w:cs="Helvetica"/>
+                <w:i w:val="false"/>
+                <w:b w:val="false"/>
+                <w:u w:val="none"/>
+                <w:sz w:val="22"/>
+                <w:szCs w:val="22"/>
+                <w:color w:val="000000"/>
+              </w:rPr>
+            </w:pPr>
+            <w:r>
+              <w:rPr>
+                <w:rFonts w:ascii="Helvetica" w:hAnsi="Helvetica" w:eastAsia="Helvetica" w:cs="Helvetica"/>
+                <w:i w:val="false"/>
+                <w:b w:val="false"/>
+                <w:u w:val="none"/>
+                <w:sz w:val="22"/>
+                <w:szCs w:val="22"/>
+                <w:color w:val="000000"/>
+              </w:rPr>
+              <w:t xml:space="preserve">0.041</w:t>
             </w:r>
           </w:p>
         </w:tc>
@@ -7865,113 +7865,113 @@
                 <w:szCs w:val="22"/>
                 <w:color w:val="000000"/>
               </w:rPr>
-              <w:t xml:space="preserve">0.73</w:t>
-            </w:r>
-          </w:p>
-        </w:tc>
-        <w:tc>
-          <w:tcPr>
-            <w:tcBorders>
-              <w:bottom w:val="none" w:sz="0" w:space="0" w:color="000000"/>
-              <w:top w:val="none" w:sz="0" w:space="0" w:color="000000"/>
-              <w:left w:val="none" w:sz="0" w:space="0" w:color="000000"/>
-              <w:right w:val="none" w:sz="0" w:space="0" w:color="000000"/>
-            </w:tcBorders>
-            <w:shd w:val="clear" w:color="auto" w:fill="FFFFFF"/>
-            <w:tcMar>
-              <w:top w:w="0" w:type="dxa"/>
-              <w:bottom w:w="0" w:type="dxa"/>
-              <w:left w:w="0" w:type="dxa"/>
-              <w:right w:w="0" w:type="dxa"/>
-            </w:tcMar>
-            <w:vAlign w:val="top"/>
-          </w:tcPr>
-          <w:p>
-            <w:pPr>
-              <w:pStyle w:val="Normal"/>
-              <w:jc w:val="center"/>
-              <w:pBdr>
-                <w:bottom w:val="none" w:sz="0" w:space="0" w:color="000000"/>
-                <w:top w:val="none" w:sz="0" w:space="0" w:color="000000"/>
-                <w:left w:val="none" w:sz="0" w:space="0" w:color="000000"/>
-                <w:right w:val="none" w:sz="0" w:space="0" w:color="000000"/>
-              </w:pBdr>
-              <w:spacing w:after="100" w:before="100" w:line="240"/>
-              <w:ind w:left="100" w:right="100" w:firstLine="0" w:firstLineChars="0"/>
-              <w:rPr>
-                <w:rFonts w:ascii="Helvetica" w:hAnsi="Helvetica" w:eastAsia="Helvetica" w:cs="Helvetica"/>
-                <w:i w:val="false"/>
-                <w:b w:val="false"/>
-                <w:u w:val="none"/>
-                <w:sz w:val="22"/>
-                <w:szCs w:val="22"/>
-                <w:color w:val="000000"/>
-              </w:rPr>
-            </w:pPr>
-            <w:r>
-              <w:rPr>
-                <w:rFonts w:ascii="Helvetica" w:hAnsi="Helvetica" w:eastAsia="Helvetica" w:cs="Helvetica"/>
-                <w:i w:val="false"/>
-                <w:b w:val="false"/>
-                <w:u w:val="none"/>
-                <w:sz w:val="22"/>
-                <w:szCs w:val="22"/>
-                <w:color w:val="000000"/>
-              </w:rPr>
-              <w:t xml:space="preserve">0.14, 3.76</w:t>
-            </w:r>
-          </w:p>
-        </w:tc>
-        <w:tc>
-          <w:tcPr>
-            <w:tcBorders>
-              <w:bottom w:val="none" w:sz="0" w:space="0" w:color="000000"/>
-              <w:top w:val="none" w:sz="0" w:space="0" w:color="000000"/>
-              <w:left w:val="none" w:sz="0" w:space="0" w:color="000000"/>
-              <w:right w:val="none" w:sz="0" w:space="0" w:color="000000"/>
-            </w:tcBorders>
-            <w:shd w:val="clear" w:color="auto" w:fill="FFFFFF"/>
-            <w:tcMar>
-              <w:top w:w="0" w:type="dxa"/>
-              <w:bottom w:w="0" w:type="dxa"/>
-              <w:left w:w="0" w:type="dxa"/>
-              <w:right w:w="0" w:type="dxa"/>
-            </w:tcMar>
-            <w:vAlign w:val="top"/>
-          </w:tcPr>
-          <w:p>
-            <w:pPr>
-              <w:pStyle w:val="Normal"/>
-              <w:jc w:val="center"/>
-              <w:pBdr>
-                <w:bottom w:val="none" w:sz="0" w:space="0" w:color="000000"/>
-                <w:top w:val="none" w:sz="0" w:space="0" w:color="000000"/>
-                <w:left w:val="none" w:sz="0" w:space="0" w:color="000000"/>
-                <w:right w:val="none" w:sz="0" w:space="0" w:color="000000"/>
-              </w:pBdr>
-              <w:spacing w:after="100" w:before="100" w:line="240"/>
-              <w:ind w:left="100" w:right="100" w:firstLine="0" w:firstLineChars="0"/>
-              <w:rPr>
-                <w:rFonts w:ascii="Helvetica" w:hAnsi="Helvetica" w:eastAsia="Helvetica" w:cs="Helvetica"/>
-                <w:i w:val="false"/>
-                <w:b w:val="false"/>
-                <w:u w:val="none"/>
-                <w:sz w:val="22"/>
-                <w:szCs w:val="22"/>
-                <w:color w:val="000000"/>
-              </w:rPr>
-            </w:pPr>
-            <w:r>
-              <w:rPr>
-                <w:rFonts w:ascii="Helvetica" w:hAnsi="Helvetica" w:eastAsia="Helvetica" w:cs="Helvetica"/>
-                <w:i w:val="false"/>
-                <w:b w:val="false"/>
-                <w:u w:val="none"/>
-                <w:sz w:val="22"/>
-                <w:szCs w:val="22"/>
-                <w:color w:val="000000"/>
-              </w:rPr>
-              <w:t xml:space="preserve">0.700</w:t>
+              <w:t xml:space="preserve">0.94</w:t>
+            </w:r>
+          </w:p>
+        </w:tc>
+        <w:tc>
+          <w:tcPr>
+            <w:tcBorders>
+              <w:bottom w:val="none" w:sz="0" w:space="0" w:color="000000"/>
+              <w:top w:val="none" w:sz="0" w:space="0" w:color="000000"/>
+              <w:left w:val="none" w:sz="0" w:space="0" w:color="000000"/>
+              <w:right w:val="none" w:sz="0" w:space="0" w:color="000000"/>
+            </w:tcBorders>
+            <w:shd w:val="clear" w:color="auto" w:fill="FFFFFF"/>
+            <w:tcMar>
+              <w:top w:w="0" w:type="dxa"/>
+              <w:bottom w:w="0" w:type="dxa"/>
+              <w:left w:w="0" w:type="dxa"/>
+              <w:right w:w="0" w:type="dxa"/>
+            </w:tcMar>
+            <w:vAlign w:val="top"/>
+          </w:tcPr>
+          <w:p>
+            <w:pPr>
+              <w:pStyle w:val="Normal"/>
+              <w:jc w:val="center"/>
+              <w:pBdr>
+                <w:bottom w:val="none" w:sz="0" w:space="0" w:color="000000"/>
+                <w:top w:val="none" w:sz="0" w:space="0" w:color="000000"/>
+                <w:left w:val="none" w:sz="0" w:space="0" w:color="000000"/>
+                <w:right w:val="none" w:sz="0" w:space="0" w:color="000000"/>
+              </w:pBdr>
+              <w:spacing w:after="100" w:before="100" w:line="240"/>
+              <w:ind w:left="100" w:right="100" w:firstLine="0" w:firstLineChars="0"/>
+              <w:rPr>
+                <w:rFonts w:ascii="Helvetica" w:hAnsi="Helvetica" w:eastAsia="Helvetica" w:cs="Helvetica"/>
+                <w:i w:val="false"/>
+                <w:b w:val="false"/>
+                <w:u w:val="none"/>
+                <w:sz w:val="22"/>
+                <w:szCs w:val="22"/>
+                <w:color w:val="000000"/>
+              </w:rPr>
+            </w:pPr>
+            <w:r>
+              <w:rPr>
+                <w:rFonts w:ascii="Helvetica" w:hAnsi="Helvetica" w:eastAsia="Helvetica" w:cs="Helvetica"/>
+                <w:i w:val="false"/>
+                <w:b w:val="false"/>
+                <w:u w:val="none"/>
+                <w:sz w:val="22"/>
+                <w:szCs w:val="22"/>
+                <w:color w:val="000000"/>
+              </w:rPr>
+              <w:t xml:space="preserve">0.19, 4.74</w:t>
+            </w:r>
+          </w:p>
+        </w:tc>
+        <w:tc>
+          <w:tcPr>
+            <w:tcBorders>
+              <w:bottom w:val="none" w:sz="0" w:space="0" w:color="000000"/>
+              <w:top w:val="none" w:sz="0" w:space="0" w:color="000000"/>
+              <w:left w:val="none" w:sz="0" w:space="0" w:color="000000"/>
+              <w:right w:val="none" w:sz="0" w:space="0" w:color="000000"/>
+            </w:tcBorders>
+            <w:shd w:val="clear" w:color="auto" w:fill="FFFFFF"/>
+            <w:tcMar>
+              <w:top w:w="0" w:type="dxa"/>
+              <w:bottom w:w="0" w:type="dxa"/>
+              <w:left w:w="0" w:type="dxa"/>
+              <w:right w:w="0" w:type="dxa"/>
+            </w:tcMar>
+            <w:vAlign w:val="top"/>
+          </w:tcPr>
+          <w:p>
+            <w:pPr>
+              <w:pStyle w:val="Normal"/>
+              <w:jc w:val="center"/>
+              <w:pBdr>
+                <w:bottom w:val="none" w:sz="0" w:space="0" w:color="000000"/>
+                <w:top w:val="none" w:sz="0" w:space="0" w:color="000000"/>
+                <w:left w:val="none" w:sz="0" w:space="0" w:color="000000"/>
+                <w:right w:val="none" w:sz="0" w:space="0" w:color="000000"/>
+              </w:pBdr>
+              <w:spacing w:after="100" w:before="100" w:line="240"/>
+              <w:ind w:left="100" w:right="100" w:firstLine="0" w:firstLineChars="0"/>
+              <w:rPr>
+                <w:rFonts w:ascii="Helvetica" w:hAnsi="Helvetica" w:eastAsia="Helvetica" w:cs="Helvetica"/>
+                <w:i w:val="false"/>
+                <w:b w:val="false"/>
+                <w:u w:val="none"/>
+                <w:sz w:val="22"/>
+                <w:szCs w:val="22"/>
+                <w:color w:val="000000"/>
+              </w:rPr>
+            </w:pPr>
+            <w:r>
+              <w:rPr>
+                <w:rFonts w:ascii="Helvetica" w:hAnsi="Helvetica" w:eastAsia="Helvetica" w:cs="Helvetica"/>
+                <w:i w:val="false"/>
+                <w:b w:val="false"/>
+                <w:u w:val="none"/>
+                <w:sz w:val="22"/>
+                <w:szCs w:val="22"/>
+                <w:color w:val="000000"/>
+              </w:rPr>
+              <w:t xml:space="preserve">0.940</w:t>
             </w:r>
           </w:p>
         </w:tc>
@@ -8348,113 +8348,113 @@
                 <w:szCs w:val="22"/>
                 <w:color w:val="000000"/>
               </w:rPr>
-              <w:t xml:space="preserve">0.65</w:t>
-            </w:r>
-          </w:p>
-        </w:tc>
-        <w:tc>
-          <w:tcPr>
-            <w:tcBorders>
-              <w:bottom w:val="none" w:sz="0" w:space="0" w:color="000000"/>
-              <w:top w:val="none" w:sz="0" w:space="0" w:color="000000"/>
-              <w:left w:val="none" w:sz="0" w:space="0" w:color="000000"/>
-              <w:right w:val="none" w:sz="0" w:space="0" w:color="000000"/>
-            </w:tcBorders>
-            <w:shd w:val="clear" w:color="auto" w:fill="FFFFFF"/>
-            <w:tcMar>
-              <w:top w:w="0" w:type="dxa"/>
-              <w:bottom w:w="0" w:type="dxa"/>
-              <w:left w:w="0" w:type="dxa"/>
-              <w:right w:w="0" w:type="dxa"/>
-            </w:tcMar>
-            <w:vAlign w:val="top"/>
-          </w:tcPr>
-          <w:p>
-            <w:pPr>
-              <w:pStyle w:val="Normal"/>
-              <w:jc w:val="center"/>
-              <w:pBdr>
-                <w:bottom w:val="none" w:sz="0" w:space="0" w:color="000000"/>
-                <w:top w:val="none" w:sz="0" w:space="0" w:color="000000"/>
-                <w:left w:val="none" w:sz="0" w:space="0" w:color="000000"/>
-                <w:right w:val="none" w:sz="0" w:space="0" w:color="000000"/>
-              </w:pBdr>
-              <w:spacing w:after="100" w:before="100" w:line="240"/>
-              <w:ind w:left="100" w:right="100" w:firstLine="0" w:firstLineChars="0"/>
-              <w:rPr>
-                <w:rFonts w:ascii="Helvetica" w:hAnsi="Helvetica" w:eastAsia="Helvetica" w:cs="Helvetica"/>
-                <w:i w:val="false"/>
-                <w:b w:val="false"/>
-                <w:u w:val="none"/>
-                <w:sz w:val="22"/>
-                <w:szCs w:val="22"/>
-                <w:color w:val="000000"/>
-              </w:rPr>
-            </w:pPr>
-            <w:r>
-              <w:rPr>
-                <w:rFonts w:ascii="Helvetica" w:hAnsi="Helvetica" w:eastAsia="Helvetica" w:cs="Helvetica"/>
-                <w:i w:val="false"/>
-                <w:b w:val="false"/>
-                <w:u w:val="none"/>
-                <w:sz w:val="22"/>
-                <w:szCs w:val="22"/>
-                <w:color w:val="000000"/>
-              </w:rPr>
-              <w:t xml:space="preserve">0.12, 3.68</w:t>
-            </w:r>
-          </w:p>
-        </w:tc>
-        <w:tc>
-          <w:tcPr>
-            <w:tcBorders>
-              <w:bottom w:val="none" w:sz="0" w:space="0" w:color="000000"/>
-              <w:top w:val="none" w:sz="0" w:space="0" w:color="000000"/>
-              <w:left w:val="none" w:sz="0" w:space="0" w:color="000000"/>
-              <w:right w:val="none" w:sz="0" w:space="0" w:color="000000"/>
-            </w:tcBorders>
-            <w:shd w:val="clear" w:color="auto" w:fill="FFFFFF"/>
-            <w:tcMar>
-              <w:top w:w="0" w:type="dxa"/>
-              <w:bottom w:w="0" w:type="dxa"/>
-              <w:left w:w="0" w:type="dxa"/>
-              <w:right w:w="0" w:type="dxa"/>
-            </w:tcMar>
-            <w:vAlign w:val="top"/>
-          </w:tcPr>
-          <w:p>
-            <w:pPr>
-              <w:pStyle w:val="Normal"/>
-              <w:jc w:val="center"/>
-              <w:pBdr>
-                <w:bottom w:val="none" w:sz="0" w:space="0" w:color="000000"/>
-                <w:top w:val="none" w:sz="0" w:space="0" w:color="000000"/>
-                <w:left w:val="none" w:sz="0" w:space="0" w:color="000000"/>
-                <w:right w:val="none" w:sz="0" w:space="0" w:color="000000"/>
-              </w:pBdr>
-              <w:spacing w:after="100" w:before="100" w:line="240"/>
-              <w:ind w:left="100" w:right="100" w:firstLine="0" w:firstLineChars="0"/>
-              <w:rPr>
-                <w:rFonts w:ascii="Helvetica" w:hAnsi="Helvetica" w:eastAsia="Helvetica" w:cs="Helvetica"/>
-                <w:i w:val="false"/>
-                <w:b w:val="false"/>
-                <w:u w:val="none"/>
-                <w:sz w:val="22"/>
-                <w:szCs w:val="22"/>
-                <w:color w:val="000000"/>
-              </w:rPr>
-            </w:pPr>
-            <w:r>
-              <w:rPr>
-                <w:rFonts w:ascii="Helvetica" w:hAnsi="Helvetica" w:eastAsia="Helvetica" w:cs="Helvetica"/>
-                <w:i w:val="false"/>
-                <w:b w:val="false"/>
-                <w:u w:val="none"/>
-                <w:sz w:val="22"/>
-                <w:szCs w:val="22"/>
-                <w:color w:val="000000"/>
-              </w:rPr>
-              <w:t xml:space="preserve">0.630</w:t>
+              <w:t xml:space="preserve">0.88</w:t>
+            </w:r>
+          </w:p>
+        </w:tc>
+        <w:tc>
+          <w:tcPr>
+            <w:tcBorders>
+              <w:bottom w:val="none" w:sz="0" w:space="0" w:color="000000"/>
+              <w:top w:val="none" w:sz="0" w:space="0" w:color="000000"/>
+              <w:left w:val="none" w:sz="0" w:space="0" w:color="000000"/>
+              <w:right w:val="none" w:sz="0" w:space="0" w:color="000000"/>
+            </w:tcBorders>
+            <w:shd w:val="clear" w:color="auto" w:fill="FFFFFF"/>
+            <w:tcMar>
+              <w:top w:w="0" w:type="dxa"/>
+              <w:bottom w:w="0" w:type="dxa"/>
+              <w:left w:w="0" w:type="dxa"/>
+              <w:right w:w="0" w:type="dxa"/>
+            </w:tcMar>
+            <w:vAlign w:val="top"/>
+          </w:tcPr>
+          <w:p>
+            <w:pPr>
+              <w:pStyle w:val="Normal"/>
+              <w:jc w:val="center"/>
+              <w:pBdr>
+                <w:bottom w:val="none" w:sz="0" w:space="0" w:color="000000"/>
+                <w:top w:val="none" w:sz="0" w:space="0" w:color="000000"/>
+                <w:left w:val="none" w:sz="0" w:space="0" w:color="000000"/>
+                <w:right w:val="none" w:sz="0" w:space="0" w:color="000000"/>
+              </w:pBdr>
+              <w:spacing w:after="100" w:before="100" w:line="240"/>
+              <w:ind w:left="100" w:right="100" w:firstLine="0" w:firstLineChars="0"/>
+              <w:rPr>
+                <w:rFonts w:ascii="Helvetica" w:hAnsi="Helvetica" w:eastAsia="Helvetica" w:cs="Helvetica"/>
+                <w:i w:val="false"/>
+                <w:b w:val="false"/>
+                <w:u w:val="none"/>
+                <w:sz w:val="22"/>
+                <w:szCs w:val="22"/>
+                <w:color w:val="000000"/>
+              </w:rPr>
+            </w:pPr>
+            <w:r>
+              <w:rPr>
+                <w:rFonts w:ascii="Helvetica" w:hAnsi="Helvetica" w:eastAsia="Helvetica" w:cs="Helvetica"/>
+                <w:i w:val="false"/>
+                <w:b w:val="false"/>
+                <w:u w:val="none"/>
+                <w:sz w:val="22"/>
+                <w:szCs w:val="22"/>
+                <w:color w:val="000000"/>
+              </w:rPr>
+              <w:t xml:space="preserve">0.16, 4.92</w:t>
+            </w:r>
+          </w:p>
+        </w:tc>
+        <w:tc>
+          <w:tcPr>
+            <w:tcBorders>
+              <w:bottom w:val="none" w:sz="0" w:space="0" w:color="000000"/>
+              <w:top w:val="none" w:sz="0" w:space="0" w:color="000000"/>
+              <w:left w:val="none" w:sz="0" w:space="0" w:color="000000"/>
+              <w:right w:val="none" w:sz="0" w:space="0" w:color="000000"/>
+            </w:tcBorders>
+            <w:shd w:val="clear" w:color="auto" w:fill="FFFFFF"/>
+            <w:tcMar>
+              <w:top w:w="0" w:type="dxa"/>
+              <w:bottom w:w="0" w:type="dxa"/>
+              <w:left w:w="0" w:type="dxa"/>
+              <w:right w:w="0" w:type="dxa"/>
+            </w:tcMar>
+            <w:vAlign w:val="top"/>
+          </w:tcPr>
+          <w:p>
+            <w:pPr>
+              <w:pStyle w:val="Normal"/>
+              <w:jc w:val="center"/>
+              <w:pBdr>
+                <w:bottom w:val="none" w:sz="0" w:space="0" w:color="000000"/>
+                <w:top w:val="none" w:sz="0" w:space="0" w:color="000000"/>
+                <w:left w:val="none" w:sz="0" w:space="0" w:color="000000"/>
+                <w:right w:val="none" w:sz="0" w:space="0" w:color="000000"/>
+              </w:pBdr>
+              <w:spacing w:after="100" w:before="100" w:line="240"/>
+              <w:ind w:left="100" w:right="100" w:firstLine="0" w:firstLineChars="0"/>
+              <w:rPr>
+                <w:rFonts w:ascii="Helvetica" w:hAnsi="Helvetica" w:eastAsia="Helvetica" w:cs="Helvetica"/>
+                <w:i w:val="false"/>
+                <w:b w:val="false"/>
+                <w:u w:val="none"/>
+                <w:sz w:val="22"/>
+                <w:szCs w:val="22"/>
+                <w:color w:val="000000"/>
+              </w:rPr>
+            </w:pPr>
+            <w:r>
+              <w:rPr>
+                <w:rFonts w:ascii="Helvetica" w:hAnsi="Helvetica" w:eastAsia="Helvetica" w:cs="Helvetica"/>
+                <w:i w:val="false"/>
+                <w:b w:val="false"/>
+                <w:u w:val="none"/>
+                <w:sz w:val="22"/>
+                <w:szCs w:val="22"/>
+                <w:color w:val="000000"/>
+              </w:rPr>
+              <w:t xml:space="preserve">0.880</w:t>
             </w:r>
           </w:p>
         </w:tc>
@@ -8831,113 +8831,113 @@
                 <w:szCs w:val="22"/>
                 <w:color w:val="000000"/>
               </w:rPr>
-              <w:t xml:space="preserve">1.07</w:t>
-            </w:r>
-          </w:p>
-        </w:tc>
-        <w:tc>
-          <w:tcPr>
-            <w:tcBorders>
-              <w:bottom w:val="none" w:sz="0" w:space="0" w:color="000000"/>
-              <w:top w:val="none" w:sz="0" w:space="0" w:color="000000"/>
-              <w:left w:val="none" w:sz="0" w:space="0" w:color="000000"/>
-              <w:right w:val="none" w:sz="0" w:space="0" w:color="000000"/>
-            </w:tcBorders>
-            <w:shd w:val="clear" w:color="auto" w:fill="FFFFFF"/>
-            <w:tcMar>
-              <w:top w:w="0" w:type="dxa"/>
-              <w:bottom w:w="0" w:type="dxa"/>
-              <w:left w:w="0" w:type="dxa"/>
-              <w:right w:w="0" w:type="dxa"/>
-            </w:tcMar>
-            <w:vAlign w:val="top"/>
-          </w:tcPr>
-          <w:p>
-            <w:pPr>
-              <w:pStyle w:val="Normal"/>
-              <w:jc w:val="center"/>
-              <w:pBdr>
-                <w:bottom w:val="none" w:sz="0" w:space="0" w:color="000000"/>
-                <w:top w:val="none" w:sz="0" w:space="0" w:color="000000"/>
-                <w:left w:val="none" w:sz="0" w:space="0" w:color="000000"/>
-                <w:right w:val="none" w:sz="0" w:space="0" w:color="000000"/>
-              </w:pBdr>
-              <w:spacing w:after="100" w:before="100" w:line="240"/>
-              <w:ind w:left="100" w:right="100" w:firstLine="0" w:firstLineChars="0"/>
-              <w:rPr>
-                <w:rFonts w:ascii="Helvetica" w:hAnsi="Helvetica" w:eastAsia="Helvetica" w:cs="Helvetica"/>
-                <w:i w:val="false"/>
-                <w:b w:val="false"/>
-                <w:u w:val="none"/>
-                <w:sz w:val="22"/>
-                <w:szCs w:val="22"/>
-                <w:color w:val="000000"/>
-              </w:rPr>
-            </w:pPr>
-            <w:r>
-              <w:rPr>
-                <w:rFonts w:ascii="Helvetica" w:hAnsi="Helvetica" w:eastAsia="Helvetica" w:cs="Helvetica"/>
-                <w:i w:val="false"/>
-                <w:b w:val="false"/>
-                <w:u w:val="none"/>
-                <w:sz w:val="22"/>
-                <w:szCs w:val="22"/>
-                <w:color w:val="000000"/>
-              </w:rPr>
-              <w:t xml:space="preserve">0.11, 10.4</w:t>
-            </w:r>
-          </w:p>
-        </w:tc>
-        <w:tc>
-          <w:tcPr>
-            <w:tcBorders>
-              <w:bottom w:val="none" w:sz="0" w:space="0" w:color="000000"/>
-              <w:top w:val="none" w:sz="0" w:space="0" w:color="000000"/>
-              <w:left w:val="none" w:sz="0" w:space="0" w:color="000000"/>
-              <w:right w:val="none" w:sz="0" w:space="0" w:color="000000"/>
-            </w:tcBorders>
-            <w:shd w:val="clear" w:color="auto" w:fill="FFFFFF"/>
-            <w:tcMar>
-              <w:top w:w="0" w:type="dxa"/>
-              <w:bottom w:w="0" w:type="dxa"/>
-              <w:left w:w="0" w:type="dxa"/>
-              <w:right w:w="0" w:type="dxa"/>
-            </w:tcMar>
-            <w:vAlign w:val="top"/>
-          </w:tcPr>
-          <w:p>
-            <w:pPr>
-              <w:pStyle w:val="Normal"/>
-              <w:jc w:val="center"/>
-              <w:pBdr>
-                <w:bottom w:val="none" w:sz="0" w:space="0" w:color="000000"/>
-                <w:top w:val="none" w:sz="0" w:space="0" w:color="000000"/>
-                <w:left w:val="none" w:sz="0" w:space="0" w:color="000000"/>
-                <w:right w:val="none" w:sz="0" w:space="0" w:color="000000"/>
-              </w:pBdr>
-              <w:spacing w:after="100" w:before="100" w:line="240"/>
-              <w:ind w:left="100" w:right="100" w:firstLine="0" w:firstLineChars="0"/>
-              <w:rPr>
-                <w:rFonts w:ascii="Helvetica" w:hAnsi="Helvetica" w:eastAsia="Helvetica" w:cs="Helvetica"/>
-                <w:i w:val="false"/>
-                <w:b w:val="false"/>
-                <w:u w:val="none"/>
-                <w:sz w:val="22"/>
-                <w:szCs w:val="22"/>
-                <w:color w:val="000000"/>
-              </w:rPr>
-            </w:pPr>
-            <w:r>
-              <w:rPr>
-                <w:rFonts w:ascii="Helvetica" w:hAnsi="Helvetica" w:eastAsia="Helvetica" w:cs="Helvetica"/>
-                <w:i w:val="false"/>
-                <w:b w:val="false"/>
-                <w:u w:val="none"/>
-                <w:sz w:val="22"/>
-                <w:szCs w:val="22"/>
-                <w:color w:val="000000"/>
-              </w:rPr>
-              <w:t xml:space="preserve">0.950</w:t>
+              <w:t xml:space="preserve">0.99</w:t>
+            </w:r>
+          </w:p>
+        </w:tc>
+        <w:tc>
+          <w:tcPr>
+            <w:tcBorders>
+              <w:bottom w:val="none" w:sz="0" w:space="0" w:color="000000"/>
+              <w:top w:val="none" w:sz="0" w:space="0" w:color="000000"/>
+              <w:left w:val="none" w:sz="0" w:space="0" w:color="000000"/>
+              <w:right w:val="none" w:sz="0" w:space="0" w:color="000000"/>
+            </w:tcBorders>
+            <w:shd w:val="clear" w:color="auto" w:fill="FFFFFF"/>
+            <w:tcMar>
+              <w:top w:w="0" w:type="dxa"/>
+              <w:bottom w:w="0" w:type="dxa"/>
+              <w:left w:w="0" w:type="dxa"/>
+              <w:right w:w="0" w:type="dxa"/>
+            </w:tcMar>
+            <w:vAlign w:val="top"/>
+          </w:tcPr>
+          <w:p>
+            <w:pPr>
+              <w:pStyle w:val="Normal"/>
+              <w:jc w:val="center"/>
+              <w:pBdr>
+                <w:bottom w:val="none" w:sz="0" w:space="0" w:color="000000"/>
+                <w:top w:val="none" w:sz="0" w:space="0" w:color="000000"/>
+                <w:left w:val="none" w:sz="0" w:space="0" w:color="000000"/>
+                <w:right w:val="none" w:sz="0" w:space="0" w:color="000000"/>
+              </w:pBdr>
+              <w:spacing w:after="100" w:before="100" w:line="240"/>
+              <w:ind w:left="100" w:right="100" w:firstLine="0" w:firstLineChars="0"/>
+              <w:rPr>
+                <w:rFonts w:ascii="Helvetica" w:hAnsi="Helvetica" w:eastAsia="Helvetica" w:cs="Helvetica"/>
+                <w:i w:val="false"/>
+                <w:b w:val="false"/>
+                <w:u w:val="none"/>
+                <w:sz w:val="22"/>
+                <w:szCs w:val="22"/>
+                <w:color w:val="000000"/>
+              </w:rPr>
+            </w:pPr>
+            <w:r>
+              <w:rPr>
+                <w:rFonts w:ascii="Helvetica" w:hAnsi="Helvetica" w:eastAsia="Helvetica" w:cs="Helvetica"/>
+                <w:i w:val="false"/>
+                <w:b w:val="false"/>
+                <w:u w:val="none"/>
+                <w:sz w:val="22"/>
+                <w:szCs w:val="22"/>
+                <w:color w:val="000000"/>
+              </w:rPr>
+              <w:t xml:space="preserve">0.11, 9.36</w:t>
+            </w:r>
+          </w:p>
+        </w:tc>
+        <w:tc>
+          <w:tcPr>
+            <w:tcBorders>
+              <w:bottom w:val="none" w:sz="0" w:space="0" w:color="000000"/>
+              <w:top w:val="none" w:sz="0" w:space="0" w:color="000000"/>
+              <w:left w:val="none" w:sz="0" w:space="0" w:color="000000"/>
+              <w:right w:val="none" w:sz="0" w:space="0" w:color="000000"/>
+            </w:tcBorders>
+            <w:shd w:val="clear" w:color="auto" w:fill="FFFFFF"/>
+            <w:tcMar>
+              <w:top w:w="0" w:type="dxa"/>
+              <w:bottom w:w="0" w:type="dxa"/>
+              <w:left w:w="0" w:type="dxa"/>
+              <w:right w:w="0" w:type="dxa"/>
+            </w:tcMar>
+            <w:vAlign w:val="top"/>
+          </w:tcPr>
+          <w:p>
+            <w:pPr>
+              <w:pStyle w:val="Normal"/>
+              <w:jc w:val="center"/>
+              <w:pBdr>
+                <w:bottom w:val="none" w:sz="0" w:space="0" w:color="000000"/>
+                <w:top w:val="none" w:sz="0" w:space="0" w:color="000000"/>
+                <w:left w:val="none" w:sz="0" w:space="0" w:color="000000"/>
+                <w:right w:val="none" w:sz="0" w:space="0" w:color="000000"/>
+              </w:pBdr>
+              <w:spacing w:after="100" w:before="100" w:line="240"/>
+              <w:ind w:left="100" w:right="100" w:firstLine="0" w:firstLineChars="0"/>
+              <w:rPr>
+                <w:rFonts w:ascii="Helvetica" w:hAnsi="Helvetica" w:eastAsia="Helvetica" w:cs="Helvetica"/>
+                <w:i w:val="false"/>
+                <w:b w:val="false"/>
+                <w:u w:val="none"/>
+                <w:sz w:val="22"/>
+                <w:szCs w:val="22"/>
+                <w:color w:val="000000"/>
+              </w:rPr>
+            </w:pPr>
+            <w:r>
+              <w:rPr>
+                <w:rFonts w:ascii="Helvetica" w:hAnsi="Helvetica" w:eastAsia="Helvetica" w:cs="Helvetica"/>
+                <w:i w:val="false"/>
+                <w:b w:val="false"/>
+                <w:u w:val="none"/>
+                <w:sz w:val="22"/>
+                <w:szCs w:val="22"/>
+                <w:color w:val="000000"/>
+              </w:rPr>
+              <w:t xml:space="preserve">0.990</w:t>
             </w:r>
           </w:p>
         </w:tc>
@@ -9314,113 +9314,113 @@
                 <w:szCs w:val="22"/>
                 <w:color w:val="000000"/>
               </w:rPr>
-              <w:t xml:space="preserve">0.60</w:t>
-            </w:r>
-          </w:p>
-        </w:tc>
-        <w:tc>
-          <w:tcPr>
-            <w:tcBorders>
-              <w:bottom w:val="none" w:sz="0" w:space="0" w:color="000000"/>
-              <w:top w:val="none" w:sz="0" w:space="0" w:color="000000"/>
-              <w:left w:val="none" w:sz="0" w:space="0" w:color="000000"/>
-              <w:right w:val="none" w:sz="0" w:space="0" w:color="000000"/>
-            </w:tcBorders>
-            <w:shd w:val="clear" w:color="auto" w:fill="FFFFFF"/>
-            <w:tcMar>
-              <w:top w:w="0" w:type="dxa"/>
-              <w:bottom w:w="0" w:type="dxa"/>
-              <w:left w:w="0" w:type="dxa"/>
-              <w:right w:w="0" w:type="dxa"/>
-            </w:tcMar>
-            <w:vAlign w:val="top"/>
-          </w:tcPr>
-          <w:p>
-            <w:pPr>
-              <w:pStyle w:val="Normal"/>
-              <w:jc w:val="center"/>
-              <w:pBdr>
-                <w:bottom w:val="none" w:sz="0" w:space="0" w:color="000000"/>
-                <w:top w:val="none" w:sz="0" w:space="0" w:color="000000"/>
-                <w:left w:val="none" w:sz="0" w:space="0" w:color="000000"/>
-                <w:right w:val="none" w:sz="0" w:space="0" w:color="000000"/>
-              </w:pBdr>
-              <w:spacing w:after="100" w:before="100" w:line="240"/>
-              <w:ind w:left="100" w:right="100" w:firstLine="0" w:firstLineChars="0"/>
-              <w:rPr>
-                <w:rFonts w:ascii="Helvetica" w:hAnsi="Helvetica" w:eastAsia="Helvetica" w:cs="Helvetica"/>
-                <w:i w:val="false"/>
-                <w:b w:val="false"/>
-                <w:u w:val="none"/>
-                <w:sz w:val="22"/>
-                <w:szCs w:val="22"/>
-                <w:color w:val="000000"/>
-              </w:rPr>
-            </w:pPr>
-            <w:r>
-              <w:rPr>
-                <w:rFonts w:ascii="Helvetica" w:hAnsi="Helvetica" w:eastAsia="Helvetica" w:cs="Helvetica"/>
-                <w:i w:val="false"/>
-                <w:b w:val="false"/>
-                <w:u w:val="none"/>
-                <w:sz w:val="22"/>
-                <w:szCs w:val="22"/>
-                <w:color w:val="000000"/>
-              </w:rPr>
-              <w:t xml:space="preserve">0.12, 2.95</w:t>
-            </w:r>
-          </w:p>
-        </w:tc>
-        <w:tc>
-          <w:tcPr>
-            <w:tcBorders>
-              <w:bottom w:val="none" w:sz="0" w:space="0" w:color="000000"/>
-              <w:top w:val="none" w:sz="0" w:space="0" w:color="000000"/>
-              <w:left w:val="none" w:sz="0" w:space="0" w:color="000000"/>
-              <w:right w:val="none" w:sz="0" w:space="0" w:color="000000"/>
-            </w:tcBorders>
-            <w:shd w:val="clear" w:color="auto" w:fill="FFFFFF"/>
-            <w:tcMar>
-              <w:top w:w="0" w:type="dxa"/>
-              <w:bottom w:w="0" w:type="dxa"/>
-              <w:left w:w="0" w:type="dxa"/>
-              <w:right w:w="0" w:type="dxa"/>
-            </w:tcMar>
-            <w:vAlign w:val="top"/>
-          </w:tcPr>
-          <w:p>
-            <w:pPr>
-              <w:pStyle w:val="Normal"/>
-              <w:jc w:val="center"/>
-              <w:pBdr>
-                <w:bottom w:val="none" w:sz="0" w:space="0" w:color="000000"/>
-                <w:top w:val="none" w:sz="0" w:space="0" w:color="000000"/>
-                <w:left w:val="none" w:sz="0" w:space="0" w:color="000000"/>
-                <w:right w:val="none" w:sz="0" w:space="0" w:color="000000"/>
-              </w:pBdr>
-              <w:spacing w:after="100" w:before="100" w:line="240"/>
-              <w:ind w:left="100" w:right="100" w:firstLine="0" w:firstLineChars="0"/>
-              <w:rPr>
-                <w:rFonts w:ascii="Helvetica" w:hAnsi="Helvetica" w:eastAsia="Helvetica" w:cs="Helvetica"/>
-                <w:i w:val="false"/>
-                <w:b w:val="false"/>
-                <w:u w:val="none"/>
-                <w:sz w:val="22"/>
-                <w:szCs w:val="22"/>
-                <w:color w:val="000000"/>
-              </w:rPr>
-            </w:pPr>
-            <w:r>
-              <w:rPr>
-                <w:rFonts w:ascii="Helvetica" w:hAnsi="Helvetica" w:eastAsia="Helvetica" w:cs="Helvetica"/>
-                <w:i w:val="false"/>
-                <w:b w:val="false"/>
-                <w:u w:val="none"/>
-                <w:sz w:val="22"/>
-                <w:szCs w:val="22"/>
-                <w:color w:val="000000"/>
-              </w:rPr>
-              <w:t xml:space="preserve">0.530</w:t>
+              <w:t xml:space="preserve">0.84</w:t>
+            </w:r>
+          </w:p>
+        </w:tc>
+        <w:tc>
+          <w:tcPr>
+            <w:tcBorders>
+              <w:bottom w:val="none" w:sz="0" w:space="0" w:color="000000"/>
+              <w:top w:val="none" w:sz="0" w:space="0" w:color="000000"/>
+              <w:left w:val="none" w:sz="0" w:space="0" w:color="000000"/>
+              <w:right w:val="none" w:sz="0" w:space="0" w:color="000000"/>
+            </w:tcBorders>
+            <w:shd w:val="clear" w:color="auto" w:fill="FFFFFF"/>
+            <w:tcMar>
+              <w:top w:w="0" w:type="dxa"/>
+              <w:bottom w:w="0" w:type="dxa"/>
+              <w:left w:w="0" w:type="dxa"/>
+              <w:right w:w="0" w:type="dxa"/>
+            </w:tcMar>
+            <w:vAlign w:val="top"/>
+          </w:tcPr>
+          <w:p>
+            <w:pPr>
+              <w:pStyle w:val="Normal"/>
+              <w:jc w:val="center"/>
+              <w:pBdr>
+                <w:bottom w:val="none" w:sz="0" w:space="0" w:color="000000"/>
+                <w:top w:val="none" w:sz="0" w:space="0" w:color="000000"/>
+                <w:left w:val="none" w:sz="0" w:space="0" w:color="000000"/>
+                <w:right w:val="none" w:sz="0" w:space="0" w:color="000000"/>
+              </w:pBdr>
+              <w:spacing w:after="100" w:before="100" w:line="240"/>
+              <w:ind w:left="100" w:right="100" w:firstLine="0" w:firstLineChars="0"/>
+              <w:rPr>
+                <w:rFonts w:ascii="Helvetica" w:hAnsi="Helvetica" w:eastAsia="Helvetica" w:cs="Helvetica"/>
+                <w:i w:val="false"/>
+                <w:b w:val="false"/>
+                <w:u w:val="none"/>
+                <w:sz w:val="22"/>
+                <w:szCs w:val="22"/>
+                <w:color w:val="000000"/>
+              </w:rPr>
+            </w:pPr>
+            <w:r>
+              <w:rPr>
+                <w:rFonts w:ascii="Helvetica" w:hAnsi="Helvetica" w:eastAsia="Helvetica" w:cs="Helvetica"/>
+                <w:i w:val="false"/>
+                <w:b w:val="false"/>
+                <w:u w:val="none"/>
+                <w:sz w:val="22"/>
+                <w:szCs w:val="22"/>
+                <w:color w:val="000000"/>
+              </w:rPr>
+              <w:t xml:space="preserve">0.18, 3.93</w:t>
+            </w:r>
+          </w:p>
+        </w:tc>
+        <w:tc>
+          <w:tcPr>
+            <w:tcBorders>
+              <w:bottom w:val="none" w:sz="0" w:space="0" w:color="000000"/>
+              <w:top w:val="none" w:sz="0" w:space="0" w:color="000000"/>
+              <w:left w:val="none" w:sz="0" w:space="0" w:color="000000"/>
+              <w:right w:val="none" w:sz="0" w:space="0" w:color="000000"/>
+            </w:tcBorders>
+            <w:shd w:val="clear" w:color="auto" w:fill="FFFFFF"/>
+            <w:tcMar>
+              <w:top w:w="0" w:type="dxa"/>
+              <w:bottom w:w="0" w:type="dxa"/>
+              <w:left w:w="0" w:type="dxa"/>
+              <w:right w:w="0" w:type="dxa"/>
+            </w:tcMar>
+            <w:vAlign w:val="top"/>
+          </w:tcPr>
+          <w:p>
+            <w:pPr>
+              <w:pStyle w:val="Normal"/>
+              <w:jc w:val="center"/>
+              <w:pBdr>
+                <w:bottom w:val="none" w:sz="0" w:space="0" w:color="000000"/>
+                <w:top w:val="none" w:sz="0" w:space="0" w:color="000000"/>
+                <w:left w:val="none" w:sz="0" w:space="0" w:color="000000"/>
+                <w:right w:val="none" w:sz="0" w:space="0" w:color="000000"/>
+              </w:pBdr>
+              <w:spacing w:after="100" w:before="100" w:line="240"/>
+              <w:ind w:left="100" w:right="100" w:firstLine="0" w:firstLineChars="0"/>
+              <w:rPr>
+                <w:rFonts w:ascii="Helvetica" w:hAnsi="Helvetica" w:eastAsia="Helvetica" w:cs="Helvetica"/>
+                <w:i w:val="false"/>
+                <w:b w:val="false"/>
+                <w:u w:val="none"/>
+                <w:sz w:val="22"/>
+                <w:szCs w:val="22"/>
+                <w:color w:val="000000"/>
+              </w:rPr>
+            </w:pPr>
+            <w:r>
+              <w:rPr>
+                <w:rFonts w:ascii="Helvetica" w:hAnsi="Helvetica" w:eastAsia="Helvetica" w:cs="Helvetica"/>
+                <w:i w:val="false"/>
+                <w:b w:val="false"/>
+                <w:u w:val="none"/>
+                <w:sz w:val="22"/>
+                <w:szCs w:val="22"/>
+                <w:color w:val="000000"/>
+              </w:rPr>
+              <w:t xml:space="preserve">0.830</w:t>
             </w:r>
           </w:p>
         </w:tc>
@@ -9797,113 +9797,113 @@
                 <w:szCs w:val="22"/>
                 <w:color w:val="000000"/>
               </w:rPr>
-              <w:t xml:space="preserve">2.67</w:t>
-            </w:r>
-          </w:p>
-        </w:tc>
-        <w:tc>
-          <w:tcPr>
-            <w:tcBorders>
-              <w:bottom w:val="none" w:sz="0" w:space="0" w:color="000000"/>
-              <w:top w:val="none" w:sz="0" w:space="0" w:color="000000"/>
-              <w:left w:val="none" w:sz="0" w:space="0" w:color="000000"/>
-              <w:right w:val="none" w:sz="0" w:space="0" w:color="000000"/>
-            </w:tcBorders>
-            <w:shd w:val="clear" w:color="auto" w:fill="FFFFFF"/>
-            <w:tcMar>
-              <w:top w:w="0" w:type="dxa"/>
-              <w:bottom w:w="0" w:type="dxa"/>
-              <w:left w:w="0" w:type="dxa"/>
-              <w:right w:w="0" w:type="dxa"/>
-            </w:tcMar>
-            <w:vAlign w:val="top"/>
-          </w:tcPr>
-          <w:p>
-            <w:pPr>
-              <w:pStyle w:val="Normal"/>
-              <w:jc w:val="center"/>
-              <w:pBdr>
-                <w:bottom w:val="none" w:sz="0" w:space="0" w:color="000000"/>
-                <w:top w:val="none" w:sz="0" w:space="0" w:color="000000"/>
-                <w:left w:val="none" w:sz="0" w:space="0" w:color="000000"/>
-                <w:right w:val="none" w:sz="0" w:space="0" w:color="000000"/>
-              </w:pBdr>
-              <w:spacing w:after="100" w:before="100" w:line="240"/>
-              <w:ind w:left="100" w:right="100" w:firstLine="0" w:firstLineChars="0"/>
-              <w:rPr>
-                <w:rFonts w:ascii="Helvetica" w:hAnsi="Helvetica" w:eastAsia="Helvetica" w:cs="Helvetica"/>
-                <w:i w:val="false"/>
-                <w:b w:val="false"/>
-                <w:u w:val="none"/>
-                <w:sz w:val="22"/>
-                <w:szCs w:val="22"/>
-                <w:color w:val="000000"/>
-              </w:rPr>
-            </w:pPr>
-            <w:r>
-              <w:rPr>
-                <w:rFonts w:ascii="Helvetica" w:hAnsi="Helvetica" w:eastAsia="Helvetica" w:cs="Helvetica"/>
-                <w:i w:val="false"/>
-                <w:b w:val="false"/>
-                <w:u w:val="none"/>
-                <w:sz w:val="22"/>
-                <w:szCs w:val="22"/>
-                <w:color w:val="000000"/>
-              </w:rPr>
-              <w:t xml:space="preserve">0.52, 13.8</w:t>
-            </w:r>
-          </w:p>
-        </w:tc>
-        <w:tc>
-          <w:tcPr>
-            <w:tcBorders>
-              <w:bottom w:val="none" w:sz="0" w:space="0" w:color="000000"/>
-              <w:top w:val="none" w:sz="0" w:space="0" w:color="000000"/>
-              <w:left w:val="none" w:sz="0" w:space="0" w:color="000000"/>
-              <w:right w:val="none" w:sz="0" w:space="0" w:color="000000"/>
-            </w:tcBorders>
-            <w:shd w:val="clear" w:color="auto" w:fill="FFFFFF"/>
-            <w:tcMar>
-              <w:top w:w="0" w:type="dxa"/>
-              <w:bottom w:w="0" w:type="dxa"/>
-              <w:left w:w="0" w:type="dxa"/>
-              <w:right w:w="0" w:type="dxa"/>
-            </w:tcMar>
-            <w:vAlign w:val="top"/>
-          </w:tcPr>
-          <w:p>
-            <w:pPr>
-              <w:pStyle w:val="Normal"/>
-              <w:jc w:val="center"/>
-              <w:pBdr>
-                <w:bottom w:val="none" w:sz="0" w:space="0" w:color="000000"/>
-                <w:top w:val="none" w:sz="0" w:space="0" w:color="000000"/>
-                <w:left w:val="none" w:sz="0" w:space="0" w:color="000000"/>
-                <w:right w:val="none" w:sz="0" w:space="0" w:color="000000"/>
-              </w:pBdr>
-              <w:spacing w:after="100" w:before="100" w:line="240"/>
-              <w:ind w:left="100" w:right="100" w:firstLine="0" w:firstLineChars="0"/>
-              <w:rPr>
-                <w:rFonts w:ascii="Helvetica" w:hAnsi="Helvetica" w:eastAsia="Helvetica" w:cs="Helvetica"/>
-                <w:i w:val="false"/>
-                <w:b w:val="false"/>
-                <w:u w:val="none"/>
-                <w:sz w:val="22"/>
-                <w:szCs w:val="22"/>
-                <w:color w:val="000000"/>
-              </w:rPr>
-            </w:pPr>
-            <w:r>
-              <w:rPr>
-                <w:rFonts w:ascii="Helvetica" w:hAnsi="Helvetica" w:eastAsia="Helvetica" w:cs="Helvetica"/>
-                <w:i w:val="false"/>
-                <w:b w:val="false"/>
-                <w:u w:val="none"/>
-                <w:sz w:val="22"/>
-                <w:szCs w:val="22"/>
-                <w:color w:val="000000"/>
-              </w:rPr>
-              <w:t xml:space="preserve">0.240</w:t>
+              <w:t xml:space="preserve">3.24</w:t>
+            </w:r>
+          </w:p>
+        </w:tc>
+        <w:tc>
+          <w:tcPr>
+            <w:tcBorders>
+              <w:bottom w:val="none" w:sz="0" w:space="0" w:color="000000"/>
+              <w:top w:val="none" w:sz="0" w:space="0" w:color="000000"/>
+              <w:left w:val="none" w:sz="0" w:space="0" w:color="000000"/>
+              <w:right w:val="none" w:sz="0" w:space="0" w:color="000000"/>
+            </w:tcBorders>
+            <w:shd w:val="clear" w:color="auto" w:fill="FFFFFF"/>
+            <w:tcMar>
+              <w:top w:w="0" w:type="dxa"/>
+              <w:bottom w:w="0" w:type="dxa"/>
+              <w:left w:w="0" w:type="dxa"/>
+              <w:right w:w="0" w:type="dxa"/>
+            </w:tcMar>
+            <w:vAlign w:val="top"/>
+          </w:tcPr>
+          <w:p>
+            <w:pPr>
+              <w:pStyle w:val="Normal"/>
+              <w:jc w:val="center"/>
+              <w:pBdr>
+                <w:bottom w:val="none" w:sz="0" w:space="0" w:color="000000"/>
+                <w:top w:val="none" w:sz="0" w:space="0" w:color="000000"/>
+                <w:left w:val="none" w:sz="0" w:space="0" w:color="000000"/>
+                <w:right w:val="none" w:sz="0" w:space="0" w:color="000000"/>
+              </w:pBdr>
+              <w:spacing w:after="100" w:before="100" w:line="240"/>
+              <w:ind w:left="100" w:right="100" w:firstLine="0" w:firstLineChars="0"/>
+              <w:rPr>
+                <w:rFonts w:ascii="Helvetica" w:hAnsi="Helvetica" w:eastAsia="Helvetica" w:cs="Helvetica"/>
+                <w:i w:val="false"/>
+                <w:b w:val="false"/>
+                <w:u w:val="none"/>
+                <w:sz w:val="22"/>
+                <w:szCs w:val="22"/>
+                <w:color w:val="000000"/>
+              </w:rPr>
+            </w:pPr>
+            <w:r>
+              <w:rPr>
+                <w:rFonts w:ascii="Helvetica" w:hAnsi="Helvetica" w:eastAsia="Helvetica" w:cs="Helvetica"/>
+                <w:i w:val="false"/>
+                <w:b w:val="false"/>
+                <w:u w:val="none"/>
+                <w:sz w:val="22"/>
+                <w:szCs w:val="22"/>
+                <w:color w:val="000000"/>
+              </w:rPr>
+              <w:t xml:space="preserve">0.69, 15.2</w:t>
+            </w:r>
+          </w:p>
+        </w:tc>
+        <w:tc>
+          <w:tcPr>
+            <w:tcBorders>
+              <w:bottom w:val="none" w:sz="0" w:space="0" w:color="000000"/>
+              <w:top w:val="none" w:sz="0" w:space="0" w:color="000000"/>
+              <w:left w:val="none" w:sz="0" w:space="0" w:color="000000"/>
+              <w:right w:val="none" w:sz="0" w:space="0" w:color="000000"/>
+            </w:tcBorders>
+            <w:shd w:val="clear" w:color="auto" w:fill="FFFFFF"/>
+            <w:tcMar>
+              <w:top w:w="0" w:type="dxa"/>
+              <w:bottom w:w="0" w:type="dxa"/>
+              <w:left w:w="0" w:type="dxa"/>
+              <w:right w:w="0" w:type="dxa"/>
+            </w:tcMar>
+            <w:vAlign w:val="top"/>
+          </w:tcPr>
+          <w:p>
+            <w:pPr>
+              <w:pStyle w:val="Normal"/>
+              <w:jc w:val="center"/>
+              <w:pBdr>
+                <w:bottom w:val="none" w:sz="0" w:space="0" w:color="000000"/>
+                <w:top w:val="none" w:sz="0" w:space="0" w:color="000000"/>
+                <w:left w:val="none" w:sz="0" w:space="0" w:color="000000"/>
+                <w:right w:val="none" w:sz="0" w:space="0" w:color="000000"/>
+              </w:pBdr>
+              <w:spacing w:after="100" w:before="100" w:line="240"/>
+              <w:ind w:left="100" w:right="100" w:firstLine="0" w:firstLineChars="0"/>
+              <w:rPr>
+                <w:rFonts w:ascii="Helvetica" w:hAnsi="Helvetica" w:eastAsia="Helvetica" w:cs="Helvetica"/>
+                <w:i w:val="false"/>
+                <w:b w:val="false"/>
+                <w:u w:val="none"/>
+                <w:sz w:val="22"/>
+                <w:szCs w:val="22"/>
+                <w:color w:val="000000"/>
+              </w:rPr>
+            </w:pPr>
+            <w:r>
+              <w:rPr>
+                <w:rFonts w:ascii="Helvetica" w:hAnsi="Helvetica" w:eastAsia="Helvetica" w:cs="Helvetica"/>
+                <w:i w:val="false"/>
+                <w:b w:val="false"/>
+                <w:u w:val="none"/>
+                <w:sz w:val="22"/>
+                <w:szCs w:val="22"/>
+                <w:color w:val="000000"/>
+              </w:rPr>
+              <w:t xml:space="preserve">0.140</w:t>
             </w:r>
           </w:p>
         </w:tc>
@@ -11246,113 +11246,113 @@
                 <w:szCs w:val="22"/>
                 <w:color w:val="000000"/>
               </w:rPr>
-              <w:t xml:space="preserve">0.82</w:t>
-            </w:r>
-          </w:p>
-        </w:tc>
-        <w:tc>
-          <w:tcPr>
-            <w:tcBorders>
-              <w:bottom w:val="none" w:sz="0" w:space="0" w:color="000000"/>
-              <w:top w:val="none" w:sz="0" w:space="0" w:color="000000"/>
-              <w:left w:val="none" w:sz="0" w:space="0" w:color="000000"/>
-              <w:right w:val="none" w:sz="0" w:space="0" w:color="000000"/>
-            </w:tcBorders>
-            <w:shd w:val="clear" w:color="auto" w:fill="FFFFFF"/>
-            <w:tcMar>
-              <w:top w:w="0" w:type="dxa"/>
-              <w:bottom w:w="0" w:type="dxa"/>
-              <w:left w:w="0" w:type="dxa"/>
-              <w:right w:w="0" w:type="dxa"/>
-            </w:tcMar>
-            <w:vAlign w:val="top"/>
-          </w:tcPr>
-          <w:p>
-            <w:pPr>
-              <w:pStyle w:val="Normal"/>
-              <w:jc w:val="center"/>
-              <w:pBdr>
-                <w:bottom w:val="none" w:sz="0" w:space="0" w:color="000000"/>
-                <w:top w:val="none" w:sz="0" w:space="0" w:color="000000"/>
-                <w:left w:val="none" w:sz="0" w:space="0" w:color="000000"/>
-                <w:right w:val="none" w:sz="0" w:space="0" w:color="000000"/>
-              </w:pBdr>
-              <w:spacing w:after="100" w:before="100" w:line="240"/>
-              <w:ind w:left="100" w:right="100" w:firstLine="0" w:firstLineChars="0"/>
-              <w:rPr>
-                <w:rFonts w:ascii="Helvetica" w:hAnsi="Helvetica" w:eastAsia="Helvetica" w:cs="Helvetica"/>
-                <w:i w:val="false"/>
-                <w:b w:val="false"/>
-                <w:u w:val="none"/>
-                <w:sz w:val="22"/>
-                <w:szCs w:val="22"/>
-                <w:color w:val="000000"/>
-              </w:rPr>
-            </w:pPr>
-            <w:r>
-              <w:rPr>
-                <w:rFonts w:ascii="Helvetica" w:hAnsi="Helvetica" w:eastAsia="Helvetica" w:cs="Helvetica"/>
-                <w:i w:val="false"/>
-                <w:b w:val="false"/>
-                <w:u w:val="none"/>
-                <w:sz w:val="22"/>
-                <w:szCs w:val="22"/>
-                <w:color w:val="000000"/>
-              </w:rPr>
-              <w:t xml:space="preserve">0.24, 2.78</w:t>
-            </w:r>
-          </w:p>
-        </w:tc>
-        <w:tc>
-          <w:tcPr>
-            <w:tcBorders>
-              <w:bottom w:val="none" w:sz="0" w:space="0" w:color="000000"/>
-              <w:top w:val="none" w:sz="0" w:space="0" w:color="000000"/>
-              <w:left w:val="none" w:sz="0" w:space="0" w:color="000000"/>
-              <w:right w:val="none" w:sz="0" w:space="0" w:color="000000"/>
-            </w:tcBorders>
-            <w:shd w:val="clear" w:color="auto" w:fill="FFFFFF"/>
-            <w:tcMar>
-              <w:top w:w="0" w:type="dxa"/>
-              <w:bottom w:w="0" w:type="dxa"/>
-              <w:left w:w="0" w:type="dxa"/>
-              <w:right w:w="0" w:type="dxa"/>
-            </w:tcMar>
-            <w:vAlign w:val="top"/>
-          </w:tcPr>
-          <w:p>
-            <w:pPr>
-              <w:pStyle w:val="Normal"/>
-              <w:jc w:val="center"/>
-              <w:pBdr>
-                <w:bottom w:val="none" w:sz="0" w:space="0" w:color="000000"/>
-                <w:top w:val="none" w:sz="0" w:space="0" w:color="000000"/>
-                <w:left w:val="none" w:sz="0" w:space="0" w:color="000000"/>
-                <w:right w:val="none" w:sz="0" w:space="0" w:color="000000"/>
-              </w:pBdr>
-              <w:spacing w:after="100" w:before="100" w:line="240"/>
-              <w:ind w:left="100" w:right="100" w:firstLine="0" w:firstLineChars="0"/>
-              <w:rPr>
-                <w:rFonts w:ascii="Helvetica" w:hAnsi="Helvetica" w:eastAsia="Helvetica" w:cs="Helvetica"/>
-                <w:i w:val="false"/>
-                <w:b w:val="false"/>
-                <w:u w:val="none"/>
-                <w:sz w:val="22"/>
-                <w:szCs w:val="22"/>
-                <w:color w:val="000000"/>
-              </w:rPr>
-            </w:pPr>
-            <w:r>
-              <w:rPr>
-                <w:rFonts w:ascii="Helvetica" w:hAnsi="Helvetica" w:eastAsia="Helvetica" w:cs="Helvetica"/>
-                <w:i w:val="false"/>
-                <w:b w:val="false"/>
-                <w:u w:val="none"/>
-                <w:sz w:val="22"/>
-                <w:szCs w:val="22"/>
-                <w:color w:val="000000"/>
-              </w:rPr>
-              <w:t xml:space="preserve">0.750</w:t>
+              <w:t xml:space="preserve">0.80</w:t>
+            </w:r>
+          </w:p>
+        </w:tc>
+        <w:tc>
+          <w:tcPr>
+            <w:tcBorders>
+              <w:bottom w:val="none" w:sz="0" w:space="0" w:color="000000"/>
+              <w:top w:val="none" w:sz="0" w:space="0" w:color="000000"/>
+              <w:left w:val="none" w:sz="0" w:space="0" w:color="000000"/>
+              <w:right w:val="none" w:sz="0" w:space="0" w:color="000000"/>
+            </w:tcBorders>
+            <w:shd w:val="clear" w:color="auto" w:fill="FFFFFF"/>
+            <w:tcMar>
+              <w:top w:w="0" w:type="dxa"/>
+              <w:bottom w:w="0" w:type="dxa"/>
+              <w:left w:w="0" w:type="dxa"/>
+              <w:right w:w="0" w:type="dxa"/>
+            </w:tcMar>
+            <w:vAlign w:val="top"/>
+          </w:tcPr>
+          <w:p>
+            <w:pPr>
+              <w:pStyle w:val="Normal"/>
+              <w:jc w:val="center"/>
+              <w:pBdr>
+                <w:bottom w:val="none" w:sz="0" w:space="0" w:color="000000"/>
+                <w:top w:val="none" w:sz="0" w:space="0" w:color="000000"/>
+                <w:left w:val="none" w:sz="0" w:space="0" w:color="000000"/>
+                <w:right w:val="none" w:sz="0" w:space="0" w:color="000000"/>
+              </w:pBdr>
+              <w:spacing w:after="100" w:before="100" w:line="240"/>
+              <w:ind w:left="100" w:right="100" w:firstLine="0" w:firstLineChars="0"/>
+              <w:rPr>
+                <w:rFonts w:ascii="Helvetica" w:hAnsi="Helvetica" w:eastAsia="Helvetica" w:cs="Helvetica"/>
+                <w:i w:val="false"/>
+                <w:b w:val="false"/>
+                <w:u w:val="none"/>
+                <w:sz w:val="22"/>
+                <w:szCs w:val="22"/>
+                <w:color w:val="000000"/>
+              </w:rPr>
+            </w:pPr>
+            <w:r>
+              <w:rPr>
+                <w:rFonts w:ascii="Helvetica" w:hAnsi="Helvetica" w:eastAsia="Helvetica" w:cs="Helvetica"/>
+                <w:i w:val="false"/>
+                <w:b w:val="false"/>
+                <w:u w:val="none"/>
+                <w:sz w:val="22"/>
+                <w:szCs w:val="22"/>
+                <w:color w:val="000000"/>
+              </w:rPr>
+              <w:t xml:space="preserve">0.24, 2.68</w:t>
+            </w:r>
+          </w:p>
+        </w:tc>
+        <w:tc>
+          <w:tcPr>
+            <w:tcBorders>
+              <w:bottom w:val="none" w:sz="0" w:space="0" w:color="000000"/>
+              <w:top w:val="none" w:sz="0" w:space="0" w:color="000000"/>
+              <w:left w:val="none" w:sz="0" w:space="0" w:color="000000"/>
+              <w:right w:val="none" w:sz="0" w:space="0" w:color="000000"/>
+            </w:tcBorders>
+            <w:shd w:val="clear" w:color="auto" w:fill="FFFFFF"/>
+            <w:tcMar>
+              <w:top w:w="0" w:type="dxa"/>
+              <w:bottom w:w="0" w:type="dxa"/>
+              <w:left w:w="0" w:type="dxa"/>
+              <w:right w:w="0" w:type="dxa"/>
+            </w:tcMar>
+            <w:vAlign w:val="top"/>
+          </w:tcPr>
+          <w:p>
+            <w:pPr>
+              <w:pStyle w:val="Normal"/>
+              <w:jc w:val="center"/>
+              <w:pBdr>
+                <w:bottom w:val="none" w:sz="0" w:space="0" w:color="000000"/>
+                <w:top w:val="none" w:sz="0" w:space="0" w:color="000000"/>
+                <w:left w:val="none" w:sz="0" w:space="0" w:color="000000"/>
+                <w:right w:val="none" w:sz="0" w:space="0" w:color="000000"/>
+              </w:pBdr>
+              <w:spacing w:after="100" w:before="100" w:line="240"/>
+              <w:ind w:left="100" w:right="100" w:firstLine="0" w:firstLineChars="0"/>
+              <w:rPr>
+                <w:rFonts w:ascii="Helvetica" w:hAnsi="Helvetica" w:eastAsia="Helvetica" w:cs="Helvetica"/>
+                <w:i w:val="false"/>
+                <w:b w:val="false"/>
+                <w:u w:val="none"/>
+                <w:sz w:val="22"/>
+                <w:szCs w:val="22"/>
+                <w:color w:val="000000"/>
+              </w:rPr>
+            </w:pPr>
+            <w:r>
+              <w:rPr>
+                <w:rFonts w:ascii="Helvetica" w:hAnsi="Helvetica" w:eastAsia="Helvetica" w:cs="Helvetica"/>
+                <w:i w:val="false"/>
+                <w:b w:val="false"/>
+                <w:u w:val="none"/>
+                <w:sz w:val="22"/>
+                <w:szCs w:val="22"/>
+                <w:color w:val="000000"/>
+              </w:rPr>
+              <w:t xml:space="preserve">0.720</w:t>
             </w:r>
           </w:p>
         </w:tc>
@@ -12695,113 +12695,113 @@
                 <w:szCs w:val="22"/>
                 <w:color w:val="000000"/>
               </w:rPr>
-              <w:t xml:space="preserve">0.29</w:t>
-            </w:r>
-          </w:p>
-        </w:tc>
-        <w:tc>
-          <w:tcPr>
-            <w:tcBorders>
-              <w:bottom w:val="none" w:sz="0" w:space="0" w:color="000000"/>
-              <w:top w:val="none" w:sz="0" w:space="0" w:color="000000"/>
-              <w:left w:val="none" w:sz="0" w:space="0" w:color="000000"/>
-              <w:right w:val="none" w:sz="0" w:space="0" w:color="000000"/>
-            </w:tcBorders>
-            <w:shd w:val="clear" w:color="auto" w:fill="FFFFFF"/>
-            <w:tcMar>
-              <w:top w:w="0" w:type="dxa"/>
-              <w:bottom w:w="0" w:type="dxa"/>
-              <w:left w:w="0" w:type="dxa"/>
-              <w:right w:w="0" w:type="dxa"/>
-            </w:tcMar>
-            <w:vAlign w:val="top"/>
-          </w:tcPr>
-          <w:p>
-            <w:pPr>
-              <w:pStyle w:val="Normal"/>
-              <w:jc w:val="center"/>
-              <w:pBdr>
-                <w:bottom w:val="none" w:sz="0" w:space="0" w:color="000000"/>
-                <w:top w:val="none" w:sz="0" w:space="0" w:color="000000"/>
-                <w:left w:val="none" w:sz="0" w:space="0" w:color="000000"/>
-                <w:right w:val="none" w:sz="0" w:space="0" w:color="000000"/>
-              </w:pBdr>
-              <w:spacing w:after="100" w:before="100" w:line="240"/>
-              <w:ind w:left="100" w:right="100" w:firstLine="0" w:firstLineChars="0"/>
-              <w:rPr>
-                <w:rFonts w:ascii="Helvetica" w:hAnsi="Helvetica" w:eastAsia="Helvetica" w:cs="Helvetica"/>
-                <w:i w:val="false"/>
-                <w:b w:val="false"/>
-                <w:u w:val="none"/>
-                <w:sz w:val="22"/>
-                <w:szCs w:val="22"/>
-                <w:color w:val="000000"/>
-              </w:rPr>
-            </w:pPr>
-            <w:r>
-              <w:rPr>
-                <w:rFonts w:ascii="Helvetica" w:hAnsi="Helvetica" w:eastAsia="Helvetica" w:cs="Helvetica"/>
-                <w:i w:val="false"/>
-                <w:b w:val="false"/>
-                <w:u w:val="none"/>
-                <w:sz w:val="22"/>
-                <w:szCs w:val="22"/>
-                <w:color w:val="000000"/>
-              </w:rPr>
-              <w:t xml:space="preserve">0.07, 1.19</w:t>
-            </w:r>
-          </w:p>
-        </w:tc>
-        <w:tc>
-          <w:tcPr>
-            <w:tcBorders>
-              <w:bottom w:val="none" w:sz="0" w:space="0" w:color="000000"/>
-              <w:top w:val="none" w:sz="0" w:space="0" w:color="000000"/>
-              <w:left w:val="none" w:sz="0" w:space="0" w:color="000000"/>
-              <w:right w:val="none" w:sz="0" w:space="0" w:color="000000"/>
-            </w:tcBorders>
-            <w:shd w:val="clear" w:color="auto" w:fill="FFFFFF"/>
-            <w:tcMar>
-              <w:top w:w="0" w:type="dxa"/>
-              <w:bottom w:w="0" w:type="dxa"/>
-              <w:left w:w="0" w:type="dxa"/>
-              <w:right w:w="0" w:type="dxa"/>
-            </w:tcMar>
-            <w:vAlign w:val="top"/>
-          </w:tcPr>
-          <w:p>
-            <w:pPr>
-              <w:pStyle w:val="Normal"/>
-              <w:jc w:val="center"/>
-              <w:pBdr>
-                <w:bottom w:val="none" w:sz="0" w:space="0" w:color="000000"/>
-                <w:top w:val="none" w:sz="0" w:space="0" w:color="000000"/>
-                <w:left w:val="none" w:sz="0" w:space="0" w:color="000000"/>
-                <w:right w:val="none" w:sz="0" w:space="0" w:color="000000"/>
-              </w:pBdr>
-              <w:spacing w:after="100" w:before="100" w:line="240"/>
-              <w:ind w:left="100" w:right="100" w:firstLine="0" w:firstLineChars="0"/>
-              <w:rPr>
-                <w:rFonts w:ascii="Helvetica" w:hAnsi="Helvetica" w:eastAsia="Helvetica" w:cs="Helvetica"/>
-                <w:i w:val="false"/>
-                <w:b w:val="false"/>
-                <w:u w:val="none"/>
-                <w:sz w:val="22"/>
-                <w:szCs w:val="22"/>
-                <w:color w:val="000000"/>
-              </w:rPr>
-            </w:pPr>
-            <w:r>
-              <w:rPr>
-                <w:rFonts w:ascii="Helvetica" w:hAnsi="Helvetica" w:eastAsia="Helvetica" w:cs="Helvetica"/>
-                <w:i w:val="false"/>
-                <w:b w:val="false"/>
-                <w:u w:val="none"/>
-                <w:sz w:val="22"/>
-                <w:szCs w:val="22"/>
-                <w:color w:val="000000"/>
-              </w:rPr>
-              <w:t xml:space="preserve">0.086</w:t>
+              <w:t xml:space="preserve">0.39</w:t>
+            </w:r>
+          </w:p>
+        </w:tc>
+        <w:tc>
+          <w:tcPr>
+            <w:tcBorders>
+              <w:bottom w:val="none" w:sz="0" w:space="0" w:color="000000"/>
+              <w:top w:val="none" w:sz="0" w:space="0" w:color="000000"/>
+              <w:left w:val="none" w:sz="0" w:space="0" w:color="000000"/>
+              <w:right w:val="none" w:sz="0" w:space="0" w:color="000000"/>
+            </w:tcBorders>
+            <w:shd w:val="clear" w:color="auto" w:fill="FFFFFF"/>
+            <w:tcMar>
+              <w:top w:w="0" w:type="dxa"/>
+              <w:bottom w:w="0" w:type="dxa"/>
+              <w:left w:w="0" w:type="dxa"/>
+              <w:right w:w="0" w:type="dxa"/>
+            </w:tcMar>
+            <w:vAlign w:val="top"/>
+          </w:tcPr>
+          <w:p>
+            <w:pPr>
+              <w:pStyle w:val="Normal"/>
+              <w:jc w:val="center"/>
+              <w:pBdr>
+                <w:bottom w:val="none" w:sz="0" w:space="0" w:color="000000"/>
+                <w:top w:val="none" w:sz="0" w:space="0" w:color="000000"/>
+                <w:left w:val="none" w:sz="0" w:space="0" w:color="000000"/>
+                <w:right w:val="none" w:sz="0" w:space="0" w:color="000000"/>
+              </w:pBdr>
+              <w:spacing w:after="100" w:before="100" w:line="240"/>
+              <w:ind w:left="100" w:right="100" w:firstLine="0" w:firstLineChars="0"/>
+              <w:rPr>
+                <w:rFonts w:ascii="Helvetica" w:hAnsi="Helvetica" w:eastAsia="Helvetica" w:cs="Helvetica"/>
+                <w:i w:val="false"/>
+                <w:b w:val="false"/>
+                <w:u w:val="none"/>
+                <w:sz w:val="22"/>
+                <w:szCs w:val="22"/>
+                <w:color w:val="000000"/>
+              </w:rPr>
+            </w:pPr>
+            <w:r>
+              <w:rPr>
+                <w:rFonts w:ascii="Helvetica" w:hAnsi="Helvetica" w:eastAsia="Helvetica" w:cs="Helvetica"/>
+                <w:i w:val="false"/>
+                <w:b w:val="false"/>
+                <w:u w:val="none"/>
+                <w:sz w:val="22"/>
+                <w:szCs w:val="22"/>
+                <w:color w:val="000000"/>
+              </w:rPr>
+              <w:t xml:space="preserve">0.10, 1.55</w:t>
+            </w:r>
+          </w:p>
+        </w:tc>
+        <w:tc>
+          <w:tcPr>
+            <w:tcBorders>
+              <w:bottom w:val="none" w:sz="0" w:space="0" w:color="000000"/>
+              <w:top w:val="none" w:sz="0" w:space="0" w:color="000000"/>
+              <w:left w:val="none" w:sz="0" w:space="0" w:color="000000"/>
+              <w:right w:val="none" w:sz="0" w:space="0" w:color="000000"/>
+            </w:tcBorders>
+            <w:shd w:val="clear" w:color="auto" w:fill="FFFFFF"/>
+            <w:tcMar>
+              <w:top w:w="0" w:type="dxa"/>
+              <w:bottom w:w="0" w:type="dxa"/>
+              <w:left w:w="0" w:type="dxa"/>
+              <w:right w:w="0" w:type="dxa"/>
+            </w:tcMar>
+            <w:vAlign w:val="top"/>
+          </w:tcPr>
+          <w:p>
+            <w:pPr>
+              <w:pStyle w:val="Normal"/>
+              <w:jc w:val="center"/>
+              <w:pBdr>
+                <w:bottom w:val="none" w:sz="0" w:space="0" w:color="000000"/>
+                <w:top w:val="none" w:sz="0" w:space="0" w:color="000000"/>
+                <w:left w:val="none" w:sz="0" w:space="0" w:color="000000"/>
+                <w:right w:val="none" w:sz="0" w:space="0" w:color="000000"/>
+              </w:pBdr>
+              <w:spacing w:after="100" w:before="100" w:line="240"/>
+              <w:ind w:left="100" w:right="100" w:firstLine="0" w:firstLineChars="0"/>
+              <w:rPr>
+                <w:rFonts w:ascii="Helvetica" w:hAnsi="Helvetica" w:eastAsia="Helvetica" w:cs="Helvetica"/>
+                <w:i w:val="false"/>
+                <w:b w:val="false"/>
+                <w:u w:val="none"/>
+                <w:sz w:val="22"/>
+                <w:szCs w:val="22"/>
+                <w:color w:val="000000"/>
+              </w:rPr>
+            </w:pPr>
+            <w:r>
+              <w:rPr>
+                <w:rFonts w:ascii="Helvetica" w:hAnsi="Helvetica" w:eastAsia="Helvetica" w:cs="Helvetica"/>
+                <w:i w:val="false"/>
+                <w:b w:val="false"/>
+                <w:u w:val="none"/>
+                <w:sz w:val="22"/>
+                <w:szCs w:val="22"/>
+                <w:color w:val="000000"/>
+              </w:rPr>
+              <w:t xml:space="preserve">0.180</w:t>
             </w:r>
           </w:p>
         </w:tc>
@@ -13178,113 +13178,113 @@
                 <w:szCs w:val="22"/>
                 <w:color w:val="000000"/>
               </w:rPr>
-              <w:t xml:space="preserve">2.22</w:t>
-            </w:r>
-          </w:p>
-        </w:tc>
-        <w:tc>
-          <w:tcPr>
-            <w:tcBorders>
-              <w:bottom w:val="none" w:sz="0" w:space="0" w:color="000000"/>
-              <w:top w:val="none" w:sz="0" w:space="0" w:color="000000"/>
-              <w:left w:val="none" w:sz="0" w:space="0" w:color="000000"/>
-              <w:right w:val="none" w:sz="0" w:space="0" w:color="000000"/>
-            </w:tcBorders>
-            <w:shd w:val="clear" w:color="auto" w:fill="FFFFFF"/>
-            <w:tcMar>
-              <w:top w:w="0" w:type="dxa"/>
-              <w:bottom w:w="0" w:type="dxa"/>
-              <w:left w:w="0" w:type="dxa"/>
-              <w:right w:w="0" w:type="dxa"/>
-            </w:tcMar>
-            <w:vAlign w:val="top"/>
-          </w:tcPr>
-          <w:p>
-            <w:pPr>
-              <w:pStyle w:val="Normal"/>
-              <w:jc w:val="center"/>
-              <w:pBdr>
-                <w:bottom w:val="none" w:sz="0" w:space="0" w:color="000000"/>
-                <w:top w:val="none" w:sz="0" w:space="0" w:color="000000"/>
-                <w:left w:val="none" w:sz="0" w:space="0" w:color="000000"/>
-                <w:right w:val="none" w:sz="0" w:space="0" w:color="000000"/>
-              </w:pBdr>
-              <w:spacing w:after="100" w:before="100" w:line="240"/>
-              <w:ind w:left="100" w:right="100" w:firstLine="0" w:firstLineChars="0"/>
-              <w:rPr>
-                <w:rFonts w:ascii="Helvetica" w:hAnsi="Helvetica" w:eastAsia="Helvetica" w:cs="Helvetica"/>
-                <w:i w:val="false"/>
-                <w:b w:val="false"/>
-                <w:u w:val="none"/>
-                <w:sz w:val="22"/>
-                <w:szCs w:val="22"/>
-                <w:color w:val="000000"/>
-              </w:rPr>
-            </w:pPr>
-            <w:r>
-              <w:rPr>
-                <w:rFonts w:ascii="Helvetica" w:hAnsi="Helvetica" w:eastAsia="Helvetica" w:cs="Helvetica"/>
-                <w:i w:val="false"/>
-                <w:b w:val="false"/>
-                <w:u w:val="none"/>
-                <w:sz w:val="22"/>
-                <w:szCs w:val="22"/>
-                <w:color w:val="000000"/>
-              </w:rPr>
-              <w:t xml:space="preserve">0.62, 7.88</w:t>
-            </w:r>
-          </w:p>
-        </w:tc>
-        <w:tc>
-          <w:tcPr>
-            <w:tcBorders>
-              <w:bottom w:val="none" w:sz="0" w:space="0" w:color="000000"/>
-              <w:top w:val="none" w:sz="0" w:space="0" w:color="000000"/>
-              <w:left w:val="none" w:sz="0" w:space="0" w:color="000000"/>
-              <w:right w:val="none" w:sz="0" w:space="0" w:color="000000"/>
-            </w:tcBorders>
-            <w:shd w:val="clear" w:color="auto" w:fill="FFFFFF"/>
-            <w:tcMar>
-              <w:top w:w="0" w:type="dxa"/>
-              <w:bottom w:w="0" w:type="dxa"/>
-              <w:left w:w="0" w:type="dxa"/>
-              <w:right w:w="0" w:type="dxa"/>
-            </w:tcMar>
-            <w:vAlign w:val="top"/>
-          </w:tcPr>
-          <w:p>
-            <w:pPr>
-              <w:pStyle w:val="Normal"/>
-              <w:jc w:val="center"/>
-              <w:pBdr>
-                <w:bottom w:val="none" w:sz="0" w:space="0" w:color="000000"/>
-                <w:top w:val="none" w:sz="0" w:space="0" w:color="000000"/>
-                <w:left w:val="none" w:sz="0" w:space="0" w:color="000000"/>
-                <w:right w:val="none" w:sz="0" w:space="0" w:color="000000"/>
-              </w:pBdr>
-              <w:spacing w:after="100" w:before="100" w:line="240"/>
-              <w:ind w:left="100" w:right="100" w:firstLine="0" w:firstLineChars="0"/>
-              <w:rPr>
-                <w:rFonts w:ascii="Helvetica" w:hAnsi="Helvetica" w:eastAsia="Helvetica" w:cs="Helvetica"/>
-                <w:i w:val="false"/>
-                <w:b w:val="false"/>
-                <w:u w:val="none"/>
-                <w:sz w:val="22"/>
-                <w:szCs w:val="22"/>
-                <w:color w:val="000000"/>
-              </w:rPr>
-            </w:pPr>
-            <w:r>
-              <w:rPr>
-                <w:rFonts w:ascii="Helvetica" w:hAnsi="Helvetica" w:eastAsia="Helvetica" w:cs="Helvetica"/>
-                <w:i w:val="false"/>
-                <w:b w:val="false"/>
-                <w:u w:val="none"/>
-                <w:sz w:val="22"/>
-                <w:szCs w:val="22"/>
-                <w:color w:val="000000"/>
-              </w:rPr>
-              <w:t xml:space="preserve">0.220</w:t>
+              <w:t xml:space="preserve">2.39</w:t>
+            </w:r>
+          </w:p>
+        </w:tc>
+        <w:tc>
+          <w:tcPr>
+            <w:tcBorders>
+              <w:bottom w:val="none" w:sz="0" w:space="0" w:color="000000"/>
+              <w:top w:val="none" w:sz="0" w:space="0" w:color="000000"/>
+              <w:left w:val="none" w:sz="0" w:space="0" w:color="000000"/>
+              <w:right w:val="none" w:sz="0" w:space="0" w:color="000000"/>
+            </w:tcBorders>
+            <w:shd w:val="clear" w:color="auto" w:fill="FFFFFF"/>
+            <w:tcMar>
+              <w:top w:w="0" w:type="dxa"/>
+              <w:bottom w:w="0" w:type="dxa"/>
+              <w:left w:w="0" w:type="dxa"/>
+              <w:right w:w="0" w:type="dxa"/>
+            </w:tcMar>
+            <w:vAlign w:val="top"/>
+          </w:tcPr>
+          <w:p>
+            <w:pPr>
+              <w:pStyle w:val="Normal"/>
+              <w:jc w:val="center"/>
+              <w:pBdr>
+                <w:bottom w:val="none" w:sz="0" w:space="0" w:color="000000"/>
+                <w:top w:val="none" w:sz="0" w:space="0" w:color="000000"/>
+                <w:left w:val="none" w:sz="0" w:space="0" w:color="000000"/>
+                <w:right w:val="none" w:sz="0" w:space="0" w:color="000000"/>
+              </w:pBdr>
+              <w:spacing w:after="100" w:before="100" w:line="240"/>
+              <w:ind w:left="100" w:right="100" w:firstLine="0" w:firstLineChars="0"/>
+              <w:rPr>
+                <w:rFonts w:ascii="Helvetica" w:hAnsi="Helvetica" w:eastAsia="Helvetica" w:cs="Helvetica"/>
+                <w:i w:val="false"/>
+                <w:b w:val="false"/>
+                <w:u w:val="none"/>
+                <w:sz w:val="22"/>
+                <w:szCs w:val="22"/>
+                <w:color w:val="000000"/>
+              </w:rPr>
+            </w:pPr>
+            <w:r>
+              <w:rPr>
+                <w:rFonts w:ascii="Helvetica" w:hAnsi="Helvetica" w:eastAsia="Helvetica" w:cs="Helvetica"/>
+                <w:i w:val="false"/>
+                <w:b w:val="false"/>
+                <w:u w:val="none"/>
+                <w:sz w:val="22"/>
+                <w:szCs w:val="22"/>
+                <w:color w:val="000000"/>
+              </w:rPr>
+              <w:t xml:space="preserve">0.67, 8.50</w:t>
+            </w:r>
+          </w:p>
+        </w:tc>
+        <w:tc>
+          <w:tcPr>
+            <w:tcBorders>
+              <w:bottom w:val="none" w:sz="0" w:space="0" w:color="000000"/>
+              <w:top w:val="none" w:sz="0" w:space="0" w:color="000000"/>
+              <w:left w:val="none" w:sz="0" w:space="0" w:color="000000"/>
+              <w:right w:val="none" w:sz="0" w:space="0" w:color="000000"/>
+            </w:tcBorders>
+            <w:shd w:val="clear" w:color="auto" w:fill="FFFFFF"/>
+            <w:tcMar>
+              <w:top w:w="0" w:type="dxa"/>
+              <w:bottom w:w="0" w:type="dxa"/>
+              <w:left w:w="0" w:type="dxa"/>
+              <w:right w:w="0" w:type="dxa"/>
+            </w:tcMar>
+            <w:vAlign w:val="top"/>
+          </w:tcPr>
+          <w:p>
+            <w:pPr>
+              <w:pStyle w:val="Normal"/>
+              <w:jc w:val="center"/>
+              <w:pBdr>
+                <w:bottom w:val="none" w:sz="0" w:space="0" w:color="000000"/>
+                <w:top w:val="none" w:sz="0" w:space="0" w:color="000000"/>
+                <w:left w:val="none" w:sz="0" w:space="0" w:color="000000"/>
+                <w:right w:val="none" w:sz="0" w:space="0" w:color="000000"/>
+              </w:pBdr>
+              <w:spacing w:after="100" w:before="100" w:line="240"/>
+              <w:ind w:left="100" w:right="100" w:firstLine="0" w:firstLineChars="0"/>
+              <w:rPr>
+                <w:rFonts w:ascii="Helvetica" w:hAnsi="Helvetica" w:eastAsia="Helvetica" w:cs="Helvetica"/>
+                <w:i w:val="false"/>
+                <w:b w:val="false"/>
+                <w:u w:val="none"/>
+                <w:sz w:val="22"/>
+                <w:szCs w:val="22"/>
+                <w:color w:val="000000"/>
+              </w:rPr>
+            </w:pPr>
+            <w:r>
+              <w:rPr>
+                <w:rFonts w:ascii="Helvetica" w:hAnsi="Helvetica" w:eastAsia="Helvetica" w:cs="Helvetica"/>
+                <w:i w:val="false"/>
+                <w:b w:val="false"/>
+                <w:u w:val="none"/>
+                <w:sz w:val="22"/>
+                <w:szCs w:val="22"/>
+                <w:color w:val="000000"/>
+              </w:rPr>
+              <w:t xml:space="preserve">0.180</w:t>
             </w:r>
           </w:p>
         </w:tc>
@@ -13661,113 +13661,113 @@
                 <w:szCs w:val="22"/>
                 <w:color w:val="000000"/>
               </w:rPr>
-              <w:t xml:space="preserve">2.77</w:t>
-            </w:r>
-          </w:p>
-        </w:tc>
-        <w:tc>
-          <w:tcPr>
-            <w:tcBorders>
-              <w:bottom w:val="none" w:sz="0" w:space="0" w:color="000000"/>
-              <w:top w:val="none" w:sz="0" w:space="0" w:color="000000"/>
-              <w:left w:val="none" w:sz="0" w:space="0" w:color="000000"/>
-              <w:right w:val="none" w:sz="0" w:space="0" w:color="000000"/>
-            </w:tcBorders>
-            <w:shd w:val="clear" w:color="auto" w:fill="FFFFFF"/>
-            <w:tcMar>
-              <w:top w:w="0" w:type="dxa"/>
-              <w:bottom w:w="0" w:type="dxa"/>
-              <w:left w:w="0" w:type="dxa"/>
-              <w:right w:w="0" w:type="dxa"/>
-            </w:tcMar>
-            <w:vAlign w:val="top"/>
-          </w:tcPr>
-          <w:p>
-            <w:pPr>
-              <w:pStyle w:val="Normal"/>
-              <w:jc w:val="center"/>
-              <w:pBdr>
-                <w:bottom w:val="none" w:sz="0" w:space="0" w:color="000000"/>
-                <w:top w:val="none" w:sz="0" w:space="0" w:color="000000"/>
-                <w:left w:val="none" w:sz="0" w:space="0" w:color="000000"/>
-                <w:right w:val="none" w:sz="0" w:space="0" w:color="000000"/>
-              </w:pBdr>
-              <w:spacing w:after="100" w:before="100" w:line="240"/>
-              <w:ind w:left="100" w:right="100" w:firstLine="0" w:firstLineChars="0"/>
-              <w:rPr>
-                <w:rFonts w:ascii="Helvetica" w:hAnsi="Helvetica" w:eastAsia="Helvetica" w:cs="Helvetica"/>
-                <w:i w:val="false"/>
-                <w:b w:val="false"/>
-                <w:u w:val="none"/>
-                <w:sz w:val="22"/>
-                <w:szCs w:val="22"/>
-                <w:color w:val="000000"/>
-              </w:rPr>
-            </w:pPr>
-            <w:r>
-              <w:rPr>
-                <w:rFonts w:ascii="Helvetica" w:hAnsi="Helvetica" w:eastAsia="Helvetica" w:cs="Helvetica"/>
-                <w:i w:val="false"/>
-                <w:b w:val="false"/>
-                <w:u w:val="none"/>
-                <w:sz w:val="22"/>
-                <w:szCs w:val="22"/>
-                <w:color w:val="000000"/>
-              </w:rPr>
-              <w:t xml:space="preserve">0.59, 13.0</w:t>
-            </w:r>
-          </w:p>
-        </w:tc>
-        <w:tc>
-          <w:tcPr>
-            <w:tcBorders>
-              <w:bottom w:val="none" w:sz="0" w:space="0" w:color="000000"/>
-              <w:top w:val="none" w:sz="0" w:space="0" w:color="000000"/>
-              <w:left w:val="none" w:sz="0" w:space="0" w:color="000000"/>
-              <w:right w:val="none" w:sz="0" w:space="0" w:color="000000"/>
-            </w:tcBorders>
-            <w:shd w:val="clear" w:color="auto" w:fill="FFFFFF"/>
-            <w:tcMar>
-              <w:top w:w="0" w:type="dxa"/>
-              <w:bottom w:w="0" w:type="dxa"/>
-              <w:left w:w="0" w:type="dxa"/>
-              <w:right w:w="0" w:type="dxa"/>
-            </w:tcMar>
-            <w:vAlign w:val="top"/>
-          </w:tcPr>
-          <w:p>
-            <w:pPr>
-              <w:pStyle w:val="Normal"/>
-              <w:jc w:val="center"/>
-              <w:pBdr>
-                <w:bottom w:val="none" w:sz="0" w:space="0" w:color="000000"/>
-                <w:top w:val="none" w:sz="0" w:space="0" w:color="000000"/>
-                <w:left w:val="none" w:sz="0" w:space="0" w:color="000000"/>
-                <w:right w:val="none" w:sz="0" w:space="0" w:color="000000"/>
-              </w:pBdr>
-              <w:spacing w:after="100" w:before="100" w:line="240"/>
-              <w:ind w:left="100" w:right="100" w:firstLine="0" w:firstLineChars="0"/>
-              <w:rPr>
-                <w:rFonts w:ascii="Helvetica" w:hAnsi="Helvetica" w:eastAsia="Helvetica" w:cs="Helvetica"/>
-                <w:i w:val="false"/>
-                <w:b w:val="false"/>
-                <w:u w:val="none"/>
-                <w:sz w:val="22"/>
-                <w:szCs w:val="22"/>
-                <w:color w:val="000000"/>
-              </w:rPr>
-            </w:pPr>
-            <w:r>
-              <w:rPr>
-                <w:rFonts w:ascii="Helvetica" w:hAnsi="Helvetica" w:eastAsia="Helvetica" w:cs="Helvetica"/>
-                <w:i w:val="false"/>
-                <w:b w:val="false"/>
-                <w:u w:val="none"/>
-                <w:sz w:val="22"/>
-                <w:szCs w:val="22"/>
-                <w:color w:val="000000"/>
-              </w:rPr>
-              <w:t xml:space="preserve">0.190</w:t>
+              <w:t xml:space="preserve">2.46</w:t>
+            </w:r>
+          </w:p>
+        </w:tc>
+        <w:tc>
+          <w:tcPr>
+            <w:tcBorders>
+              <w:bottom w:val="none" w:sz="0" w:space="0" w:color="000000"/>
+              <w:top w:val="none" w:sz="0" w:space="0" w:color="000000"/>
+              <w:left w:val="none" w:sz="0" w:space="0" w:color="000000"/>
+              <w:right w:val="none" w:sz="0" w:space="0" w:color="000000"/>
+            </w:tcBorders>
+            <w:shd w:val="clear" w:color="auto" w:fill="FFFFFF"/>
+            <w:tcMar>
+              <w:top w:w="0" w:type="dxa"/>
+              <w:bottom w:w="0" w:type="dxa"/>
+              <w:left w:w="0" w:type="dxa"/>
+              <w:right w:w="0" w:type="dxa"/>
+            </w:tcMar>
+            <w:vAlign w:val="top"/>
+          </w:tcPr>
+          <w:p>
+            <w:pPr>
+              <w:pStyle w:val="Normal"/>
+              <w:jc w:val="center"/>
+              <w:pBdr>
+                <w:bottom w:val="none" w:sz="0" w:space="0" w:color="000000"/>
+                <w:top w:val="none" w:sz="0" w:space="0" w:color="000000"/>
+                <w:left w:val="none" w:sz="0" w:space="0" w:color="000000"/>
+                <w:right w:val="none" w:sz="0" w:space="0" w:color="000000"/>
+              </w:pBdr>
+              <w:spacing w:after="100" w:before="100" w:line="240"/>
+              <w:ind w:left="100" w:right="100" w:firstLine="0" w:firstLineChars="0"/>
+              <w:rPr>
+                <w:rFonts w:ascii="Helvetica" w:hAnsi="Helvetica" w:eastAsia="Helvetica" w:cs="Helvetica"/>
+                <w:i w:val="false"/>
+                <w:b w:val="false"/>
+                <w:u w:val="none"/>
+                <w:sz w:val="22"/>
+                <w:szCs w:val="22"/>
+                <w:color w:val="000000"/>
+              </w:rPr>
+            </w:pPr>
+            <w:r>
+              <w:rPr>
+                <w:rFonts w:ascii="Helvetica" w:hAnsi="Helvetica" w:eastAsia="Helvetica" w:cs="Helvetica"/>
+                <w:i w:val="false"/>
+                <w:b w:val="false"/>
+                <w:u w:val="none"/>
+                <w:sz w:val="22"/>
+                <w:szCs w:val="22"/>
+                <w:color w:val="000000"/>
+              </w:rPr>
+              <w:t xml:space="preserve">0.59, 10.2</w:t>
+            </w:r>
+          </w:p>
+        </w:tc>
+        <w:tc>
+          <w:tcPr>
+            <w:tcBorders>
+              <w:bottom w:val="none" w:sz="0" w:space="0" w:color="000000"/>
+              <w:top w:val="none" w:sz="0" w:space="0" w:color="000000"/>
+              <w:left w:val="none" w:sz="0" w:space="0" w:color="000000"/>
+              <w:right w:val="none" w:sz="0" w:space="0" w:color="000000"/>
+            </w:tcBorders>
+            <w:shd w:val="clear" w:color="auto" w:fill="FFFFFF"/>
+            <w:tcMar>
+              <w:top w:w="0" w:type="dxa"/>
+              <w:bottom w:w="0" w:type="dxa"/>
+              <w:left w:w="0" w:type="dxa"/>
+              <w:right w:w="0" w:type="dxa"/>
+            </w:tcMar>
+            <w:vAlign w:val="top"/>
+          </w:tcPr>
+          <w:p>
+            <w:pPr>
+              <w:pStyle w:val="Normal"/>
+              <w:jc w:val="center"/>
+              <w:pBdr>
+                <w:bottom w:val="none" w:sz="0" w:space="0" w:color="000000"/>
+                <w:top w:val="none" w:sz="0" w:space="0" w:color="000000"/>
+                <w:left w:val="none" w:sz="0" w:space="0" w:color="000000"/>
+                <w:right w:val="none" w:sz="0" w:space="0" w:color="000000"/>
+              </w:pBdr>
+              <w:spacing w:after="100" w:before="100" w:line="240"/>
+              <w:ind w:left="100" w:right="100" w:firstLine="0" w:firstLineChars="0"/>
+              <w:rPr>
+                <w:rFonts w:ascii="Helvetica" w:hAnsi="Helvetica" w:eastAsia="Helvetica" w:cs="Helvetica"/>
+                <w:i w:val="false"/>
+                <w:b w:val="false"/>
+                <w:u w:val="none"/>
+                <w:sz w:val="22"/>
+                <w:szCs w:val="22"/>
+                <w:color w:val="000000"/>
+              </w:rPr>
+            </w:pPr>
+            <w:r>
+              <w:rPr>
+                <w:rFonts w:ascii="Helvetica" w:hAnsi="Helvetica" w:eastAsia="Helvetica" w:cs="Helvetica"/>
+                <w:i w:val="false"/>
+                <w:b w:val="false"/>
+                <w:u w:val="none"/>
+                <w:sz w:val="22"/>
+                <w:szCs w:val="22"/>
+                <w:color w:val="000000"/>
+              </w:rPr>
+              <w:t xml:space="preserve">0.220</w:t>
             </w:r>
           </w:p>
         </w:tc>
@@ -14144,60 +14144,60 @@
                 <w:szCs w:val="22"/>
                 <w:color w:val="000000"/>
               </w:rPr>
-              <w:t xml:space="preserve">17.1</w:t>
-            </w:r>
-          </w:p>
-        </w:tc>
-        <w:tc>
-          <w:tcPr>
-            <w:tcBorders>
-              <w:bottom w:val="none" w:sz="0" w:space="0" w:color="000000"/>
-              <w:top w:val="none" w:sz="0" w:space="0" w:color="000000"/>
-              <w:left w:val="none" w:sz="0" w:space="0" w:color="000000"/>
-              <w:right w:val="none" w:sz="0" w:space="0" w:color="000000"/>
-            </w:tcBorders>
-            <w:shd w:val="clear" w:color="auto" w:fill="FFFFFF"/>
-            <w:tcMar>
-              <w:top w:w="0" w:type="dxa"/>
-              <w:bottom w:w="0" w:type="dxa"/>
-              <w:left w:w="0" w:type="dxa"/>
-              <w:right w:w="0" w:type="dxa"/>
-            </w:tcMar>
-            <w:vAlign w:val="top"/>
-          </w:tcPr>
-          <w:p>
-            <w:pPr>
-              <w:pStyle w:val="Normal"/>
-              <w:jc w:val="center"/>
-              <w:pBdr>
-                <w:bottom w:val="none" w:sz="0" w:space="0" w:color="000000"/>
-                <w:top w:val="none" w:sz="0" w:space="0" w:color="000000"/>
-                <w:left w:val="none" w:sz="0" w:space="0" w:color="000000"/>
-                <w:right w:val="none" w:sz="0" w:space="0" w:color="000000"/>
-              </w:pBdr>
-              <w:spacing w:after="100" w:before="100" w:line="240"/>
-              <w:ind w:left="100" w:right="100" w:firstLine="0" w:firstLineChars="0"/>
-              <w:rPr>
-                <w:rFonts w:ascii="Helvetica" w:hAnsi="Helvetica" w:eastAsia="Helvetica" w:cs="Helvetica"/>
-                <w:i w:val="false"/>
-                <w:b w:val="false"/>
-                <w:u w:val="none"/>
-                <w:sz w:val="22"/>
-                <w:szCs w:val="22"/>
-                <w:color w:val="000000"/>
-              </w:rPr>
-            </w:pPr>
-            <w:r>
-              <w:rPr>
-                <w:rFonts w:ascii="Helvetica" w:hAnsi="Helvetica" w:eastAsia="Helvetica" w:cs="Helvetica"/>
-                <w:i w:val="false"/>
-                <w:b w:val="false"/>
-                <w:u w:val="none"/>
-                <w:sz w:val="22"/>
-                <w:szCs w:val="22"/>
-                <w:color w:val="000000"/>
-              </w:rPr>
-              <w:t xml:space="preserve">4.09, 71.1</w:t>
+              <w:t xml:space="preserve">11.5</w:t>
+            </w:r>
+          </w:p>
+        </w:tc>
+        <w:tc>
+          <w:tcPr>
+            <w:tcBorders>
+              <w:bottom w:val="none" w:sz="0" w:space="0" w:color="000000"/>
+              <w:top w:val="none" w:sz="0" w:space="0" w:color="000000"/>
+              <w:left w:val="none" w:sz="0" w:space="0" w:color="000000"/>
+              <w:right w:val="none" w:sz="0" w:space="0" w:color="000000"/>
+            </w:tcBorders>
+            <w:shd w:val="clear" w:color="auto" w:fill="FFFFFF"/>
+            <w:tcMar>
+              <w:top w:w="0" w:type="dxa"/>
+              <w:bottom w:w="0" w:type="dxa"/>
+              <w:left w:w="0" w:type="dxa"/>
+              <w:right w:w="0" w:type="dxa"/>
+            </w:tcMar>
+            <w:vAlign w:val="top"/>
+          </w:tcPr>
+          <w:p>
+            <w:pPr>
+              <w:pStyle w:val="Normal"/>
+              <w:jc w:val="center"/>
+              <w:pBdr>
+                <w:bottom w:val="none" w:sz="0" w:space="0" w:color="000000"/>
+                <w:top w:val="none" w:sz="0" w:space="0" w:color="000000"/>
+                <w:left w:val="none" w:sz="0" w:space="0" w:color="000000"/>
+                <w:right w:val="none" w:sz="0" w:space="0" w:color="000000"/>
+              </w:pBdr>
+              <w:spacing w:after="100" w:before="100" w:line="240"/>
+              <w:ind w:left="100" w:right="100" w:firstLine="0" w:firstLineChars="0"/>
+              <w:rPr>
+                <w:rFonts w:ascii="Helvetica" w:hAnsi="Helvetica" w:eastAsia="Helvetica" w:cs="Helvetica"/>
+                <w:i w:val="false"/>
+                <w:b w:val="false"/>
+                <w:u w:val="none"/>
+                <w:sz w:val="22"/>
+                <w:szCs w:val="22"/>
+                <w:color w:val="000000"/>
+              </w:rPr>
+            </w:pPr>
+            <w:r>
+              <w:rPr>
+                <w:rFonts w:ascii="Helvetica" w:hAnsi="Helvetica" w:eastAsia="Helvetica" w:cs="Helvetica"/>
+                <w:i w:val="false"/>
+                <w:b w:val="false"/>
+                <w:u w:val="none"/>
+                <w:sz w:val="22"/>
+                <w:szCs w:val="22"/>
+                <w:color w:val="000000"/>
+              </w:rPr>
+              <w:t xml:space="preserve">2.92, 45.6</w:t>
             </w:r>
           </w:p>
         </w:tc>
@@ -14627,113 +14627,113 @@
                 <w:szCs w:val="22"/>
                 <w:color w:val="000000"/>
               </w:rPr>
-              <w:t xml:space="preserve">0.14</w:t>
-            </w:r>
-          </w:p>
-        </w:tc>
-        <w:tc>
-          <w:tcPr>
-            <w:tcBorders>
-              <w:bottom w:val="none" w:sz="0" w:space="0" w:color="000000"/>
-              <w:top w:val="none" w:sz="0" w:space="0" w:color="000000"/>
-              <w:left w:val="none" w:sz="0" w:space="0" w:color="000000"/>
-              <w:right w:val="none" w:sz="0" w:space="0" w:color="000000"/>
-            </w:tcBorders>
-            <w:shd w:val="clear" w:color="auto" w:fill="FFFFFF"/>
-            <w:tcMar>
-              <w:top w:w="0" w:type="dxa"/>
-              <w:bottom w:w="0" w:type="dxa"/>
-              <w:left w:w="0" w:type="dxa"/>
-              <w:right w:w="0" w:type="dxa"/>
-            </w:tcMar>
-            <w:vAlign w:val="top"/>
-          </w:tcPr>
-          <w:p>
-            <w:pPr>
-              <w:pStyle w:val="Normal"/>
-              <w:jc w:val="center"/>
-              <w:pBdr>
-                <w:bottom w:val="none" w:sz="0" w:space="0" w:color="000000"/>
-                <w:top w:val="none" w:sz="0" w:space="0" w:color="000000"/>
-                <w:left w:val="none" w:sz="0" w:space="0" w:color="000000"/>
-                <w:right w:val="none" w:sz="0" w:space="0" w:color="000000"/>
-              </w:pBdr>
-              <w:spacing w:after="100" w:before="100" w:line="240"/>
-              <w:ind w:left="100" w:right="100" w:firstLine="0" w:firstLineChars="0"/>
-              <w:rPr>
-                <w:rFonts w:ascii="Helvetica" w:hAnsi="Helvetica" w:eastAsia="Helvetica" w:cs="Helvetica"/>
-                <w:i w:val="false"/>
-                <w:b w:val="false"/>
-                <w:u w:val="none"/>
-                <w:sz w:val="22"/>
-                <w:szCs w:val="22"/>
-                <w:color w:val="000000"/>
-              </w:rPr>
-            </w:pPr>
-            <w:r>
-              <w:rPr>
-                <w:rFonts w:ascii="Helvetica" w:hAnsi="Helvetica" w:eastAsia="Helvetica" w:cs="Helvetica"/>
-                <w:i w:val="false"/>
-                <w:b w:val="false"/>
-                <w:u w:val="none"/>
-                <w:sz w:val="22"/>
-                <w:szCs w:val="22"/>
-                <w:color w:val="000000"/>
-              </w:rPr>
-              <w:t xml:space="preserve">0.02, 0.79</w:t>
-            </w:r>
-          </w:p>
-        </w:tc>
-        <w:tc>
-          <w:tcPr>
-            <w:tcBorders>
-              <w:bottom w:val="none" w:sz="0" w:space="0" w:color="000000"/>
-              <w:top w:val="none" w:sz="0" w:space="0" w:color="000000"/>
-              <w:left w:val="none" w:sz="0" w:space="0" w:color="000000"/>
-              <w:right w:val="none" w:sz="0" w:space="0" w:color="000000"/>
-            </w:tcBorders>
-            <w:shd w:val="clear" w:color="auto" w:fill="FFFFFF"/>
-            <w:tcMar>
-              <w:top w:w="0" w:type="dxa"/>
-              <w:bottom w:w="0" w:type="dxa"/>
-              <w:left w:w="0" w:type="dxa"/>
-              <w:right w:w="0" w:type="dxa"/>
-            </w:tcMar>
-            <w:vAlign w:val="top"/>
-          </w:tcPr>
-          <w:p>
-            <w:pPr>
-              <w:pStyle w:val="Normal"/>
-              <w:jc w:val="center"/>
-              <w:pBdr>
-                <w:bottom w:val="none" w:sz="0" w:space="0" w:color="000000"/>
-                <w:top w:val="none" w:sz="0" w:space="0" w:color="000000"/>
-                <w:left w:val="none" w:sz="0" w:space="0" w:color="000000"/>
-                <w:right w:val="none" w:sz="0" w:space="0" w:color="000000"/>
-              </w:pBdr>
-              <w:spacing w:after="100" w:before="100" w:line="240"/>
-              <w:ind w:left="100" w:right="100" w:firstLine="0" w:firstLineChars="0"/>
-              <w:rPr>
-                <w:rFonts w:ascii="Helvetica" w:hAnsi="Helvetica" w:eastAsia="Helvetica" w:cs="Helvetica"/>
-                <w:i w:val="false"/>
-                <w:b w:val="false"/>
-                <w:u w:val="none"/>
-                <w:sz w:val="22"/>
-                <w:szCs w:val="22"/>
-                <w:color w:val="000000"/>
-              </w:rPr>
-            </w:pPr>
-            <w:r>
-              <w:rPr>
-                <w:rFonts w:ascii="Helvetica" w:hAnsi="Helvetica" w:eastAsia="Helvetica" w:cs="Helvetica"/>
-                <w:i w:val="false"/>
-                <w:b w:val="false"/>
-                <w:u w:val="none"/>
-                <w:sz w:val="22"/>
-                <w:szCs w:val="22"/>
-                <w:color w:val="000000"/>
-              </w:rPr>
-              <w:t xml:space="preserve">0.026</w:t>
+              <w:t xml:space="preserve">0.21</w:t>
+            </w:r>
+          </w:p>
+        </w:tc>
+        <w:tc>
+          <w:tcPr>
+            <w:tcBorders>
+              <w:bottom w:val="none" w:sz="0" w:space="0" w:color="000000"/>
+              <w:top w:val="none" w:sz="0" w:space="0" w:color="000000"/>
+              <w:left w:val="none" w:sz="0" w:space="0" w:color="000000"/>
+              <w:right w:val="none" w:sz="0" w:space="0" w:color="000000"/>
+            </w:tcBorders>
+            <w:shd w:val="clear" w:color="auto" w:fill="FFFFFF"/>
+            <w:tcMar>
+              <w:top w:w="0" w:type="dxa"/>
+              <w:bottom w:w="0" w:type="dxa"/>
+              <w:left w:w="0" w:type="dxa"/>
+              <w:right w:w="0" w:type="dxa"/>
+            </w:tcMar>
+            <w:vAlign w:val="top"/>
+          </w:tcPr>
+          <w:p>
+            <w:pPr>
+              <w:pStyle w:val="Normal"/>
+              <w:jc w:val="center"/>
+              <w:pBdr>
+                <w:bottom w:val="none" w:sz="0" w:space="0" w:color="000000"/>
+                <w:top w:val="none" w:sz="0" w:space="0" w:color="000000"/>
+                <w:left w:val="none" w:sz="0" w:space="0" w:color="000000"/>
+                <w:right w:val="none" w:sz="0" w:space="0" w:color="000000"/>
+              </w:pBdr>
+              <w:spacing w:after="100" w:before="100" w:line="240"/>
+              <w:ind w:left="100" w:right="100" w:firstLine="0" w:firstLineChars="0"/>
+              <w:rPr>
+                <w:rFonts w:ascii="Helvetica" w:hAnsi="Helvetica" w:eastAsia="Helvetica" w:cs="Helvetica"/>
+                <w:i w:val="false"/>
+                <w:b w:val="false"/>
+                <w:u w:val="none"/>
+                <w:sz w:val="22"/>
+                <w:szCs w:val="22"/>
+                <w:color w:val="000000"/>
+              </w:rPr>
+            </w:pPr>
+            <w:r>
+              <w:rPr>
+                <w:rFonts w:ascii="Helvetica" w:hAnsi="Helvetica" w:eastAsia="Helvetica" w:cs="Helvetica"/>
+                <w:i w:val="false"/>
+                <w:b w:val="false"/>
+                <w:u w:val="none"/>
+                <w:sz w:val="22"/>
+                <w:szCs w:val="22"/>
+                <w:color w:val="000000"/>
+              </w:rPr>
+              <w:t xml:space="preserve">0.04, 1.10</w:t>
+            </w:r>
+          </w:p>
+        </w:tc>
+        <w:tc>
+          <w:tcPr>
+            <w:tcBorders>
+              <w:bottom w:val="none" w:sz="0" w:space="0" w:color="000000"/>
+              <w:top w:val="none" w:sz="0" w:space="0" w:color="000000"/>
+              <w:left w:val="none" w:sz="0" w:space="0" w:color="000000"/>
+              <w:right w:val="none" w:sz="0" w:space="0" w:color="000000"/>
+            </w:tcBorders>
+            <w:shd w:val="clear" w:color="auto" w:fill="FFFFFF"/>
+            <w:tcMar>
+              <w:top w:w="0" w:type="dxa"/>
+              <w:bottom w:w="0" w:type="dxa"/>
+              <w:left w:w="0" w:type="dxa"/>
+              <w:right w:w="0" w:type="dxa"/>
+            </w:tcMar>
+            <w:vAlign w:val="top"/>
+          </w:tcPr>
+          <w:p>
+            <w:pPr>
+              <w:pStyle w:val="Normal"/>
+              <w:jc w:val="center"/>
+              <w:pBdr>
+                <w:bottom w:val="none" w:sz="0" w:space="0" w:color="000000"/>
+                <w:top w:val="none" w:sz="0" w:space="0" w:color="000000"/>
+                <w:left w:val="none" w:sz="0" w:space="0" w:color="000000"/>
+                <w:right w:val="none" w:sz="0" w:space="0" w:color="000000"/>
+              </w:pBdr>
+              <w:spacing w:after="100" w:before="100" w:line="240"/>
+              <w:ind w:left="100" w:right="100" w:firstLine="0" w:firstLineChars="0"/>
+              <w:rPr>
+                <w:rFonts w:ascii="Helvetica" w:hAnsi="Helvetica" w:eastAsia="Helvetica" w:cs="Helvetica"/>
+                <w:i w:val="false"/>
+                <w:b w:val="false"/>
+                <w:u w:val="none"/>
+                <w:sz w:val="22"/>
+                <w:szCs w:val="22"/>
+                <w:color w:val="000000"/>
+              </w:rPr>
+            </w:pPr>
+            <w:r>
+              <w:rPr>
+                <w:rFonts w:ascii="Helvetica" w:hAnsi="Helvetica" w:eastAsia="Helvetica" w:cs="Helvetica"/>
+                <w:i w:val="false"/>
+                <w:b w:val="false"/>
+                <w:u w:val="none"/>
+                <w:sz w:val="22"/>
+                <w:szCs w:val="22"/>
+                <w:color w:val="000000"/>
+              </w:rPr>
+              <w:t xml:space="preserve">0.065</w:t>
             </w:r>
           </w:p>
         </w:tc>
@@ -15216,7 +15216,7 @@
                 <w:szCs w:val="22"/>
                 <w:color w:val="000000"/>
               </w:rPr>
-              <w:t xml:space="preserve">0.670</w:t>
+              <w:t xml:space="preserve">0.700</w:t>
             </w:r>
           </w:p>
         </w:tc>
@@ -15593,596 +15593,113 @@
                 <w:szCs w:val="22"/>
                 <w:color w:val="000000"/>
               </w:rPr>
-              <w:t xml:space="preserve">1.08</w:t>
-            </w:r>
-          </w:p>
-        </w:tc>
-        <w:tc>
-          <w:tcPr>
-            <w:tcBorders>
-              <w:bottom w:val="none" w:sz="0" w:space="0" w:color="000000"/>
-              <w:top w:val="none" w:sz="0" w:space="0" w:color="000000"/>
-              <w:left w:val="none" w:sz="0" w:space="0" w:color="000000"/>
-              <w:right w:val="none" w:sz="0" w:space="0" w:color="000000"/>
-            </w:tcBorders>
-            <w:shd w:val="clear" w:color="auto" w:fill="FFFFFF"/>
-            <w:tcMar>
-              <w:top w:w="0" w:type="dxa"/>
-              <w:bottom w:w="0" w:type="dxa"/>
-              <w:left w:w="0" w:type="dxa"/>
-              <w:right w:w="0" w:type="dxa"/>
-            </w:tcMar>
-            <w:vAlign w:val="top"/>
-          </w:tcPr>
-          <w:p>
-            <w:pPr>
-              <w:pStyle w:val="Normal"/>
-              <w:jc w:val="center"/>
-              <w:pBdr>
-                <w:bottom w:val="none" w:sz="0" w:space="0" w:color="000000"/>
-                <w:top w:val="none" w:sz="0" w:space="0" w:color="000000"/>
-                <w:left w:val="none" w:sz="0" w:space="0" w:color="000000"/>
-                <w:right w:val="none" w:sz="0" w:space="0" w:color="000000"/>
-              </w:pBdr>
-              <w:spacing w:after="100" w:before="100" w:line="240"/>
-              <w:ind w:left="100" w:right="100" w:firstLine="0" w:firstLineChars="0"/>
-              <w:rPr>
-                <w:rFonts w:ascii="Helvetica" w:hAnsi="Helvetica" w:eastAsia="Helvetica" w:cs="Helvetica"/>
-                <w:i w:val="false"/>
-                <w:b w:val="false"/>
-                <w:u w:val="none"/>
-                <w:sz w:val="22"/>
-                <w:szCs w:val="22"/>
-                <w:color w:val="000000"/>
-              </w:rPr>
-            </w:pPr>
-            <w:r>
-              <w:rPr>
-                <w:rFonts w:ascii="Helvetica" w:hAnsi="Helvetica" w:eastAsia="Helvetica" w:cs="Helvetica"/>
-                <w:i w:val="false"/>
-                <w:b w:val="false"/>
-                <w:u w:val="none"/>
-                <w:sz w:val="22"/>
-                <w:szCs w:val="22"/>
-                <w:color w:val="000000"/>
-              </w:rPr>
-              <w:t xml:space="preserve">0.58, 2.03</w:t>
-            </w:r>
-          </w:p>
-        </w:tc>
-        <w:tc>
-          <w:tcPr>
-            <w:tcBorders>
-              <w:bottom w:val="none" w:sz="0" w:space="0" w:color="000000"/>
-              <w:top w:val="none" w:sz="0" w:space="0" w:color="000000"/>
-              <w:left w:val="none" w:sz="0" w:space="0" w:color="000000"/>
-              <w:right w:val="none" w:sz="0" w:space="0" w:color="000000"/>
-            </w:tcBorders>
-            <w:shd w:val="clear" w:color="auto" w:fill="FFFFFF"/>
-            <w:tcMar>
-              <w:top w:w="0" w:type="dxa"/>
-              <w:bottom w:w="0" w:type="dxa"/>
-              <w:left w:w="0" w:type="dxa"/>
-              <w:right w:w="0" w:type="dxa"/>
-            </w:tcMar>
-            <w:vAlign w:val="top"/>
-          </w:tcPr>
-          <w:p>
-            <w:pPr>
-              <w:pStyle w:val="Normal"/>
-              <w:jc w:val="center"/>
-              <w:pBdr>
-                <w:bottom w:val="none" w:sz="0" w:space="0" w:color="000000"/>
-                <w:top w:val="none" w:sz="0" w:space="0" w:color="000000"/>
-                <w:left w:val="none" w:sz="0" w:space="0" w:color="000000"/>
-                <w:right w:val="none" w:sz="0" w:space="0" w:color="000000"/>
-              </w:pBdr>
-              <w:spacing w:after="100" w:before="100" w:line="240"/>
-              <w:ind w:left="100" w:right="100" w:firstLine="0" w:firstLineChars="0"/>
-              <w:rPr>
-                <w:rFonts w:ascii="Helvetica" w:hAnsi="Helvetica" w:eastAsia="Helvetica" w:cs="Helvetica"/>
-                <w:i w:val="false"/>
-                <w:b w:val="false"/>
-                <w:u w:val="none"/>
-                <w:sz w:val="22"/>
-                <w:szCs w:val="22"/>
-                <w:color w:val="000000"/>
-              </w:rPr>
-            </w:pPr>
-            <w:r>
-              <w:rPr>
-                <w:rFonts w:ascii="Helvetica" w:hAnsi="Helvetica" w:eastAsia="Helvetica" w:cs="Helvetica"/>
-                <w:i w:val="false"/>
-                <w:b w:val="false"/>
-                <w:u w:val="none"/>
-                <w:sz w:val="22"/>
-                <w:szCs w:val="22"/>
-                <w:color w:val="000000"/>
-              </w:rPr>
-              <w:t xml:space="preserve">0.800</w:t>
-            </w:r>
-          </w:p>
-        </w:tc>
-      </w:tr>
-      <w:tr>
-        <w:trPr>
-          <w:trHeight w:val="598" w:hRule="auto"/>
-        </w:trPr>
-        body32
-        <w:tc>
-          <w:tcPr>
-            <w:tcBorders>
-              <w:bottom w:val="none" w:sz="0" w:space="0" w:color="000000"/>
-              <w:top w:val="none" w:sz="0" w:space="0" w:color="000000"/>
-              <w:left w:val="none" w:sz="0" w:space="0" w:color="000000"/>
-              <w:right w:val="none" w:sz="0" w:space="0" w:color="000000"/>
-            </w:tcBorders>
-            <w:shd w:val="clear" w:color="auto" w:fill="FFFFFF"/>
-            <w:tcMar>
-              <w:top w:w="0" w:type="dxa"/>
-              <w:bottom w:w="0" w:type="dxa"/>
-              <w:left w:w="0" w:type="dxa"/>
-              <w:right w:w="0" w:type="dxa"/>
-            </w:tcMar>
-            <w:vAlign w:val="top"/>
-          </w:tcPr>
-          <w:p>
-            <w:pPr>
-              <w:pStyle w:val="Normal"/>
-              <w:jc w:val="left"/>
-              <w:pBdr>
-                <w:bottom w:val="none" w:sz="0" w:space="0" w:color="000000"/>
-                <w:top w:val="none" w:sz="0" w:space="0" w:color="000000"/>
-                <w:left w:val="none" w:sz="0" w:space="0" w:color="000000"/>
-                <w:right w:val="none" w:sz="0" w:space="0" w:color="000000"/>
-              </w:pBdr>
-              <w:spacing w:after="100" w:before="100" w:line="240"/>
-              <w:ind w:left="100" w:right="100" w:firstLine="0" w:firstLineChars="0"/>
-              <w:rPr>
-                <w:rFonts w:ascii="Helvetica" w:hAnsi="Helvetica" w:eastAsia="Helvetica" w:cs="Helvetica"/>
-                <w:i w:val="false"/>
-                <w:b w:val="false"/>
-                <w:u w:val="none"/>
-                <w:sz w:val="22"/>
-                <w:szCs w:val="22"/>
-                <w:color w:val="000000"/>
-              </w:rPr>
-            </w:pPr>
-            <w:r>
-              <w:rPr>
-                <w:rFonts w:ascii="Helvetica" w:hAnsi="Helvetica" w:eastAsia="Helvetica" w:cs="Helvetica"/>
-                <w:i w:val="false"/>
-                <w:b w:val="false"/>
-                <w:u w:val="none"/>
-                <w:sz w:val="22"/>
-                <w:szCs w:val="22"/>
-                <w:color w:val="000000"/>
-              </w:rPr>
-              <w:t xml:space="preserve">steroids</w:t>
-            </w:r>
-          </w:p>
-        </w:tc>
-        <w:tc>
-          <w:tcPr>
-            <w:tcBorders>
-              <w:bottom w:val="none" w:sz="0" w:space="0" w:color="000000"/>
-              <w:top w:val="none" w:sz="0" w:space="0" w:color="000000"/>
-              <w:left w:val="none" w:sz="0" w:space="0" w:color="000000"/>
-              <w:right w:val="none" w:sz="0" w:space="0" w:color="000000"/>
-            </w:tcBorders>
-            <w:shd w:val="clear" w:color="auto" w:fill="FFFFFF"/>
-            <w:tcMar>
-              <w:top w:w="0" w:type="dxa"/>
-              <w:bottom w:w="0" w:type="dxa"/>
-              <w:left w:w="0" w:type="dxa"/>
-              <w:right w:w="0" w:type="dxa"/>
-            </w:tcMar>
-            <w:vAlign w:val="top"/>
-          </w:tcPr>
-          <w:p>
-            <w:pPr>
-              <w:pStyle w:val="Normal"/>
-              <w:jc w:val="center"/>
-              <w:pBdr>
-                <w:bottom w:val="none" w:sz="0" w:space="0" w:color="000000"/>
-                <w:top w:val="none" w:sz="0" w:space="0" w:color="000000"/>
-                <w:left w:val="none" w:sz="0" w:space="0" w:color="000000"/>
-                <w:right w:val="none" w:sz="0" w:space="0" w:color="000000"/>
-              </w:pBdr>
-              <w:spacing w:after="100" w:before="100" w:line="240"/>
-              <w:ind w:left="100" w:right="100" w:firstLine="0" w:firstLineChars="0"/>
-              <w:rPr>
-                <w:rFonts w:ascii="Helvetica" w:hAnsi="Helvetica" w:eastAsia="Helvetica" w:cs="Helvetica"/>
-                <w:i w:val="false"/>
-                <w:b w:val="false"/>
-                <w:u w:val="none"/>
-                <w:sz w:val="22"/>
-                <w:szCs w:val="22"/>
-                <w:color w:val="000000"/>
-              </w:rPr>
-            </w:pPr>
-            <w:r>
-              <w:rPr>
-                <w:rFonts w:ascii="Helvetica" w:hAnsi="Helvetica" w:eastAsia="Helvetica" w:cs="Helvetica"/>
-                <w:i w:val="false"/>
-                <w:b w:val="false"/>
-                <w:u w:val="none"/>
-                <w:sz w:val="22"/>
-                <w:szCs w:val="22"/>
-                <w:color w:val="000000"/>
-              </w:rPr>
-              <w:t xml:space="preserve">264</w:t>
-            </w:r>
-          </w:p>
-        </w:tc>
-        <w:tc>
-          <w:tcPr>
-            <w:tcBorders>
-              <w:bottom w:val="none" w:sz="0" w:space="0" w:color="000000"/>
-              <w:top w:val="none" w:sz="0" w:space="0" w:color="000000"/>
-              <w:left w:val="none" w:sz="0" w:space="0" w:color="000000"/>
-              <w:right w:val="none" w:sz="0" w:space="0" w:color="000000"/>
-            </w:tcBorders>
-            <w:shd w:val="clear" w:color="auto" w:fill="FFFFFF"/>
-            <w:tcMar>
-              <w:top w:w="0" w:type="dxa"/>
-              <w:bottom w:w="0" w:type="dxa"/>
-              <w:left w:w="0" w:type="dxa"/>
-              <w:right w:w="0" w:type="dxa"/>
-            </w:tcMar>
-            <w:vAlign w:val="top"/>
-          </w:tcPr>
-          <w:p>
-            <w:pPr>
-              <w:pStyle w:val="Normal"/>
-              <w:jc w:val="center"/>
-              <w:pBdr>
-                <w:bottom w:val="none" w:sz="0" w:space="0" w:color="000000"/>
-                <w:top w:val="none" w:sz="0" w:space="0" w:color="000000"/>
-                <w:left w:val="none" w:sz="0" w:space="0" w:color="000000"/>
-                <w:right w:val="none" w:sz="0" w:space="0" w:color="000000"/>
-              </w:pBdr>
-              <w:spacing w:after="100" w:before="100" w:line="240"/>
-              <w:ind w:left="100" w:right="100" w:firstLine="0" w:firstLineChars="0"/>
-              <w:rPr>
-                <w:rFonts w:ascii="Helvetica" w:hAnsi="Helvetica" w:eastAsia="Helvetica" w:cs="Helvetica"/>
-                <w:i w:val="false"/>
-                <w:b w:val="false"/>
-                <w:u w:val="none"/>
-                <w:sz w:val="22"/>
-                <w:szCs w:val="22"/>
-                <w:color w:val="000000"/>
-              </w:rPr>
-            </w:pPr>
-            <w:r>
-              <w:rPr>
-                <w:rFonts w:ascii="Helvetica" w:hAnsi="Helvetica" w:eastAsia="Helvetica" w:cs="Helvetica"/>
-                <w:i w:val="false"/>
-                <w:b w:val="false"/>
-                <w:u w:val="none"/>
-                <w:sz w:val="22"/>
-                <w:szCs w:val="22"/>
-                <w:color w:val="000000"/>
-              </w:rPr>
-              <w:t xml:space="preserve">22,716</w:t>
-            </w:r>
-          </w:p>
-        </w:tc>
-        <w:tc>
-          <w:tcPr>
-            <w:tcBorders>
-              <w:bottom w:val="none" w:sz="0" w:space="0" w:color="000000"/>
-              <w:top w:val="none" w:sz="0" w:space="0" w:color="000000"/>
-              <w:left w:val="none" w:sz="0" w:space="0" w:color="000000"/>
-              <w:right w:val="none" w:sz="0" w:space="0" w:color="000000"/>
-            </w:tcBorders>
-            <w:shd w:val="clear" w:color="auto" w:fill="FFFFFF"/>
-            <w:tcMar>
-              <w:top w:w="0" w:type="dxa"/>
-              <w:bottom w:w="0" w:type="dxa"/>
-              <w:left w:w="0" w:type="dxa"/>
-              <w:right w:w="0" w:type="dxa"/>
-            </w:tcMar>
-            <w:vAlign w:val="top"/>
-          </w:tcPr>
-          <w:p>
-            <w:pPr>
-              <w:pStyle w:val="Normal"/>
-              <w:jc w:val="center"/>
-              <w:pBdr>
-                <w:bottom w:val="none" w:sz="0" w:space="0" w:color="000000"/>
-                <w:top w:val="none" w:sz="0" w:space="0" w:color="000000"/>
-                <w:left w:val="none" w:sz="0" w:space="0" w:color="000000"/>
-                <w:right w:val="none" w:sz="0" w:space="0" w:color="000000"/>
-              </w:pBdr>
-              <w:spacing w:after="100" w:before="100" w:line="240"/>
-              <w:ind w:left="100" w:right="100" w:firstLine="0" w:firstLineChars="0"/>
-              <w:rPr>
-                <w:rFonts w:ascii="Helvetica" w:hAnsi="Helvetica" w:eastAsia="Helvetica" w:cs="Helvetica"/>
-                <w:i w:val="false"/>
-                <w:b w:val="false"/>
-                <w:u w:val="none"/>
-                <w:sz w:val="22"/>
-                <w:szCs w:val="22"/>
-                <w:color w:val="000000"/>
-              </w:rPr>
-            </w:pPr>
-            <w:r>
-              <w:rPr>
-                <w:rFonts w:ascii="Helvetica" w:hAnsi="Helvetica" w:eastAsia="Helvetica" w:cs="Helvetica"/>
-                <w:i w:val="false"/>
-                <w:b w:val="false"/>
-                <w:u w:val="none"/>
-                <w:sz w:val="22"/>
-                <w:szCs w:val="22"/>
-                <w:color w:val="000000"/>
-              </w:rPr>
-              <w:t xml:space="preserve">8,802, 58,626</w:t>
-            </w:r>
-          </w:p>
-        </w:tc>
-        <w:tc>
-          <w:tcPr>
-            <w:tcBorders>
-              <w:bottom w:val="none" w:sz="0" w:space="0" w:color="000000"/>
-              <w:top w:val="none" w:sz="0" w:space="0" w:color="000000"/>
-              <w:left w:val="none" w:sz="0" w:space="0" w:color="000000"/>
-              <w:right w:val="none" w:sz="0" w:space="0" w:color="000000"/>
-            </w:tcBorders>
-            <w:shd w:val="clear" w:color="auto" w:fill="FFFFFF"/>
-            <w:tcMar>
-              <w:top w:w="0" w:type="dxa"/>
-              <w:bottom w:w="0" w:type="dxa"/>
-              <w:left w:w="0" w:type="dxa"/>
-              <w:right w:w="0" w:type="dxa"/>
-            </w:tcMar>
-            <w:vAlign w:val="top"/>
-          </w:tcPr>
-          <w:p>
-            <w:pPr>
-              <w:pStyle w:val="Normal"/>
-              <w:jc w:val="center"/>
-              <w:pBdr>
-                <w:bottom w:val="none" w:sz="0" w:space="0" w:color="000000"/>
-                <w:top w:val="none" w:sz="0" w:space="0" w:color="000000"/>
-                <w:left w:val="none" w:sz="0" w:space="0" w:color="000000"/>
-                <w:right w:val="none" w:sz="0" w:space="0" w:color="000000"/>
-              </w:pBdr>
-              <w:spacing w:after="100" w:before="100" w:line="240"/>
-              <w:ind w:left="100" w:right="100" w:firstLine="0" w:firstLineChars="0"/>
-              <w:rPr>
-                <w:rFonts w:ascii="Helvetica" w:hAnsi="Helvetica" w:eastAsia="Helvetica" w:cs="Helvetica"/>
-                <w:i w:val="false"/>
-                <w:b w:val="false"/>
-                <w:u w:val="none"/>
-                <w:sz w:val="22"/>
-                <w:szCs w:val="22"/>
-                <w:color w:val="000000"/>
-              </w:rPr>
-            </w:pPr>
-            <w:r>
-              <w:rPr>
-                <w:rFonts w:ascii="Helvetica" w:hAnsi="Helvetica" w:eastAsia="Helvetica" w:cs="Helvetica"/>
-                <w:i w:val="false"/>
-                <w:b w:val="false"/>
-                <w:u w:val="none"/>
-                <w:sz w:val="22"/>
-                <w:szCs w:val="22"/>
-                <w:color w:val="000000"/>
-              </w:rPr>
-              <w:t xml:space="preserve">&lt;0.001</w:t>
-            </w:r>
-          </w:p>
-        </w:tc>
-        <w:tc>
-          <w:tcPr>
-            <w:tcBorders>
-              <w:bottom w:val="none" w:sz="0" w:space="0" w:color="000000"/>
-              <w:top w:val="none" w:sz="0" w:space="0" w:color="000000"/>
-              <w:left w:val="none" w:sz="0" w:space="0" w:color="000000"/>
-              <w:right w:val="none" w:sz="0" w:space="0" w:color="000000"/>
-            </w:tcBorders>
-            <w:shd w:val="clear" w:color="auto" w:fill="FFFFFF"/>
-            <w:tcMar>
-              <w:top w:w="0" w:type="dxa"/>
-              <w:bottom w:w="0" w:type="dxa"/>
-              <w:left w:w="0" w:type="dxa"/>
-              <w:right w:w="0" w:type="dxa"/>
-            </w:tcMar>
-            <w:vAlign w:val="top"/>
-          </w:tcPr>
-          <w:p>
-            <w:pPr>
-              <w:pStyle w:val="Normal"/>
-              <w:jc w:val="center"/>
-              <w:pBdr>
-                <w:bottom w:val="none" w:sz="0" w:space="0" w:color="000000"/>
-                <w:top w:val="none" w:sz="0" w:space="0" w:color="000000"/>
-                <w:left w:val="none" w:sz="0" w:space="0" w:color="000000"/>
-                <w:right w:val="none" w:sz="0" w:space="0" w:color="000000"/>
-              </w:pBdr>
-              <w:spacing w:after="100" w:before="100" w:line="240"/>
-              <w:ind w:left="100" w:right="100" w:firstLine="0" w:firstLineChars="0"/>
-              <w:rPr>
-                <w:rFonts w:ascii="Helvetica" w:hAnsi="Helvetica" w:eastAsia="Helvetica" w:cs="Helvetica"/>
-                <w:i w:val="false"/>
-                <w:b w:val="false"/>
-                <w:u w:val="none"/>
-                <w:sz w:val="22"/>
-                <w:szCs w:val="22"/>
-                <w:color w:val="000000"/>
-              </w:rPr>
-            </w:pPr>
-            <w:r>
-              <w:rPr>
-                <w:rFonts w:ascii="Helvetica" w:hAnsi="Helvetica" w:eastAsia="Helvetica" w:cs="Helvetica"/>
-                <w:i w:val="false"/>
-                <w:b w:val="false"/>
-                <w:u w:val="none"/>
-                <w:sz w:val="22"/>
-                <w:szCs w:val="22"/>
-                <w:color w:val="000000"/>
-              </w:rPr>
-              <w:t xml:space="preserve">264</w:t>
-            </w:r>
-          </w:p>
-        </w:tc>
-        <w:tc>
-          <w:tcPr>
-            <w:tcBorders>
-              <w:bottom w:val="none" w:sz="0" w:space="0" w:color="000000"/>
-              <w:top w:val="none" w:sz="0" w:space="0" w:color="000000"/>
-              <w:left w:val="none" w:sz="0" w:space="0" w:color="000000"/>
-              <w:right w:val="none" w:sz="0" w:space="0" w:color="000000"/>
-            </w:tcBorders>
-            <w:shd w:val="clear" w:color="auto" w:fill="FFFFFF"/>
-            <w:tcMar>
-              <w:top w:w="0" w:type="dxa"/>
-              <w:bottom w:w="0" w:type="dxa"/>
-              <w:left w:w="0" w:type="dxa"/>
-              <w:right w:w="0" w:type="dxa"/>
-            </w:tcMar>
-            <w:vAlign w:val="top"/>
-          </w:tcPr>
-          <w:p>
-            <w:pPr>
-              <w:pStyle w:val="Normal"/>
-              <w:jc w:val="center"/>
-              <w:pBdr>
-                <w:bottom w:val="none" w:sz="0" w:space="0" w:color="000000"/>
-                <w:top w:val="none" w:sz="0" w:space="0" w:color="000000"/>
-                <w:left w:val="none" w:sz="0" w:space="0" w:color="000000"/>
-                <w:right w:val="none" w:sz="0" w:space="0" w:color="000000"/>
-              </w:pBdr>
-              <w:spacing w:after="100" w:before="100" w:line="240"/>
-              <w:ind w:left="100" w:right="100" w:firstLine="0" w:firstLineChars="0"/>
-              <w:rPr>
-                <w:rFonts w:ascii="Helvetica" w:hAnsi="Helvetica" w:eastAsia="Helvetica" w:cs="Helvetica"/>
-                <w:i w:val="false"/>
-                <w:b w:val="false"/>
-                <w:u w:val="none"/>
-                <w:sz w:val="22"/>
-                <w:szCs w:val="22"/>
-                <w:color w:val="000000"/>
-              </w:rPr>
-            </w:pPr>
-            <w:r>
-              <w:rPr>
-                <w:rFonts w:ascii="Helvetica" w:hAnsi="Helvetica" w:eastAsia="Helvetica" w:cs="Helvetica"/>
-                <w:i w:val="false"/>
-                <w:b w:val="false"/>
-                <w:u w:val="none"/>
-                <w:sz w:val="22"/>
-                <w:szCs w:val="22"/>
-                <w:color w:val="000000"/>
-              </w:rPr>
-              <w:t xml:space="preserve">152,949</w:t>
-            </w:r>
-          </w:p>
-        </w:tc>
-        <w:tc>
-          <w:tcPr>
-            <w:tcBorders>
-              <w:bottom w:val="none" w:sz="0" w:space="0" w:color="000000"/>
-              <w:top w:val="none" w:sz="0" w:space="0" w:color="000000"/>
-              <w:left w:val="none" w:sz="0" w:space="0" w:color="000000"/>
-              <w:right w:val="none" w:sz="0" w:space="0" w:color="000000"/>
-            </w:tcBorders>
-            <w:shd w:val="clear" w:color="auto" w:fill="FFFFFF"/>
-            <w:tcMar>
-              <w:top w:w="0" w:type="dxa"/>
-              <w:bottom w:w="0" w:type="dxa"/>
-              <w:left w:w="0" w:type="dxa"/>
-              <w:right w:w="0" w:type="dxa"/>
-            </w:tcMar>
-            <w:vAlign w:val="top"/>
-          </w:tcPr>
-          <w:p>
-            <w:pPr>
-              <w:pStyle w:val="Normal"/>
-              <w:jc w:val="center"/>
-              <w:pBdr>
-                <w:bottom w:val="none" w:sz="0" w:space="0" w:color="000000"/>
-                <w:top w:val="none" w:sz="0" w:space="0" w:color="000000"/>
-                <w:left w:val="none" w:sz="0" w:space="0" w:color="000000"/>
-                <w:right w:val="none" w:sz="0" w:space="0" w:color="000000"/>
-              </w:pBdr>
-              <w:spacing w:after="100" w:before="100" w:line="240"/>
-              <w:ind w:left="100" w:right="100" w:firstLine="0" w:firstLineChars="0"/>
-              <w:rPr>
-                <w:rFonts w:ascii="Helvetica" w:hAnsi="Helvetica" w:eastAsia="Helvetica" w:cs="Helvetica"/>
-                <w:i w:val="false"/>
-                <w:b w:val="false"/>
-                <w:u w:val="none"/>
-                <w:sz w:val="22"/>
-                <w:szCs w:val="22"/>
-                <w:color w:val="000000"/>
-              </w:rPr>
-            </w:pPr>
-            <w:r>
-              <w:rPr>
-                <w:rFonts w:ascii="Helvetica" w:hAnsi="Helvetica" w:eastAsia="Helvetica" w:cs="Helvetica"/>
-                <w:i w:val="false"/>
-                <w:b w:val="false"/>
-                <w:u w:val="none"/>
-                <w:sz w:val="22"/>
-                <w:szCs w:val="22"/>
-                <w:color w:val="000000"/>
-              </w:rPr>
-              <w:t xml:space="preserve">29,685, 788,066</w:t>
-            </w:r>
-          </w:p>
-        </w:tc>
-        <w:tc>
-          <w:tcPr>
-            <w:tcBorders>
-              <w:bottom w:val="none" w:sz="0" w:space="0" w:color="000000"/>
-              <w:top w:val="none" w:sz="0" w:space="0" w:color="000000"/>
-              <w:left w:val="none" w:sz="0" w:space="0" w:color="000000"/>
-              <w:right w:val="none" w:sz="0" w:space="0" w:color="000000"/>
-            </w:tcBorders>
-            <w:shd w:val="clear" w:color="auto" w:fill="FFFFFF"/>
-            <w:tcMar>
-              <w:top w:w="0" w:type="dxa"/>
-              <w:bottom w:w="0" w:type="dxa"/>
-              <w:left w:w="0" w:type="dxa"/>
-              <w:right w:w="0" w:type="dxa"/>
-            </w:tcMar>
-            <w:vAlign w:val="top"/>
-          </w:tcPr>
-          <w:p>
-            <w:pPr>
-              <w:pStyle w:val="Normal"/>
-              <w:jc w:val="center"/>
-              <w:pBdr>
-                <w:bottom w:val="none" w:sz="0" w:space="0" w:color="000000"/>
-                <w:top w:val="none" w:sz="0" w:space="0" w:color="000000"/>
-                <w:left w:val="none" w:sz="0" w:space="0" w:color="000000"/>
-                <w:right w:val="none" w:sz="0" w:space="0" w:color="000000"/>
-              </w:pBdr>
-              <w:spacing w:after="100" w:before="100" w:line="240"/>
-              <w:ind w:left="100" w:right="100" w:firstLine="0" w:firstLineChars="0"/>
-              <w:rPr>
-                <w:rFonts w:ascii="Helvetica" w:hAnsi="Helvetica" w:eastAsia="Helvetica" w:cs="Helvetica"/>
-                <w:i w:val="false"/>
-                <w:b w:val="false"/>
-                <w:u w:val="none"/>
-                <w:sz w:val="22"/>
-                <w:szCs w:val="22"/>
-                <w:color w:val="000000"/>
-              </w:rPr>
-            </w:pPr>
-            <w:r>
-              <w:rPr>
-                <w:rFonts w:ascii="Helvetica" w:hAnsi="Helvetica" w:eastAsia="Helvetica" w:cs="Helvetica"/>
-                <w:i w:val="false"/>
-                <w:b w:val="false"/>
-                <w:u w:val="none"/>
-                <w:sz w:val="22"/>
-                <w:szCs w:val="22"/>
-                <w:color w:val="000000"/>
-              </w:rPr>
-              <w:t xml:space="preserve">&lt;0.001</w:t>
+              <w:t xml:space="preserve">1.40</w:t>
+            </w:r>
+          </w:p>
+        </w:tc>
+        <w:tc>
+          <w:tcPr>
+            <w:tcBorders>
+              <w:bottom w:val="none" w:sz="0" w:space="0" w:color="000000"/>
+              <w:top w:val="none" w:sz="0" w:space="0" w:color="000000"/>
+              <w:left w:val="none" w:sz="0" w:space="0" w:color="000000"/>
+              <w:right w:val="none" w:sz="0" w:space="0" w:color="000000"/>
+            </w:tcBorders>
+            <w:shd w:val="clear" w:color="auto" w:fill="FFFFFF"/>
+            <w:tcMar>
+              <w:top w:w="0" w:type="dxa"/>
+              <w:bottom w:w="0" w:type="dxa"/>
+              <w:left w:w="0" w:type="dxa"/>
+              <w:right w:w="0" w:type="dxa"/>
+            </w:tcMar>
+            <w:vAlign w:val="top"/>
+          </w:tcPr>
+          <w:p>
+            <w:pPr>
+              <w:pStyle w:val="Normal"/>
+              <w:jc w:val="center"/>
+              <w:pBdr>
+                <w:bottom w:val="none" w:sz="0" w:space="0" w:color="000000"/>
+                <w:top w:val="none" w:sz="0" w:space="0" w:color="000000"/>
+                <w:left w:val="none" w:sz="0" w:space="0" w:color="000000"/>
+                <w:right w:val="none" w:sz="0" w:space="0" w:color="000000"/>
+              </w:pBdr>
+              <w:spacing w:after="100" w:before="100" w:line="240"/>
+              <w:ind w:left="100" w:right="100" w:firstLine="0" w:firstLineChars="0"/>
+              <w:rPr>
+                <w:rFonts w:ascii="Helvetica" w:hAnsi="Helvetica" w:eastAsia="Helvetica" w:cs="Helvetica"/>
+                <w:i w:val="false"/>
+                <w:b w:val="false"/>
+                <w:u w:val="none"/>
+                <w:sz w:val="22"/>
+                <w:szCs w:val="22"/>
+                <w:color w:val="000000"/>
+              </w:rPr>
+            </w:pPr>
+            <w:r>
+              <w:rPr>
+                <w:rFonts w:ascii="Helvetica" w:hAnsi="Helvetica" w:eastAsia="Helvetica" w:cs="Helvetica"/>
+                <w:i w:val="false"/>
+                <w:b w:val="false"/>
+                <w:u w:val="none"/>
+                <w:sz w:val="22"/>
+                <w:szCs w:val="22"/>
+                <w:color w:val="000000"/>
+              </w:rPr>
+              <w:t xml:space="preserve">0.72, 2.73</w:t>
+            </w:r>
+          </w:p>
+        </w:tc>
+        <w:tc>
+          <w:tcPr>
+            <w:tcBorders>
+              <w:bottom w:val="none" w:sz="0" w:space="0" w:color="000000"/>
+              <w:top w:val="none" w:sz="0" w:space="0" w:color="000000"/>
+              <w:left w:val="none" w:sz="0" w:space="0" w:color="000000"/>
+              <w:right w:val="none" w:sz="0" w:space="0" w:color="000000"/>
+            </w:tcBorders>
+            <w:shd w:val="clear" w:color="auto" w:fill="FFFFFF"/>
+            <w:tcMar>
+              <w:top w:w="0" w:type="dxa"/>
+              <w:bottom w:w="0" w:type="dxa"/>
+              <w:left w:w="0" w:type="dxa"/>
+              <w:right w:w="0" w:type="dxa"/>
+            </w:tcMar>
+            <w:vAlign w:val="top"/>
+          </w:tcPr>
+          <w:p>
+            <w:pPr>
+              <w:pStyle w:val="Normal"/>
+              <w:jc w:val="center"/>
+              <w:pBdr>
+                <w:bottom w:val="none" w:sz="0" w:space="0" w:color="000000"/>
+                <w:top w:val="none" w:sz="0" w:space="0" w:color="000000"/>
+                <w:left w:val="none" w:sz="0" w:space="0" w:color="000000"/>
+                <w:right w:val="none" w:sz="0" w:space="0" w:color="000000"/>
+              </w:pBdr>
+              <w:spacing w:after="100" w:before="100" w:line="240"/>
+              <w:ind w:left="100" w:right="100" w:firstLine="0" w:firstLineChars="0"/>
+              <w:rPr>
+                <w:rFonts w:ascii="Helvetica" w:hAnsi="Helvetica" w:eastAsia="Helvetica" w:cs="Helvetica"/>
+                <w:i w:val="false"/>
+                <w:b w:val="false"/>
+                <w:u w:val="none"/>
+                <w:sz w:val="22"/>
+                <w:szCs w:val="22"/>
+                <w:color w:val="000000"/>
+              </w:rPr>
+            </w:pPr>
+            <w:r>
+              <w:rPr>
+                <w:rFonts w:ascii="Helvetica" w:hAnsi="Helvetica" w:eastAsia="Helvetica" w:cs="Helvetica"/>
+                <w:i w:val="false"/>
+                <w:b w:val="false"/>
+                <w:u w:val="none"/>
+                <w:sz w:val="22"/>
+                <w:szCs w:val="22"/>
+                <w:color w:val="000000"/>
+              </w:rPr>
+              <w:t xml:space="preserve">0.320</w:t>
             </w:r>
           </w:p>
         </w:tc>
@@ -16191,7 +15708,7 @@
         <w:trPr>
           <w:trHeight w:val="616" w:hRule="auto"/>
         </w:trPr>
-        body33
+        body32
         <w:tc>
           <w:tcPr>
             <w:tcBorders>
@@ -16559,113 +16076,113 @@
                 <w:szCs w:val="22"/>
                 <w:color w:val="000000"/>
               </w:rPr>
-              <w:t xml:space="preserve">1.01</w:t>
-            </w:r>
-          </w:p>
-        </w:tc>
-        <w:tc>
-          <w:tcPr>
-            <w:tcBorders>
-              <w:bottom w:val="none" w:sz="0" w:space="0" w:color="000000"/>
-              <w:top w:val="none" w:sz="0" w:space="0" w:color="000000"/>
-              <w:left w:val="none" w:sz="0" w:space="0" w:color="000000"/>
-              <w:right w:val="none" w:sz="0" w:space="0" w:color="000000"/>
-            </w:tcBorders>
-            <w:shd w:val="clear" w:color="auto" w:fill="FFFFFF"/>
-            <w:tcMar>
-              <w:top w:w="0" w:type="dxa"/>
-              <w:bottom w:w="0" w:type="dxa"/>
-              <w:left w:w="0" w:type="dxa"/>
-              <w:right w:w="0" w:type="dxa"/>
-            </w:tcMar>
-            <w:vAlign w:val="top"/>
-          </w:tcPr>
-          <w:p>
-            <w:pPr>
-              <w:pStyle w:val="Normal"/>
-              <w:jc w:val="center"/>
-              <w:pBdr>
-                <w:bottom w:val="none" w:sz="0" w:space="0" w:color="000000"/>
-                <w:top w:val="none" w:sz="0" w:space="0" w:color="000000"/>
-                <w:left w:val="none" w:sz="0" w:space="0" w:color="000000"/>
-                <w:right w:val="none" w:sz="0" w:space="0" w:color="000000"/>
-              </w:pBdr>
-              <w:spacing w:after="100" w:before="100" w:line="240"/>
-              <w:ind w:left="100" w:right="100" w:firstLine="0" w:firstLineChars="0"/>
-              <w:rPr>
-                <w:rFonts w:ascii="Helvetica" w:hAnsi="Helvetica" w:eastAsia="Helvetica" w:cs="Helvetica"/>
-                <w:i w:val="false"/>
-                <w:b w:val="false"/>
-                <w:u w:val="none"/>
-                <w:sz w:val="22"/>
-                <w:szCs w:val="22"/>
-                <w:color w:val="000000"/>
-              </w:rPr>
-            </w:pPr>
-            <w:r>
-              <w:rPr>
-                <w:rFonts w:ascii="Helvetica" w:hAnsi="Helvetica" w:eastAsia="Helvetica" w:cs="Helvetica"/>
-                <w:i w:val="false"/>
-                <w:b w:val="false"/>
-                <w:u w:val="none"/>
-                <w:sz w:val="22"/>
-                <w:szCs w:val="22"/>
-                <w:color w:val="000000"/>
-              </w:rPr>
-              <w:t xml:space="preserve">0.45, 2.27</w:t>
-            </w:r>
-          </w:p>
-        </w:tc>
-        <w:tc>
-          <w:tcPr>
-            <w:tcBorders>
-              <w:bottom w:val="none" w:sz="0" w:space="0" w:color="000000"/>
-              <w:top w:val="none" w:sz="0" w:space="0" w:color="000000"/>
-              <w:left w:val="none" w:sz="0" w:space="0" w:color="000000"/>
-              <w:right w:val="none" w:sz="0" w:space="0" w:color="000000"/>
-            </w:tcBorders>
-            <w:shd w:val="clear" w:color="auto" w:fill="FFFFFF"/>
-            <w:tcMar>
-              <w:top w:w="0" w:type="dxa"/>
-              <w:bottom w:w="0" w:type="dxa"/>
-              <w:left w:w="0" w:type="dxa"/>
-              <w:right w:w="0" w:type="dxa"/>
-            </w:tcMar>
-            <w:vAlign w:val="top"/>
-          </w:tcPr>
-          <w:p>
-            <w:pPr>
-              <w:pStyle w:val="Normal"/>
-              <w:jc w:val="center"/>
-              <w:pBdr>
-                <w:bottom w:val="none" w:sz="0" w:space="0" w:color="000000"/>
-                <w:top w:val="none" w:sz="0" w:space="0" w:color="000000"/>
-                <w:left w:val="none" w:sz="0" w:space="0" w:color="000000"/>
-                <w:right w:val="none" w:sz="0" w:space="0" w:color="000000"/>
-              </w:pBdr>
-              <w:spacing w:after="100" w:before="100" w:line="240"/>
-              <w:ind w:left="100" w:right="100" w:firstLine="0" w:firstLineChars="0"/>
-              <w:rPr>
-                <w:rFonts w:ascii="Helvetica" w:hAnsi="Helvetica" w:eastAsia="Helvetica" w:cs="Helvetica"/>
-                <w:i w:val="false"/>
-                <w:b w:val="false"/>
-                <w:u w:val="none"/>
-                <w:sz w:val="22"/>
-                <w:szCs w:val="22"/>
-                <w:color w:val="000000"/>
-              </w:rPr>
-            </w:pPr>
-            <w:r>
-              <w:rPr>
-                <w:rFonts w:ascii="Helvetica" w:hAnsi="Helvetica" w:eastAsia="Helvetica" w:cs="Helvetica"/>
-                <w:i w:val="false"/>
-                <w:b w:val="false"/>
-                <w:u w:val="none"/>
-                <w:sz w:val="22"/>
-                <w:szCs w:val="22"/>
-                <w:color w:val="000000"/>
-              </w:rPr>
-              <w:t xml:space="preserve">0.970</w:t>
+              <w:t xml:space="preserve">1.15</w:t>
+            </w:r>
+          </w:p>
+        </w:tc>
+        <w:tc>
+          <w:tcPr>
+            <w:tcBorders>
+              <w:bottom w:val="none" w:sz="0" w:space="0" w:color="000000"/>
+              <w:top w:val="none" w:sz="0" w:space="0" w:color="000000"/>
+              <w:left w:val="none" w:sz="0" w:space="0" w:color="000000"/>
+              <w:right w:val="none" w:sz="0" w:space="0" w:color="000000"/>
+            </w:tcBorders>
+            <w:shd w:val="clear" w:color="auto" w:fill="FFFFFF"/>
+            <w:tcMar>
+              <w:top w:w="0" w:type="dxa"/>
+              <w:bottom w:w="0" w:type="dxa"/>
+              <w:left w:w="0" w:type="dxa"/>
+              <w:right w:w="0" w:type="dxa"/>
+            </w:tcMar>
+            <w:vAlign w:val="top"/>
+          </w:tcPr>
+          <w:p>
+            <w:pPr>
+              <w:pStyle w:val="Normal"/>
+              <w:jc w:val="center"/>
+              <w:pBdr>
+                <w:bottom w:val="none" w:sz="0" w:space="0" w:color="000000"/>
+                <w:top w:val="none" w:sz="0" w:space="0" w:color="000000"/>
+                <w:left w:val="none" w:sz="0" w:space="0" w:color="000000"/>
+                <w:right w:val="none" w:sz="0" w:space="0" w:color="000000"/>
+              </w:pBdr>
+              <w:spacing w:after="100" w:before="100" w:line="240"/>
+              <w:ind w:left="100" w:right="100" w:firstLine="0" w:firstLineChars="0"/>
+              <w:rPr>
+                <w:rFonts w:ascii="Helvetica" w:hAnsi="Helvetica" w:eastAsia="Helvetica" w:cs="Helvetica"/>
+                <w:i w:val="false"/>
+                <w:b w:val="false"/>
+                <w:u w:val="none"/>
+                <w:sz w:val="22"/>
+                <w:szCs w:val="22"/>
+                <w:color w:val="000000"/>
+              </w:rPr>
+            </w:pPr>
+            <w:r>
+              <w:rPr>
+                <w:rFonts w:ascii="Helvetica" w:hAnsi="Helvetica" w:eastAsia="Helvetica" w:cs="Helvetica"/>
+                <w:i w:val="false"/>
+                <w:b w:val="false"/>
+                <w:u w:val="none"/>
+                <w:sz w:val="22"/>
+                <w:szCs w:val="22"/>
+                <w:color w:val="000000"/>
+              </w:rPr>
+              <w:t xml:space="preserve">0.52, 2.55</w:t>
+            </w:r>
+          </w:p>
+        </w:tc>
+        <w:tc>
+          <w:tcPr>
+            <w:tcBorders>
+              <w:bottom w:val="none" w:sz="0" w:space="0" w:color="000000"/>
+              <w:top w:val="none" w:sz="0" w:space="0" w:color="000000"/>
+              <w:left w:val="none" w:sz="0" w:space="0" w:color="000000"/>
+              <w:right w:val="none" w:sz="0" w:space="0" w:color="000000"/>
+            </w:tcBorders>
+            <w:shd w:val="clear" w:color="auto" w:fill="FFFFFF"/>
+            <w:tcMar>
+              <w:top w:w="0" w:type="dxa"/>
+              <w:bottom w:w="0" w:type="dxa"/>
+              <w:left w:w="0" w:type="dxa"/>
+              <w:right w:w="0" w:type="dxa"/>
+            </w:tcMar>
+            <w:vAlign w:val="top"/>
+          </w:tcPr>
+          <w:p>
+            <w:pPr>
+              <w:pStyle w:val="Normal"/>
+              <w:jc w:val="center"/>
+              <w:pBdr>
+                <w:bottom w:val="none" w:sz="0" w:space="0" w:color="000000"/>
+                <w:top w:val="none" w:sz="0" w:space="0" w:color="000000"/>
+                <w:left w:val="none" w:sz="0" w:space="0" w:color="000000"/>
+                <w:right w:val="none" w:sz="0" w:space="0" w:color="000000"/>
+              </w:pBdr>
+              <w:spacing w:after="100" w:before="100" w:line="240"/>
+              <w:ind w:left="100" w:right="100" w:firstLine="0" w:firstLineChars="0"/>
+              <w:rPr>
+                <w:rFonts w:ascii="Helvetica" w:hAnsi="Helvetica" w:eastAsia="Helvetica" w:cs="Helvetica"/>
+                <w:i w:val="false"/>
+                <w:b w:val="false"/>
+                <w:u w:val="none"/>
+                <w:sz w:val="22"/>
+                <w:szCs w:val="22"/>
+                <w:color w:val="000000"/>
+              </w:rPr>
+            </w:pPr>
+            <w:r>
+              <w:rPr>
+                <w:rFonts w:ascii="Helvetica" w:hAnsi="Helvetica" w:eastAsia="Helvetica" w:cs="Helvetica"/>
+                <w:i w:val="false"/>
+                <w:b w:val="false"/>
+                <w:u w:val="none"/>
+                <w:sz w:val="22"/>
+                <w:szCs w:val="22"/>
+                <w:color w:val="000000"/>
+              </w:rPr>
+              <w:t xml:space="preserve">0.740</w:t>
             </w:r>
           </w:p>
         </w:tc>
@@ -16674,7 +16191,7 @@
         <w:trPr>
           <w:trHeight w:val="619" w:hRule="auto"/>
         </w:trPr>
-        body34
+        body33
         <w:tc>
           <w:tcPr>
             <w:tcBorders>
@@ -17148,7 +16665,7 @@
                 <w:szCs w:val="22"/>
                 <w:color w:val="000000"/>
               </w:rPr>
-              <w:t xml:space="preserve">0.990</w:t>
+              <w:t xml:space="preserve">0.890</w:t>
             </w:r>
           </w:p>
         </w:tc>

--- a/docs/tables/whole/sec7_aki_c10_surv.docx
+++ b/docs/tables/whole/sec7_aki_c10_surv.docx
@@ -2069,113 +2069,113 @@
                 <w:szCs w:val="22"/>
                 <w:color w:val="000000"/>
               </w:rPr>
-              <w:t xml:space="preserve">0.86</w:t>
-            </w:r>
-          </w:p>
-        </w:tc>
-        <w:tc>
-          <w:tcPr>
-            <w:tcBorders>
-              <w:bottom w:val="none" w:sz="0" w:space="0" w:color="000000"/>
-              <w:top w:val="none" w:sz="0" w:space="0" w:color="000000"/>
-              <w:left w:val="none" w:sz="0" w:space="0" w:color="000000"/>
-              <w:right w:val="none" w:sz="0" w:space="0" w:color="000000"/>
-            </w:tcBorders>
-            <w:shd w:val="clear" w:color="auto" w:fill="FFFFFF"/>
-            <w:tcMar>
-              <w:top w:w="0" w:type="dxa"/>
-              <w:bottom w:w="0" w:type="dxa"/>
-              <w:left w:w="0" w:type="dxa"/>
-              <w:right w:w="0" w:type="dxa"/>
-            </w:tcMar>
-            <w:vAlign w:val="top"/>
-          </w:tcPr>
-          <w:p>
-            <w:pPr>
-              <w:pStyle w:val="Normal"/>
-              <w:jc w:val="center"/>
-              <w:pBdr>
-                <w:bottom w:val="none" w:sz="0" w:space="0" w:color="000000"/>
-                <w:top w:val="none" w:sz="0" w:space="0" w:color="000000"/>
-                <w:left w:val="none" w:sz="0" w:space="0" w:color="000000"/>
-                <w:right w:val="none" w:sz="0" w:space="0" w:color="000000"/>
-              </w:pBdr>
-              <w:spacing w:after="100" w:before="100" w:line="240"/>
-              <w:ind w:left="100" w:right="100" w:firstLine="0" w:firstLineChars="0"/>
-              <w:rPr>
-                <w:rFonts w:ascii="Helvetica" w:hAnsi="Helvetica" w:eastAsia="Helvetica" w:cs="Helvetica"/>
-                <w:i w:val="false"/>
-                <w:b w:val="false"/>
-                <w:u w:val="none"/>
-                <w:sz w:val="22"/>
-                <w:szCs w:val="22"/>
-                <w:color w:val="000000"/>
-              </w:rPr>
-            </w:pPr>
-            <w:r>
-              <w:rPr>
-                <w:rFonts w:ascii="Helvetica" w:hAnsi="Helvetica" w:eastAsia="Helvetica" w:cs="Helvetica"/>
-                <w:i w:val="false"/>
-                <w:b w:val="false"/>
-                <w:u w:val="none"/>
-                <w:sz w:val="22"/>
-                <w:szCs w:val="22"/>
-                <w:color w:val="000000"/>
-              </w:rPr>
-              <w:t xml:space="preserve">0.30, 2.47</w:t>
-            </w:r>
-          </w:p>
-        </w:tc>
-        <w:tc>
-          <w:tcPr>
-            <w:tcBorders>
-              <w:bottom w:val="none" w:sz="0" w:space="0" w:color="000000"/>
-              <w:top w:val="none" w:sz="0" w:space="0" w:color="000000"/>
-              <w:left w:val="none" w:sz="0" w:space="0" w:color="000000"/>
-              <w:right w:val="none" w:sz="0" w:space="0" w:color="000000"/>
-            </w:tcBorders>
-            <w:shd w:val="clear" w:color="auto" w:fill="FFFFFF"/>
-            <w:tcMar>
-              <w:top w:w="0" w:type="dxa"/>
-              <w:bottom w:w="0" w:type="dxa"/>
-              <w:left w:w="0" w:type="dxa"/>
-              <w:right w:w="0" w:type="dxa"/>
-            </w:tcMar>
-            <w:vAlign w:val="top"/>
-          </w:tcPr>
-          <w:p>
-            <w:pPr>
-              <w:pStyle w:val="Normal"/>
-              <w:jc w:val="center"/>
-              <w:pBdr>
-                <w:bottom w:val="none" w:sz="0" w:space="0" w:color="000000"/>
-                <w:top w:val="none" w:sz="0" w:space="0" w:color="000000"/>
-                <w:left w:val="none" w:sz="0" w:space="0" w:color="000000"/>
-                <w:right w:val="none" w:sz="0" w:space="0" w:color="000000"/>
-              </w:pBdr>
-              <w:spacing w:after="100" w:before="100" w:line="240"/>
-              <w:ind w:left="100" w:right="100" w:firstLine="0" w:firstLineChars="0"/>
-              <w:rPr>
-                <w:rFonts w:ascii="Helvetica" w:hAnsi="Helvetica" w:eastAsia="Helvetica" w:cs="Helvetica"/>
-                <w:i w:val="false"/>
-                <w:b w:val="false"/>
-                <w:u w:val="none"/>
-                <w:sz w:val="22"/>
-                <w:szCs w:val="22"/>
-                <w:color w:val="000000"/>
-              </w:rPr>
-            </w:pPr>
-            <w:r>
-              <w:rPr>
-                <w:rFonts w:ascii="Helvetica" w:hAnsi="Helvetica" w:eastAsia="Helvetica" w:cs="Helvetica"/>
-                <w:i w:val="false"/>
-                <w:b w:val="false"/>
-                <w:u w:val="none"/>
-                <w:sz w:val="22"/>
-                <w:szCs w:val="22"/>
-                <w:color w:val="000000"/>
-              </w:rPr>
-              <w:t xml:space="preserve">0.780</w:t>
+              <w:t xml:space="preserve">0.88</w:t>
+            </w:r>
+          </w:p>
+        </w:tc>
+        <w:tc>
+          <w:tcPr>
+            <w:tcBorders>
+              <w:bottom w:val="none" w:sz="0" w:space="0" w:color="000000"/>
+              <w:top w:val="none" w:sz="0" w:space="0" w:color="000000"/>
+              <w:left w:val="none" w:sz="0" w:space="0" w:color="000000"/>
+              <w:right w:val="none" w:sz="0" w:space="0" w:color="000000"/>
+            </w:tcBorders>
+            <w:shd w:val="clear" w:color="auto" w:fill="FFFFFF"/>
+            <w:tcMar>
+              <w:top w:w="0" w:type="dxa"/>
+              <w:bottom w:w="0" w:type="dxa"/>
+              <w:left w:w="0" w:type="dxa"/>
+              <w:right w:w="0" w:type="dxa"/>
+            </w:tcMar>
+            <w:vAlign w:val="top"/>
+          </w:tcPr>
+          <w:p>
+            <w:pPr>
+              <w:pStyle w:val="Normal"/>
+              <w:jc w:val="center"/>
+              <w:pBdr>
+                <w:bottom w:val="none" w:sz="0" w:space="0" w:color="000000"/>
+                <w:top w:val="none" w:sz="0" w:space="0" w:color="000000"/>
+                <w:left w:val="none" w:sz="0" w:space="0" w:color="000000"/>
+                <w:right w:val="none" w:sz="0" w:space="0" w:color="000000"/>
+              </w:pBdr>
+              <w:spacing w:after="100" w:before="100" w:line="240"/>
+              <w:ind w:left="100" w:right="100" w:firstLine="0" w:firstLineChars="0"/>
+              <w:rPr>
+                <w:rFonts w:ascii="Helvetica" w:hAnsi="Helvetica" w:eastAsia="Helvetica" w:cs="Helvetica"/>
+                <w:i w:val="false"/>
+                <w:b w:val="false"/>
+                <w:u w:val="none"/>
+                <w:sz w:val="22"/>
+                <w:szCs w:val="22"/>
+                <w:color w:val="000000"/>
+              </w:rPr>
+            </w:pPr>
+            <w:r>
+              <w:rPr>
+                <w:rFonts w:ascii="Helvetica" w:hAnsi="Helvetica" w:eastAsia="Helvetica" w:cs="Helvetica"/>
+                <w:i w:val="false"/>
+                <w:b w:val="false"/>
+                <w:u w:val="none"/>
+                <w:sz w:val="22"/>
+                <w:szCs w:val="22"/>
+                <w:color w:val="000000"/>
+              </w:rPr>
+              <w:t xml:space="preserve">0.41, 1.91</w:t>
+            </w:r>
+          </w:p>
+        </w:tc>
+        <w:tc>
+          <w:tcPr>
+            <w:tcBorders>
+              <w:bottom w:val="none" w:sz="0" w:space="0" w:color="000000"/>
+              <w:top w:val="none" w:sz="0" w:space="0" w:color="000000"/>
+              <w:left w:val="none" w:sz="0" w:space="0" w:color="000000"/>
+              <w:right w:val="none" w:sz="0" w:space="0" w:color="000000"/>
+            </w:tcBorders>
+            <w:shd w:val="clear" w:color="auto" w:fill="FFFFFF"/>
+            <w:tcMar>
+              <w:top w:w="0" w:type="dxa"/>
+              <w:bottom w:w="0" w:type="dxa"/>
+              <w:left w:w="0" w:type="dxa"/>
+              <w:right w:w="0" w:type="dxa"/>
+            </w:tcMar>
+            <w:vAlign w:val="top"/>
+          </w:tcPr>
+          <w:p>
+            <w:pPr>
+              <w:pStyle w:val="Normal"/>
+              <w:jc w:val="center"/>
+              <w:pBdr>
+                <w:bottom w:val="none" w:sz="0" w:space="0" w:color="000000"/>
+                <w:top w:val="none" w:sz="0" w:space="0" w:color="000000"/>
+                <w:left w:val="none" w:sz="0" w:space="0" w:color="000000"/>
+                <w:right w:val="none" w:sz="0" w:space="0" w:color="000000"/>
+              </w:pBdr>
+              <w:spacing w:after="100" w:before="100" w:line="240"/>
+              <w:ind w:left="100" w:right="100" w:firstLine="0" w:firstLineChars="0"/>
+              <w:rPr>
+                <w:rFonts w:ascii="Helvetica" w:hAnsi="Helvetica" w:eastAsia="Helvetica" w:cs="Helvetica"/>
+                <w:i w:val="false"/>
+                <w:b w:val="false"/>
+                <w:u w:val="none"/>
+                <w:sz w:val="22"/>
+                <w:szCs w:val="22"/>
+                <w:color w:val="000000"/>
+              </w:rPr>
+            </w:pPr>
+            <w:r>
+              <w:rPr>
+                <w:rFonts w:ascii="Helvetica" w:hAnsi="Helvetica" w:eastAsia="Helvetica" w:cs="Helvetica"/>
+                <w:i w:val="false"/>
+                <w:b w:val="false"/>
+                <w:u w:val="none"/>
+                <w:sz w:val="22"/>
+                <w:szCs w:val="22"/>
+                <w:color w:val="000000"/>
+              </w:rPr>
+              <w:t xml:space="preserve">0.750</w:t>
             </w:r>
           </w:p>
         </w:tc>
@@ -2658,7 +2658,7 @@
                 <w:szCs w:val="22"/>
                 <w:color w:val="000000"/>
               </w:rPr>
-              <w:t xml:space="preserve">0.360</w:t>
+              <w:t xml:space="preserve">0.320</w:t>
             </w:r>
           </w:p>
         </w:tc>
@@ -4001,113 +4001,113 @@
                 <w:szCs w:val="22"/>
                 <w:color w:val="000000"/>
               </w:rPr>
-              <w:t xml:space="preserve">3.18</w:t>
-            </w:r>
-          </w:p>
-        </w:tc>
-        <w:tc>
-          <w:tcPr>
-            <w:tcBorders>
-              <w:bottom w:val="none" w:sz="0" w:space="0" w:color="000000"/>
-              <w:top w:val="none" w:sz="0" w:space="0" w:color="000000"/>
-              <w:left w:val="none" w:sz="0" w:space="0" w:color="000000"/>
-              <w:right w:val="none" w:sz="0" w:space="0" w:color="000000"/>
-            </w:tcBorders>
-            <w:shd w:val="clear" w:color="auto" w:fill="FFFFFF"/>
-            <w:tcMar>
-              <w:top w:w="0" w:type="dxa"/>
-              <w:bottom w:w="0" w:type="dxa"/>
-              <w:left w:w="0" w:type="dxa"/>
-              <w:right w:w="0" w:type="dxa"/>
-            </w:tcMar>
-            <w:vAlign w:val="top"/>
-          </w:tcPr>
-          <w:p>
-            <w:pPr>
-              <w:pStyle w:val="Normal"/>
-              <w:jc w:val="center"/>
-              <w:pBdr>
-                <w:bottom w:val="none" w:sz="0" w:space="0" w:color="000000"/>
-                <w:top w:val="none" w:sz="0" w:space="0" w:color="000000"/>
-                <w:left w:val="none" w:sz="0" w:space="0" w:color="000000"/>
-                <w:right w:val="none" w:sz="0" w:space="0" w:color="000000"/>
-              </w:pBdr>
-              <w:spacing w:after="100" w:before="100" w:line="240"/>
-              <w:ind w:left="100" w:right="100" w:firstLine="0" w:firstLineChars="0"/>
-              <w:rPr>
-                <w:rFonts w:ascii="Helvetica" w:hAnsi="Helvetica" w:eastAsia="Helvetica" w:cs="Helvetica"/>
-                <w:i w:val="false"/>
-                <w:b w:val="false"/>
-                <w:u w:val="none"/>
-                <w:sz w:val="22"/>
-                <w:szCs w:val="22"/>
-                <w:color w:val="000000"/>
-              </w:rPr>
-            </w:pPr>
-            <w:r>
-              <w:rPr>
-                <w:rFonts w:ascii="Helvetica" w:hAnsi="Helvetica" w:eastAsia="Helvetica" w:cs="Helvetica"/>
-                <w:i w:val="false"/>
-                <w:b w:val="false"/>
-                <w:u w:val="none"/>
-                <w:sz w:val="22"/>
-                <w:szCs w:val="22"/>
-                <w:color w:val="000000"/>
-              </w:rPr>
-              <w:t xml:space="preserve">1.09, 9.23</w:t>
-            </w:r>
-          </w:p>
-        </w:tc>
-        <w:tc>
-          <w:tcPr>
-            <w:tcBorders>
-              <w:bottom w:val="none" w:sz="0" w:space="0" w:color="000000"/>
-              <w:top w:val="none" w:sz="0" w:space="0" w:color="000000"/>
-              <w:left w:val="none" w:sz="0" w:space="0" w:color="000000"/>
-              <w:right w:val="none" w:sz="0" w:space="0" w:color="000000"/>
-            </w:tcBorders>
-            <w:shd w:val="clear" w:color="auto" w:fill="FFFFFF"/>
-            <w:tcMar>
-              <w:top w:w="0" w:type="dxa"/>
-              <w:bottom w:w="0" w:type="dxa"/>
-              <w:left w:w="0" w:type="dxa"/>
-              <w:right w:w="0" w:type="dxa"/>
-            </w:tcMar>
-            <w:vAlign w:val="top"/>
-          </w:tcPr>
-          <w:p>
-            <w:pPr>
-              <w:pStyle w:val="Normal"/>
-              <w:jc w:val="center"/>
-              <w:pBdr>
-                <w:bottom w:val="none" w:sz="0" w:space="0" w:color="000000"/>
-                <w:top w:val="none" w:sz="0" w:space="0" w:color="000000"/>
-                <w:left w:val="none" w:sz="0" w:space="0" w:color="000000"/>
-                <w:right w:val="none" w:sz="0" w:space="0" w:color="000000"/>
-              </w:pBdr>
-              <w:spacing w:after="100" w:before="100" w:line="240"/>
-              <w:ind w:left="100" w:right="100" w:firstLine="0" w:firstLineChars="0"/>
-              <w:rPr>
-                <w:rFonts w:ascii="Helvetica" w:hAnsi="Helvetica" w:eastAsia="Helvetica" w:cs="Helvetica"/>
-                <w:i w:val="false"/>
-                <w:b w:val="false"/>
-                <w:u w:val="none"/>
-                <w:sz w:val="22"/>
-                <w:szCs w:val="22"/>
-                <w:color w:val="000000"/>
-              </w:rPr>
-            </w:pPr>
-            <w:r>
-              <w:rPr>
-                <w:rFonts w:ascii="Helvetica" w:hAnsi="Helvetica" w:eastAsia="Helvetica" w:cs="Helvetica"/>
-                <w:i w:val="false"/>
-                <w:b w:val="false"/>
-                <w:u w:val="none"/>
-                <w:sz w:val="22"/>
-                <w:szCs w:val="22"/>
-                <w:color w:val="000000"/>
-              </w:rPr>
-              <w:t xml:space="preserve">0.033</w:t>
+              <w:t xml:space="preserve">3.25</w:t>
+            </w:r>
+          </w:p>
+        </w:tc>
+        <w:tc>
+          <w:tcPr>
+            <w:tcBorders>
+              <w:bottom w:val="none" w:sz="0" w:space="0" w:color="000000"/>
+              <w:top w:val="none" w:sz="0" w:space="0" w:color="000000"/>
+              <w:left w:val="none" w:sz="0" w:space="0" w:color="000000"/>
+              <w:right w:val="none" w:sz="0" w:space="0" w:color="000000"/>
+            </w:tcBorders>
+            <w:shd w:val="clear" w:color="auto" w:fill="FFFFFF"/>
+            <w:tcMar>
+              <w:top w:w="0" w:type="dxa"/>
+              <w:bottom w:w="0" w:type="dxa"/>
+              <w:left w:w="0" w:type="dxa"/>
+              <w:right w:w="0" w:type="dxa"/>
+            </w:tcMar>
+            <w:vAlign w:val="top"/>
+          </w:tcPr>
+          <w:p>
+            <w:pPr>
+              <w:pStyle w:val="Normal"/>
+              <w:jc w:val="center"/>
+              <w:pBdr>
+                <w:bottom w:val="none" w:sz="0" w:space="0" w:color="000000"/>
+                <w:top w:val="none" w:sz="0" w:space="0" w:color="000000"/>
+                <w:left w:val="none" w:sz="0" w:space="0" w:color="000000"/>
+                <w:right w:val="none" w:sz="0" w:space="0" w:color="000000"/>
+              </w:pBdr>
+              <w:spacing w:after="100" w:before="100" w:line="240"/>
+              <w:ind w:left="100" w:right="100" w:firstLine="0" w:firstLineChars="0"/>
+              <w:rPr>
+                <w:rFonts w:ascii="Helvetica" w:hAnsi="Helvetica" w:eastAsia="Helvetica" w:cs="Helvetica"/>
+                <w:i w:val="false"/>
+                <w:b w:val="false"/>
+                <w:u w:val="none"/>
+                <w:sz w:val="22"/>
+                <w:szCs w:val="22"/>
+                <w:color w:val="000000"/>
+              </w:rPr>
+            </w:pPr>
+            <w:r>
+              <w:rPr>
+                <w:rFonts w:ascii="Helvetica" w:hAnsi="Helvetica" w:eastAsia="Helvetica" w:cs="Helvetica"/>
+                <w:i w:val="false"/>
+                <w:b w:val="false"/>
+                <w:u w:val="none"/>
+                <w:sz w:val="22"/>
+                <w:szCs w:val="22"/>
+                <w:color w:val="000000"/>
+              </w:rPr>
+              <w:t xml:space="preserve">1.09, 9.67</w:t>
+            </w:r>
+          </w:p>
+        </w:tc>
+        <w:tc>
+          <w:tcPr>
+            <w:tcBorders>
+              <w:bottom w:val="none" w:sz="0" w:space="0" w:color="000000"/>
+              <w:top w:val="none" w:sz="0" w:space="0" w:color="000000"/>
+              <w:left w:val="none" w:sz="0" w:space="0" w:color="000000"/>
+              <w:right w:val="none" w:sz="0" w:space="0" w:color="000000"/>
+            </w:tcBorders>
+            <w:shd w:val="clear" w:color="auto" w:fill="FFFFFF"/>
+            <w:tcMar>
+              <w:top w:w="0" w:type="dxa"/>
+              <w:bottom w:w="0" w:type="dxa"/>
+              <w:left w:w="0" w:type="dxa"/>
+              <w:right w:w="0" w:type="dxa"/>
+            </w:tcMar>
+            <w:vAlign w:val="top"/>
+          </w:tcPr>
+          <w:p>
+            <w:pPr>
+              <w:pStyle w:val="Normal"/>
+              <w:jc w:val="center"/>
+              <w:pBdr>
+                <w:bottom w:val="none" w:sz="0" w:space="0" w:color="000000"/>
+                <w:top w:val="none" w:sz="0" w:space="0" w:color="000000"/>
+                <w:left w:val="none" w:sz="0" w:space="0" w:color="000000"/>
+                <w:right w:val="none" w:sz="0" w:space="0" w:color="000000"/>
+              </w:pBdr>
+              <w:spacing w:after="100" w:before="100" w:line="240"/>
+              <w:ind w:left="100" w:right="100" w:firstLine="0" w:firstLineChars="0"/>
+              <w:rPr>
+                <w:rFonts w:ascii="Helvetica" w:hAnsi="Helvetica" w:eastAsia="Helvetica" w:cs="Helvetica"/>
+                <w:i w:val="false"/>
+                <w:b w:val="false"/>
+                <w:u w:val="none"/>
+                <w:sz w:val="22"/>
+                <w:szCs w:val="22"/>
+                <w:color w:val="000000"/>
+              </w:rPr>
+            </w:pPr>
+            <w:r>
+              <w:rPr>
+                <w:rFonts w:ascii="Helvetica" w:hAnsi="Helvetica" w:eastAsia="Helvetica" w:cs="Helvetica"/>
+                <w:i w:val="false"/>
+                <w:b w:val="false"/>
+                <w:u w:val="none"/>
+                <w:sz w:val="22"/>
+                <w:szCs w:val="22"/>
+                <w:color w:val="000000"/>
+              </w:rPr>
+              <w:t xml:space="preserve">0.034</w:t>
             </w:r>
           </w:p>
         </w:tc>
@@ -4590,7 +4590,7 @@
                 <w:szCs w:val="22"/>
                 <w:color w:val="000000"/>
               </w:rPr>
-              <w:t xml:space="preserve">0.140</w:t>
+              <w:t xml:space="preserve">0.130</w:t>
             </w:r>
           </w:p>
         </w:tc>
@@ -5933,113 +5933,113 @@
                 <w:szCs w:val="22"/>
                 <w:color w:val="000000"/>
               </w:rPr>
-              <w:t xml:space="preserve">1.73</w:t>
-            </w:r>
-          </w:p>
-        </w:tc>
-        <w:tc>
-          <w:tcPr>
-            <w:tcBorders>
-              <w:bottom w:val="none" w:sz="0" w:space="0" w:color="000000"/>
-              <w:top w:val="none" w:sz="0" w:space="0" w:color="000000"/>
-              <w:left w:val="none" w:sz="0" w:space="0" w:color="000000"/>
-              <w:right w:val="none" w:sz="0" w:space="0" w:color="000000"/>
-            </w:tcBorders>
-            <w:shd w:val="clear" w:color="auto" w:fill="FFFFFF"/>
-            <w:tcMar>
-              <w:top w:w="0" w:type="dxa"/>
-              <w:bottom w:w="0" w:type="dxa"/>
-              <w:left w:w="0" w:type="dxa"/>
-              <w:right w:w="0" w:type="dxa"/>
-            </w:tcMar>
-            <w:vAlign w:val="top"/>
-          </w:tcPr>
-          <w:p>
-            <w:pPr>
-              <w:pStyle w:val="Normal"/>
-              <w:jc w:val="center"/>
-              <w:pBdr>
-                <w:bottom w:val="none" w:sz="0" w:space="0" w:color="000000"/>
-                <w:top w:val="none" w:sz="0" w:space="0" w:color="000000"/>
-                <w:left w:val="none" w:sz="0" w:space="0" w:color="000000"/>
-                <w:right w:val="none" w:sz="0" w:space="0" w:color="000000"/>
-              </w:pBdr>
-              <w:spacing w:after="100" w:before="100" w:line="240"/>
-              <w:ind w:left="100" w:right="100" w:firstLine="0" w:firstLineChars="0"/>
-              <w:rPr>
-                <w:rFonts w:ascii="Helvetica" w:hAnsi="Helvetica" w:eastAsia="Helvetica" w:cs="Helvetica"/>
-                <w:i w:val="false"/>
-                <w:b w:val="false"/>
-                <w:u w:val="none"/>
-                <w:sz w:val="22"/>
-                <w:szCs w:val="22"/>
-                <w:color w:val="000000"/>
-              </w:rPr>
-            </w:pPr>
-            <w:r>
-              <w:rPr>
-                <w:rFonts w:ascii="Helvetica" w:hAnsi="Helvetica" w:eastAsia="Helvetica" w:cs="Helvetica"/>
-                <w:i w:val="false"/>
-                <w:b w:val="false"/>
-                <w:u w:val="none"/>
-                <w:sz w:val="22"/>
-                <w:szCs w:val="22"/>
-                <w:color w:val="000000"/>
-              </w:rPr>
-              <w:t xml:space="preserve">0.82, 3.67</w:t>
-            </w:r>
-          </w:p>
-        </w:tc>
-        <w:tc>
-          <w:tcPr>
-            <w:tcBorders>
-              <w:bottom w:val="none" w:sz="0" w:space="0" w:color="000000"/>
-              <w:top w:val="none" w:sz="0" w:space="0" w:color="000000"/>
-              <w:left w:val="none" w:sz="0" w:space="0" w:color="000000"/>
-              <w:right w:val="none" w:sz="0" w:space="0" w:color="000000"/>
-            </w:tcBorders>
-            <w:shd w:val="clear" w:color="auto" w:fill="FFFFFF"/>
-            <w:tcMar>
-              <w:top w:w="0" w:type="dxa"/>
-              <w:bottom w:w="0" w:type="dxa"/>
-              <w:left w:w="0" w:type="dxa"/>
-              <w:right w:w="0" w:type="dxa"/>
-            </w:tcMar>
-            <w:vAlign w:val="top"/>
-          </w:tcPr>
-          <w:p>
-            <w:pPr>
-              <w:pStyle w:val="Normal"/>
-              <w:jc w:val="center"/>
-              <w:pBdr>
-                <w:bottom w:val="none" w:sz="0" w:space="0" w:color="000000"/>
-                <w:top w:val="none" w:sz="0" w:space="0" w:color="000000"/>
-                <w:left w:val="none" w:sz="0" w:space="0" w:color="000000"/>
-                <w:right w:val="none" w:sz="0" w:space="0" w:color="000000"/>
-              </w:pBdr>
-              <w:spacing w:after="100" w:before="100" w:line="240"/>
-              <w:ind w:left="100" w:right="100" w:firstLine="0" w:firstLineChars="0"/>
-              <w:rPr>
-                <w:rFonts w:ascii="Helvetica" w:hAnsi="Helvetica" w:eastAsia="Helvetica" w:cs="Helvetica"/>
-                <w:i w:val="false"/>
-                <w:b w:val="false"/>
-                <w:u w:val="none"/>
-                <w:sz w:val="22"/>
-                <w:szCs w:val="22"/>
-                <w:color w:val="000000"/>
-              </w:rPr>
-            </w:pPr>
-            <w:r>
-              <w:rPr>
-                <w:rFonts w:ascii="Helvetica" w:hAnsi="Helvetica" w:eastAsia="Helvetica" w:cs="Helvetica"/>
-                <w:i w:val="false"/>
-                <w:b w:val="false"/>
-                <w:u w:val="none"/>
-                <w:sz w:val="22"/>
-                <w:szCs w:val="22"/>
-                <w:color w:val="000000"/>
-              </w:rPr>
-              <w:t xml:space="preserve">0.150</w:t>
+              <w:t xml:space="preserve">1.72</w:t>
+            </w:r>
+          </w:p>
+        </w:tc>
+        <w:tc>
+          <w:tcPr>
+            <w:tcBorders>
+              <w:bottom w:val="none" w:sz="0" w:space="0" w:color="000000"/>
+              <w:top w:val="none" w:sz="0" w:space="0" w:color="000000"/>
+              <w:left w:val="none" w:sz="0" w:space="0" w:color="000000"/>
+              <w:right w:val="none" w:sz="0" w:space="0" w:color="000000"/>
+            </w:tcBorders>
+            <w:shd w:val="clear" w:color="auto" w:fill="FFFFFF"/>
+            <w:tcMar>
+              <w:top w:w="0" w:type="dxa"/>
+              <w:bottom w:w="0" w:type="dxa"/>
+              <w:left w:w="0" w:type="dxa"/>
+              <w:right w:w="0" w:type="dxa"/>
+            </w:tcMar>
+            <w:vAlign w:val="top"/>
+          </w:tcPr>
+          <w:p>
+            <w:pPr>
+              <w:pStyle w:val="Normal"/>
+              <w:jc w:val="center"/>
+              <w:pBdr>
+                <w:bottom w:val="none" w:sz="0" w:space="0" w:color="000000"/>
+                <w:top w:val="none" w:sz="0" w:space="0" w:color="000000"/>
+                <w:left w:val="none" w:sz="0" w:space="0" w:color="000000"/>
+                <w:right w:val="none" w:sz="0" w:space="0" w:color="000000"/>
+              </w:pBdr>
+              <w:spacing w:after="100" w:before="100" w:line="240"/>
+              <w:ind w:left="100" w:right="100" w:firstLine="0" w:firstLineChars="0"/>
+              <w:rPr>
+                <w:rFonts w:ascii="Helvetica" w:hAnsi="Helvetica" w:eastAsia="Helvetica" w:cs="Helvetica"/>
+                <w:i w:val="false"/>
+                <w:b w:val="false"/>
+                <w:u w:val="none"/>
+                <w:sz w:val="22"/>
+                <w:szCs w:val="22"/>
+                <w:color w:val="000000"/>
+              </w:rPr>
+            </w:pPr>
+            <w:r>
+              <w:rPr>
+                <w:rFonts w:ascii="Helvetica" w:hAnsi="Helvetica" w:eastAsia="Helvetica" w:cs="Helvetica"/>
+                <w:i w:val="false"/>
+                <w:b w:val="false"/>
+                <w:u w:val="none"/>
+                <w:sz w:val="22"/>
+                <w:szCs w:val="22"/>
+                <w:color w:val="000000"/>
+              </w:rPr>
+              <w:t xml:space="preserve">0.83, 3.53</w:t>
+            </w:r>
+          </w:p>
+        </w:tc>
+        <w:tc>
+          <w:tcPr>
+            <w:tcBorders>
+              <w:bottom w:val="none" w:sz="0" w:space="0" w:color="000000"/>
+              <w:top w:val="none" w:sz="0" w:space="0" w:color="000000"/>
+              <w:left w:val="none" w:sz="0" w:space="0" w:color="000000"/>
+              <w:right w:val="none" w:sz="0" w:space="0" w:color="000000"/>
+            </w:tcBorders>
+            <w:shd w:val="clear" w:color="auto" w:fill="FFFFFF"/>
+            <w:tcMar>
+              <w:top w:w="0" w:type="dxa"/>
+              <w:bottom w:w="0" w:type="dxa"/>
+              <w:left w:w="0" w:type="dxa"/>
+              <w:right w:w="0" w:type="dxa"/>
+            </w:tcMar>
+            <w:vAlign w:val="top"/>
+          </w:tcPr>
+          <w:p>
+            <w:pPr>
+              <w:pStyle w:val="Normal"/>
+              <w:jc w:val="center"/>
+              <w:pBdr>
+                <w:bottom w:val="none" w:sz="0" w:space="0" w:color="000000"/>
+                <w:top w:val="none" w:sz="0" w:space="0" w:color="000000"/>
+                <w:left w:val="none" w:sz="0" w:space="0" w:color="000000"/>
+                <w:right w:val="none" w:sz="0" w:space="0" w:color="000000"/>
+              </w:pBdr>
+              <w:spacing w:after="100" w:before="100" w:line="240"/>
+              <w:ind w:left="100" w:right="100" w:firstLine="0" w:firstLineChars="0"/>
+              <w:rPr>
+                <w:rFonts w:ascii="Helvetica" w:hAnsi="Helvetica" w:eastAsia="Helvetica" w:cs="Helvetica"/>
+                <w:i w:val="false"/>
+                <w:b w:val="false"/>
+                <w:u w:val="none"/>
+                <w:sz w:val="22"/>
+                <w:szCs w:val="22"/>
+                <w:color w:val="000000"/>
+              </w:rPr>
+            </w:pPr>
+            <w:r>
+              <w:rPr>
+                <w:rFonts w:ascii="Helvetica" w:hAnsi="Helvetica" w:eastAsia="Helvetica" w:cs="Helvetica"/>
+                <w:i w:val="false"/>
+                <w:b w:val="false"/>
+                <w:u w:val="none"/>
+                <w:sz w:val="22"/>
+                <w:szCs w:val="22"/>
+                <w:color w:val="000000"/>
+              </w:rPr>
+              <w:t xml:space="preserve">0.140</w:t>
             </w:r>
           </w:p>
         </w:tc>
@@ -7382,113 +7382,113 @@
                 <w:szCs w:val="22"/>
                 <w:color w:val="000000"/>
               </w:rPr>
-              <w:t xml:space="preserve">6.40</w:t>
-            </w:r>
-          </w:p>
-        </w:tc>
-        <w:tc>
-          <w:tcPr>
-            <w:tcBorders>
-              <w:bottom w:val="none" w:sz="0" w:space="0" w:color="000000"/>
-              <w:top w:val="none" w:sz="0" w:space="0" w:color="000000"/>
-              <w:left w:val="none" w:sz="0" w:space="0" w:color="000000"/>
-              <w:right w:val="none" w:sz="0" w:space="0" w:color="000000"/>
-            </w:tcBorders>
-            <w:shd w:val="clear" w:color="auto" w:fill="FFFFFF"/>
-            <w:tcMar>
-              <w:top w:w="0" w:type="dxa"/>
-              <w:bottom w:w="0" w:type="dxa"/>
-              <w:left w:w="0" w:type="dxa"/>
-              <w:right w:w="0" w:type="dxa"/>
-            </w:tcMar>
-            <w:vAlign w:val="top"/>
-          </w:tcPr>
-          <w:p>
-            <w:pPr>
-              <w:pStyle w:val="Normal"/>
-              <w:jc w:val="center"/>
-              <w:pBdr>
-                <w:bottom w:val="none" w:sz="0" w:space="0" w:color="000000"/>
-                <w:top w:val="none" w:sz="0" w:space="0" w:color="000000"/>
-                <w:left w:val="none" w:sz="0" w:space="0" w:color="000000"/>
-                <w:right w:val="none" w:sz="0" w:space="0" w:color="000000"/>
-              </w:pBdr>
-              <w:spacing w:after="100" w:before="100" w:line="240"/>
-              <w:ind w:left="100" w:right="100" w:firstLine="0" w:firstLineChars="0"/>
-              <w:rPr>
-                <w:rFonts w:ascii="Helvetica" w:hAnsi="Helvetica" w:eastAsia="Helvetica" w:cs="Helvetica"/>
-                <w:i w:val="false"/>
-                <w:b w:val="false"/>
-                <w:u w:val="none"/>
-                <w:sz w:val="22"/>
-                <w:szCs w:val="22"/>
-                <w:color w:val="000000"/>
-              </w:rPr>
-            </w:pPr>
-            <w:r>
-              <w:rPr>
-                <w:rFonts w:ascii="Helvetica" w:hAnsi="Helvetica" w:eastAsia="Helvetica" w:cs="Helvetica"/>
-                <w:i w:val="false"/>
-                <w:b w:val="false"/>
-                <w:u w:val="none"/>
-                <w:sz w:val="22"/>
-                <w:szCs w:val="22"/>
-                <w:color w:val="000000"/>
-              </w:rPr>
-              <w:t xml:space="preserve">1.08, 37.9</w:t>
-            </w:r>
-          </w:p>
-        </w:tc>
-        <w:tc>
-          <w:tcPr>
-            <w:tcBorders>
-              <w:bottom w:val="none" w:sz="0" w:space="0" w:color="000000"/>
-              <w:top w:val="none" w:sz="0" w:space="0" w:color="000000"/>
-              <w:left w:val="none" w:sz="0" w:space="0" w:color="000000"/>
-              <w:right w:val="none" w:sz="0" w:space="0" w:color="000000"/>
-            </w:tcBorders>
-            <w:shd w:val="clear" w:color="auto" w:fill="FFFFFF"/>
-            <w:tcMar>
-              <w:top w:w="0" w:type="dxa"/>
-              <w:bottom w:w="0" w:type="dxa"/>
-              <w:left w:w="0" w:type="dxa"/>
-              <w:right w:w="0" w:type="dxa"/>
-            </w:tcMar>
-            <w:vAlign w:val="top"/>
-          </w:tcPr>
-          <w:p>
-            <w:pPr>
-              <w:pStyle w:val="Normal"/>
-              <w:jc w:val="center"/>
-              <w:pBdr>
-                <w:bottom w:val="none" w:sz="0" w:space="0" w:color="000000"/>
-                <w:top w:val="none" w:sz="0" w:space="0" w:color="000000"/>
-                <w:left w:val="none" w:sz="0" w:space="0" w:color="000000"/>
-                <w:right w:val="none" w:sz="0" w:space="0" w:color="000000"/>
-              </w:pBdr>
-              <w:spacing w:after="100" w:before="100" w:line="240"/>
-              <w:ind w:left="100" w:right="100" w:firstLine="0" w:firstLineChars="0"/>
-              <w:rPr>
-                <w:rFonts w:ascii="Helvetica" w:hAnsi="Helvetica" w:eastAsia="Helvetica" w:cs="Helvetica"/>
-                <w:i w:val="false"/>
-                <w:b w:val="false"/>
-                <w:u w:val="none"/>
-                <w:sz w:val="22"/>
-                <w:szCs w:val="22"/>
-                <w:color w:val="000000"/>
-              </w:rPr>
-            </w:pPr>
-            <w:r>
-              <w:rPr>
-                <w:rFonts w:ascii="Helvetica" w:hAnsi="Helvetica" w:eastAsia="Helvetica" w:cs="Helvetica"/>
-                <w:i w:val="false"/>
-                <w:b w:val="false"/>
-                <w:u w:val="none"/>
-                <w:sz w:val="22"/>
-                <w:szCs w:val="22"/>
-                <w:color w:val="000000"/>
-              </w:rPr>
-              <w:t xml:space="preserve">0.041</w:t>
+              <w:t xml:space="preserve">6.52</w:t>
+            </w:r>
+          </w:p>
+        </w:tc>
+        <w:tc>
+          <w:tcPr>
+            <w:tcBorders>
+              <w:bottom w:val="none" w:sz="0" w:space="0" w:color="000000"/>
+              <w:top w:val="none" w:sz="0" w:space="0" w:color="000000"/>
+              <w:left w:val="none" w:sz="0" w:space="0" w:color="000000"/>
+              <w:right w:val="none" w:sz="0" w:space="0" w:color="000000"/>
+            </w:tcBorders>
+            <w:shd w:val="clear" w:color="auto" w:fill="FFFFFF"/>
+            <w:tcMar>
+              <w:top w:w="0" w:type="dxa"/>
+              <w:bottom w:w="0" w:type="dxa"/>
+              <w:left w:w="0" w:type="dxa"/>
+              <w:right w:w="0" w:type="dxa"/>
+            </w:tcMar>
+            <w:vAlign w:val="top"/>
+          </w:tcPr>
+          <w:p>
+            <w:pPr>
+              <w:pStyle w:val="Normal"/>
+              <w:jc w:val="center"/>
+              <w:pBdr>
+                <w:bottom w:val="none" w:sz="0" w:space="0" w:color="000000"/>
+                <w:top w:val="none" w:sz="0" w:space="0" w:color="000000"/>
+                <w:left w:val="none" w:sz="0" w:space="0" w:color="000000"/>
+                <w:right w:val="none" w:sz="0" w:space="0" w:color="000000"/>
+              </w:pBdr>
+              <w:spacing w:after="100" w:before="100" w:line="240"/>
+              <w:ind w:left="100" w:right="100" w:firstLine="0" w:firstLineChars="0"/>
+              <w:rPr>
+                <w:rFonts w:ascii="Helvetica" w:hAnsi="Helvetica" w:eastAsia="Helvetica" w:cs="Helvetica"/>
+                <w:i w:val="false"/>
+                <w:b w:val="false"/>
+                <w:u w:val="none"/>
+                <w:sz w:val="22"/>
+                <w:szCs w:val="22"/>
+                <w:color w:val="000000"/>
+              </w:rPr>
+            </w:pPr>
+            <w:r>
+              <w:rPr>
+                <w:rFonts w:ascii="Helvetica" w:hAnsi="Helvetica" w:eastAsia="Helvetica" w:cs="Helvetica"/>
+                <w:i w:val="false"/>
+                <w:b w:val="false"/>
+                <w:u w:val="none"/>
+                <w:sz w:val="22"/>
+                <w:szCs w:val="22"/>
+                <w:color w:val="000000"/>
+              </w:rPr>
+              <w:t xml:space="preserve">1.13, 37.4</w:t>
+            </w:r>
+          </w:p>
+        </w:tc>
+        <w:tc>
+          <w:tcPr>
+            <w:tcBorders>
+              <w:bottom w:val="none" w:sz="0" w:space="0" w:color="000000"/>
+              <w:top w:val="none" w:sz="0" w:space="0" w:color="000000"/>
+              <w:left w:val="none" w:sz="0" w:space="0" w:color="000000"/>
+              <w:right w:val="none" w:sz="0" w:space="0" w:color="000000"/>
+            </w:tcBorders>
+            <w:shd w:val="clear" w:color="auto" w:fill="FFFFFF"/>
+            <w:tcMar>
+              <w:top w:w="0" w:type="dxa"/>
+              <w:bottom w:w="0" w:type="dxa"/>
+              <w:left w:w="0" w:type="dxa"/>
+              <w:right w:w="0" w:type="dxa"/>
+            </w:tcMar>
+            <w:vAlign w:val="top"/>
+          </w:tcPr>
+          <w:p>
+            <w:pPr>
+              <w:pStyle w:val="Normal"/>
+              <w:jc w:val="center"/>
+              <w:pBdr>
+                <w:bottom w:val="none" w:sz="0" w:space="0" w:color="000000"/>
+                <w:top w:val="none" w:sz="0" w:space="0" w:color="000000"/>
+                <w:left w:val="none" w:sz="0" w:space="0" w:color="000000"/>
+                <w:right w:val="none" w:sz="0" w:space="0" w:color="000000"/>
+              </w:pBdr>
+              <w:spacing w:after="100" w:before="100" w:line="240"/>
+              <w:ind w:left="100" w:right="100" w:firstLine="0" w:firstLineChars="0"/>
+              <w:rPr>
+                <w:rFonts w:ascii="Helvetica" w:hAnsi="Helvetica" w:eastAsia="Helvetica" w:cs="Helvetica"/>
+                <w:i w:val="false"/>
+                <w:b w:val="false"/>
+                <w:u w:val="none"/>
+                <w:sz w:val="22"/>
+                <w:szCs w:val="22"/>
+                <w:color w:val="000000"/>
+              </w:rPr>
+            </w:pPr>
+            <w:r>
+              <w:rPr>
+                <w:rFonts w:ascii="Helvetica" w:hAnsi="Helvetica" w:eastAsia="Helvetica" w:cs="Helvetica"/>
+                <w:i w:val="false"/>
+                <w:b w:val="false"/>
+                <w:u w:val="none"/>
+                <w:sz w:val="22"/>
+                <w:szCs w:val="22"/>
+                <w:color w:val="000000"/>
+              </w:rPr>
+              <w:t xml:space="preserve">0.036</w:t>
             </w:r>
           </w:p>
         </w:tc>
@@ -7865,113 +7865,113 @@
                 <w:szCs w:val="22"/>
                 <w:color w:val="000000"/>
               </w:rPr>
-              <w:t xml:space="preserve">0.94</w:t>
-            </w:r>
-          </w:p>
-        </w:tc>
-        <w:tc>
-          <w:tcPr>
-            <w:tcBorders>
-              <w:bottom w:val="none" w:sz="0" w:space="0" w:color="000000"/>
-              <w:top w:val="none" w:sz="0" w:space="0" w:color="000000"/>
-              <w:left w:val="none" w:sz="0" w:space="0" w:color="000000"/>
-              <w:right w:val="none" w:sz="0" w:space="0" w:color="000000"/>
-            </w:tcBorders>
-            <w:shd w:val="clear" w:color="auto" w:fill="FFFFFF"/>
-            <w:tcMar>
-              <w:top w:w="0" w:type="dxa"/>
-              <w:bottom w:w="0" w:type="dxa"/>
-              <w:left w:w="0" w:type="dxa"/>
-              <w:right w:w="0" w:type="dxa"/>
-            </w:tcMar>
-            <w:vAlign w:val="top"/>
-          </w:tcPr>
-          <w:p>
-            <w:pPr>
-              <w:pStyle w:val="Normal"/>
-              <w:jc w:val="center"/>
-              <w:pBdr>
-                <w:bottom w:val="none" w:sz="0" w:space="0" w:color="000000"/>
-                <w:top w:val="none" w:sz="0" w:space="0" w:color="000000"/>
-                <w:left w:val="none" w:sz="0" w:space="0" w:color="000000"/>
-                <w:right w:val="none" w:sz="0" w:space="0" w:color="000000"/>
-              </w:pBdr>
-              <w:spacing w:after="100" w:before="100" w:line="240"/>
-              <w:ind w:left="100" w:right="100" w:firstLine="0" w:firstLineChars="0"/>
-              <w:rPr>
-                <w:rFonts w:ascii="Helvetica" w:hAnsi="Helvetica" w:eastAsia="Helvetica" w:cs="Helvetica"/>
-                <w:i w:val="false"/>
-                <w:b w:val="false"/>
-                <w:u w:val="none"/>
-                <w:sz w:val="22"/>
-                <w:szCs w:val="22"/>
-                <w:color w:val="000000"/>
-              </w:rPr>
-            </w:pPr>
-            <w:r>
-              <w:rPr>
-                <w:rFonts w:ascii="Helvetica" w:hAnsi="Helvetica" w:eastAsia="Helvetica" w:cs="Helvetica"/>
-                <w:i w:val="false"/>
-                <w:b w:val="false"/>
-                <w:u w:val="none"/>
-                <w:sz w:val="22"/>
-                <w:szCs w:val="22"/>
-                <w:color w:val="000000"/>
-              </w:rPr>
-              <w:t xml:space="preserve">0.19, 4.74</w:t>
-            </w:r>
-          </w:p>
-        </w:tc>
-        <w:tc>
-          <w:tcPr>
-            <w:tcBorders>
-              <w:bottom w:val="none" w:sz="0" w:space="0" w:color="000000"/>
-              <w:top w:val="none" w:sz="0" w:space="0" w:color="000000"/>
-              <w:left w:val="none" w:sz="0" w:space="0" w:color="000000"/>
-              <w:right w:val="none" w:sz="0" w:space="0" w:color="000000"/>
-            </w:tcBorders>
-            <w:shd w:val="clear" w:color="auto" w:fill="FFFFFF"/>
-            <w:tcMar>
-              <w:top w:w="0" w:type="dxa"/>
-              <w:bottom w:w="0" w:type="dxa"/>
-              <w:left w:w="0" w:type="dxa"/>
-              <w:right w:w="0" w:type="dxa"/>
-            </w:tcMar>
-            <w:vAlign w:val="top"/>
-          </w:tcPr>
-          <w:p>
-            <w:pPr>
-              <w:pStyle w:val="Normal"/>
-              <w:jc w:val="center"/>
-              <w:pBdr>
-                <w:bottom w:val="none" w:sz="0" w:space="0" w:color="000000"/>
-                <w:top w:val="none" w:sz="0" w:space="0" w:color="000000"/>
-                <w:left w:val="none" w:sz="0" w:space="0" w:color="000000"/>
-                <w:right w:val="none" w:sz="0" w:space="0" w:color="000000"/>
-              </w:pBdr>
-              <w:spacing w:after="100" w:before="100" w:line="240"/>
-              <w:ind w:left="100" w:right="100" w:firstLine="0" w:firstLineChars="0"/>
-              <w:rPr>
-                <w:rFonts w:ascii="Helvetica" w:hAnsi="Helvetica" w:eastAsia="Helvetica" w:cs="Helvetica"/>
-                <w:i w:val="false"/>
-                <w:b w:val="false"/>
-                <w:u w:val="none"/>
-                <w:sz w:val="22"/>
-                <w:szCs w:val="22"/>
-                <w:color w:val="000000"/>
-              </w:rPr>
-            </w:pPr>
-            <w:r>
-              <w:rPr>
-                <w:rFonts w:ascii="Helvetica" w:hAnsi="Helvetica" w:eastAsia="Helvetica" w:cs="Helvetica"/>
-                <w:i w:val="false"/>
-                <w:b w:val="false"/>
-                <w:u w:val="none"/>
-                <w:sz w:val="22"/>
-                <w:szCs w:val="22"/>
-                <w:color w:val="000000"/>
-              </w:rPr>
-              <w:t xml:space="preserve">0.940</w:t>
+              <w:t xml:space="preserve">0.93</w:t>
+            </w:r>
+          </w:p>
+        </w:tc>
+        <w:tc>
+          <w:tcPr>
+            <w:tcBorders>
+              <w:bottom w:val="none" w:sz="0" w:space="0" w:color="000000"/>
+              <w:top w:val="none" w:sz="0" w:space="0" w:color="000000"/>
+              <w:left w:val="none" w:sz="0" w:space="0" w:color="000000"/>
+              <w:right w:val="none" w:sz="0" w:space="0" w:color="000000"/>
+            </w:tcBorders>
+            <w:shd w:val="clear" w:color="auto" w:fill="FFFFFF"/>
+            <w:tcMar>
+              <w:top w:w="0" w:type="dxa"/>
+              <w:bottom w:w="0" w:type="dxa"/>
+              <w:left w:w="0" w:type="dxa"/>
+              <w:right w:w="0" w:type="dxa"/>
+            </w:tcMar>
+            <w:vAlign w:val="top"/>
+          </w:tcPr>
+          <w:p>
+            <w:pPr>
+              <w:pStyle w:val="Normal"/>
+              <w:jc w:val="center"/>
+              <w:pBdr>
+                <w:bottom w:val="none" w:sz="0" w:space="0" w:color="000000"/>
+                <w:top w:val="none" w:sz="0" w:space="0" w:color="000000"/>
+                <w:left w:val="none" w:sz="0" w:space="0" w:color="000000"/>
+                <w:right w:val="none" w:sz="0" w:space="0" w:color="000000"/>
+              </w:pBdr>
+              <w:spacing w:after="100" w:before="100" w:line="240"/>
+              <w:ind w:left="100" w:right="100" w:firstLine="0" w:firstLineChars="0"/>
+              <w:rPr>
+                <w:rFonts w:ascii="Helvetica" w:hAnsi="Helvetica" w:eastAsia="Helvetica" w:cs="Helvetica"/>
+                <w:i w:val="false"/>
+                <w:b w:val="false"/>
+                <w:u w:val="none"/>
+                <w:sz w:val="22"/>
+                <w:szCs w:val="22"/>
+                <w:color w:val="000000"/>
+              </w:rPr>
+            </w:pPr>
+            <w:r>
+              <w:rPr>
+                <w:rFonts w:ascii="Helvetica" w:hAnsi="Helvetica" w:eastAsia="Helvetica" w:cs="Helvetica"/>
+                <w:i w:val="false"/>
+                <w:b w:val="false"/>
+                <w:u w:val="none"/>
+                <w:sz w:val="22"/>
+                <w:szCs w:val="22"/>
+                <w:color w:val="000000"/>
+              </w:rPr>
+              <w:t xml:space="preserve">0.19, 4.62</w:t>
+            </w:r>
+          </w:p>
+        </w:tc>
+        <w:tc>
+          <w:tcPr>
+            <w:tcBorders>
+              <w:bottom w:val="none" w:sz="0" w:space="0" w:color="000000"/>
+              <w:top w:val="none" w:sz="0" w:space="0" w:color="000000"/>
+              <w:left w:val="none" w:sz="0" w:space="0" w:color="000000"/>
+              <w:right w:val="none" w:sz="0" w:space="0" w:color="000000"/>
+            </w:tcBorders>
+            <w:shd w:val="clear" w:color="auto" w:fill="FFFFFF"/>
+            <w:tcMar>
+              <w:top w:w="0" w:type="dxa"/>
+              <w:bottom w:w="0" w:type="dxa"/>
+              <w:left w:w="0" w:type="dxa"/>
+              <w:right w:w="0" w:type="dxa"/>
+            </w:tcMar>
+            <w:vAlign w:val="top"/>
+          </w:tcPr>
+          <w:p>
+            <w:pPr>
+              <w:pStyle w:val="Normal"/>
+              <w:jc w:val="center"/>
+              <w:pBdr>
+                <w:bottom w:val="none" w:sz="0" w:space="0" w:color="000000"/>
+                <w:top w:val="none" w:sz="0" w:space="0" w:color="000000"/>
+                <w:left w:val="none" w:sz="0" w:space="0" w:color="000000"/>
+                <w:right w:val="none" w:sz="0" w:space="0" w:color="000000"/>
+              </w:pBdr>
+              <w:spacing w:after="100" w:before="100" w:line="240"/>
+              <w:ind w:left="100" w:right="100" w:firstLine="0" w:firstLineChars="0"/>
+              <w:rPr>
+                <w:rFonts w:ascii="Helvetica" w:hAnsi="Helvetica" w:eastAsia="Helvetica" w:cs="Helvetica"/>
+                <w:i w:val="false"/>
+                <w:b w:val="false"/>
+                <w:u w:val="none"/>
+                <w:sz w:val="22"/>
+                <w:szCs w:val="22"/>
+                <w:color w:val="000000"/>
+              </w:rPr>
+            </w:pPr>
+            <w:r>
+              <w:rPr>
+                <w:rFonts w:ascii="Helvetica" w:hAnsi="Helvetica" w:eastAsia="Helvetica" w:cs="Helvetica"/>
+                <w:i w:val="false"/>
+                <w:b w:val="false"/>
+                <w:u w:val="none"/>
+                <w:sz w:val="22"/>
+                <w:szCs w:val="22"/>
+                <w:color w:val="000000"/>
+              </w:rPr>
+              <w:t xml:space="preserve">0.930</w:t>
             </w:r>
           </w:p>
         </w:tc>
@@ -8348,113 +8348,113 @@
                 <w:szCs w:val="22"/>
                 <w:color w:val="000000"/>
               </w:rPr>
-              <w:t xml:space="preserve">0.88</w:t>
-            </w:r>
-          </w:p>
-        </w:tc>
-        <w:tc>
-          <w:tcPr>
-            <w:tcBorders>
-              <w:bottom w:val="none" w:sz="0" w:space="0" w:color="000000"/>
-              <w:top w:val="none" w:sz="0" w:space="0" w:color="000000"/>
-              <w:left w:val="none" w:sz="0" w:space="0" w:color="000000"/>
-              <w:right w:val="none" w:sz="0" w:space="0" w:color="000000"/>
-            </w:tcBorders>
-            <w:shd w:val="clear" w:color="auto" w:fill="FFFFFF"/>
-            <w:tcMar>
-              <w:top w:w="0" w:type="dxa"/>
-              <w:bottom w:w="0" w:type="dxa"/>
-              <w:left w:w="0" w:type="dxa"/>
-              <w:right w:w="0" w:type="dxa"/>
-            </w:tcMar>
-            <w:vAlign w:val="top"/>
-          </w:tcPr>
-          <w:p>
-            <w:pPr>
-              <w:pStyle w:val="Normal"/>
-              <w:jc w:val="center"/>
-              <w:pBdr>
-                <w:bottom w:val="none" w:sz="0" w:space="0" w:color="000000"/>
-                <w:top w:val="none" w:sz="0" w:space="0" w:color="000000"/>
-                <w:left w:val="none" w:sz="0" w:space="0" w:color="000000"/>
-                <w:right w:val="none" w:sz="0" w:space="0" w:color="000000"/>
-              </w:pBdr>
-              <w:spacing w:after="100" w:before="100" w:line="240"/>
-              <w:ind w:left="100" w:right="100" w:firstLine="0" w:firstLineChars="0"/>
-              <w:rPr>
-                <w:rFonts w:ascii="Helvetica" w:hAnsi="Helvetica" w:eastAsia="Helvetica" w:cs="Helvetica"/>
-                <w:i w:val="false"/>
-                <w:b w:val="false"/>
-                <w:u w:val="none"/>
-                <w:sz w:val="22"/>
-                <w:szCs w:val="22"/>
-                <w:color w:val="000000"/>
-              </w:rPr>
-            </w:pPr>
-            <w:r>
-              <w:rPr>
-                <w:rFonts w:ascii="Helvetica" w:hAnsi="Helvetica" w:eastAsia="Helvetica" w:cs="Helvetica"/>
-                <w:i w:val="false"/>
-                <w:b w:val="false"/>
-                <w:u w:val="none"/>
-                <w:sz w:val="22"/>
-                <w:szCs w:val="22"/>
-                <w:color w:val="000000"/>
-              </w:rPr>
-              <w:t xml:space="preserve">0.16, 4.92</w:t>
-            </w:r>
-          </w:p>
-        </w:tc>
-        <w:tc>
-          <w:tcPr>
-            <w:tcBorders>
-              <w:bottom w:val="none" w:sz="0" w:space="0" w:color="000000"/>
-              <w:top w:val="none" w:sz="0" w:space="0" w:color="000000"/>
-              <w:left w:val="none" w:sz="0" w:space="0" w:color="000000"/>
-              <w:right w:val="none" w:sz="0" w:space="0" w:color="000000"/>
-            </w:tcBorders>
-            <w:shd w:val="clear" w:color="auto" w:fill="FFFFFF"/>
-            <w:tcMar>
-              <w:top w:w="0" w:type="dxa"/>
-              <w:bottom w:w="0" w:type="dxa"/>
-              <w:left w:w="0" w:type="dxa"/>
-              <w:right w:w="0" w:type="dxa"/>
-            </w:tcMar>
-            <w:vAlign w:val="top"/>
-          </w:tcPr>
-          <w:p>
-            <w:pPr>
-              <w:pStyle w:val="Normal"/>
-              <w:jc w:val="center"/>
-              <w:pBdr>
-                <w:bottom w:val="none" w:sz="0" w:space="0" w:color="000000"/>
-                <w:top w:val="none" w:sz="0" w:space="0" w:color="000000"/>
-                <w:left w:val="none" w:sz="0" w:space="0" w:color="000000"/>
-                <w:right w:val="none" w:sz="0" w:space="0" w:color="000000"/>
-              </w:pBdr>
-              <w:spacing w:after="100" w:before="100" w:line="240"/>
-              <w:ind w:left="100" w:right="100" w:firstLine="0" w:firstLineChars="0"/>
-              <w:rPr>
-                <w:rFonts w:ascii="Helvetica" w:hAnsi="Helvetica" w:eastAsia="Helvetica" w:cs="Helvetica"/>
-                <w:i w:val="false"/>
-                <w:b w:val="false"/>
-                <w:u w:val="none"/>
-                <w:sz w:val="22"/>
-                <w:szCs w:val="22"/>
-                <w:color w:val="000000"/>
-              </w:rPr>
-            </w:pPr>
-            <w:r>
-              <w:rPr>
-                <w:rFonts w:ascii="Helvetica" w:hAnsi="Helvetica" w:eastAsia="Helvetica" w:cs="Helvetica"/>
-                <w:i w:val="false"/>
-                <w:b w:val="false"/>
-                <w:u w:val="none"/>
-                <w:sz w:val="22"/>
-                <w:szCs w:val="22"/>
-                <w:color w:val="000000"/>
-              </w:rPr>
-              <w:t xml:space="preserve">0.880</w:t>
+              <w:t xml:space="preserve">0.85</w:t>
+            </w:r>
+          </w:p>
+        </w:tc>
+        <w:tc>
+          <w:tcPr>
+            <w:tcBorders>
+              <w:bottom w:val="none" w:sz="0" w:space="0" w:color="000000"/>
+              <w:top w:val="none" w:sz="0" w:space="0" w:color="000000"/>
+              <w:left w:val="none" w:sz="0" w:space="0" w:color="000000"/>
+              <w:right w:val="none" w:sz="0" w:space="0" w:color="000000"/>
+            </w:tcBorders>
+            <w:shd w:val="clear" w:color="auto" w:fill="FFFFFF"/>
+            <w:tcMar>
+              <w:top w:w="0" w:type="dxa"/>
+              <w:bottom w:w="0" w:type="dxa"/>
+              <w:left w:w="0" w:type="dxa"/>
+              <w:right w:w="0" w:type="dxa"/>
+            </w:tcMar>
+            <w:vAlign w:val="top"/>
+          </w:tcPr>
+          <w:p>
+            <w:pPr>
+              <w:pStyle w:val="Normal"/>
+              <w:jc w:val="center"/>
+              <w:pBdr>
+                <w:bottom w:val="none" w:sz="0" w:space="0" w:color="000000"/>
+                <w:top w:val="none" w:sz="0" w:space="0" w:color="000000"/>
+                <w:left w:val="none" w:sz="0" w:space="0" w:color="000000"/>
+                <w:right w:val="none" w:sz="0" w:space="0" w:color="000000"/>
+              </w:pBdr>
+              <w:spacing w:after="100" w:before="100" w:line="240"/>
+              <w:ind w:left="100" w:right="100" w:firstLine="0" w:firstLineChars="0"/>
+              <w:rPr>
+                <w:rFonts w:ascii="Helvetica" w:hAnsi="Helvetica" w:eastAsia="Helvetica" w:cs="Helvetica"/>
+                <w:i w:val="false"/>
+                <w:b w:val="false"/>
+                <w:u w:val="none"/>
+                <w:sz w:val="22"/>
+                <w:szCs w:val="22"/>
+                <w:color w:val="000000"/>
+              </w:rPr>
+            </w:pPr>
+            <w:r>
+              <w:rPr>
+                <w:rFonts w:ascii="Helvetica" w:hAnsi="Helvetica" w:eastAsia="Helvetica" w:cs="Helvetica"/>
+                <w:i w:val="false"/>
+                <w:b w:val="false"/>
+                <w:u w:val="none"/>
+                <w:sz w:val="22"/>
+                <w:szCs w:val="22"/>
+                <w:color w:val="000000"/>
+              </w:rPr>
+              <w:t xml:space="preserve">0.16, 4.59</w:t>
+            </w:r>
+          </w:p>
+        </w:tc>
+        <w:tc>
+          <w:tcPr>
+            <w:tcBorders>
+              <w:bottom w:val="none" w:sz="0" w:space="0" w:color="000000"/>
+              <w:top w:val="none" w:sz="0" w:space="0" w:color="000000"/>
+              <w:left w:val="none" w:sz="0" w:space="0" w:color="000000"/>
+              <w:right w:val="none" w:sz="0" w:space="0" w:color="000000"/>
+            </w:tcBorders>
+            <w:shd w:val="clear" w:color="auto" w:fill="FFFFFF"/>
+            <w:tcMar>
+              <w:top w:w="0" w:type="dxa"/>
+              <w:bottom w:w="0" w:type="dxa"/>
+              <w:left w:w="0" w:type="dxa"/>
+              <w:right w:w="0" w:type="dxa"/>
+            </w:tcMar>
+            <w:vAlign w:val="top"/>
+          </w:tcPr>
+          <w:p>
+            <w:pPr>
+              <w:pStyle w:val="Normal"/>
+              <w:jc w:val="center"/>
+              <w:pBdr>
+                <w:bottom w:val="none" w:sz="0" w:space="0" w:color="000000"/>
+                <w:top w:val="none" w:sz="0" w:space="0" w:color="000000"/>
+                <w:left w:val="none" w:sz="0" w:space="0" w:color="000000"/>
+                <w:right w:val="none" w:sz="0" w:space="0" w:color="000000"/>
+              </w:pBdr>
+              <w:spacing w:after="100" w:before="100" w:line="240"/>
+              <w:ind w:left="100" w:right="100" w:firstLine="0" w:firstLineChars="0"/>
+              <w:rPr>
+                <w:rFonts w:ascii="Helvetica" w:hAnsi="Helvetica" w:eastAsia="Helvetica" w:cs="Helvetica"/>
+                <w:i w:val="false"/>
+                <w:b w:val="false"/>
+                <w:u w:val="none"/>
+                <w:sz w:val="22"/>
+                <w:szCs w:val="22"/>
+                <w:color w:val="000000"/>
+              </w:rPr>
+            </w:pPr>
+            <w:r>
+              <w:rPr>
+                <w:rFonts w:ascii="Helvetica" w:hAnsi="Helvetica" w:eastAsia="Helvetica" w:cs="Helvetica"/>
+                <w:i w:val="false"/>
+                <w:b w:val="false"/>
+                <w:u w:val="none"/>
+                <w:sz w:val="22"/>
+                <w:szCs w:val="22"/>
+                <w:color w:val="000000"/>
+              </w:rPr>
+              <w:t xml:space="preserve">0.850</w:t>
             </w:r>
           </w:p>
         </w:tc>
@@ -8831,60 +8831,60 @@
                 <w:szCs w:val="22"/>
                 <w:color w:val="000000"/>
               </w:rPr>
-              <w:t xml:space="preserve">0.99</w:t>
-            </w:r>
-          </w:p>
-        </w:tc>
-        <w:tc>
-          <w:tcPr>
-            <w:tcBorders>
-              <w:bottom w:val="none" w:sz="0" w:space="0" w:color="000000"/>
-              <w:top w:val="none" w:sz="0" w:space="0" w:color="000000"/>
-              <w:left w:val="none" w:sz="0" w:space="0" w:color="000000"/>
-              <w:right w:val="none" w:sz="0" w:space="0" w:color="000000"/>
-            </w:tcBorders>
-            <w:shd w:val="clear" w:color="auto" w:fill="FFFFFF"/>
-            <w:tcMar>
-              <w:top w:w="0" w:type="dxa"/>
-              <w:bottom w:w="0" w:type="dxa"/>
-              <w:left w:w="0" w:type="dxa"/>
-              <w:right w:w="0" w:type="dxa"/>
-            </w:tcMar>
-            <w:vAlign w:val="top"/>
-          </w:tcPr>
-          <w:p>
-            <w:pPr>
-              <w:pStyle w:val="Normal"/>
-              <w:jc w:val="center"/>
-              <w:pBdr>
-                <w:bottom w:val="none" w:sz="0" w:space="0" w:color="000000"/>
-                <w:top w:val="none" w:sz="0" w:space="0" w:color="000000"/>
-                <w:left w:val="none" w:sz="0" w:space="0" w:color="000000"/>
-                <w:right w:val="none" w:sz="0" w:space="0" w:color="000000"/>
-              </w:pBdr>
-              <w:spacing w:after="100" w:before="100" w:line="240"/>
-              <w:ind w:left="100" w:right="100" w:firstLine="0" w:firstLineChars="0"/>
-              <w:rPr>
-                <w:rFonts w:ascii="Helvetica" w:hAnsi="Helvetica" w:eastAsia="Helvetica" w:cs="Helvetica"/>
-                <w:i w:val="false"/>
-                <w:b w:val="false"/>
-                <w:u w:val="none"/>
-                <w:sz w:val="22"/>
-                <w:szCs w:val="22"/>
-                <w:color w:val="000000"/>
-              </w:rPr>
-            </w:pPr>
-            <w:r>
-              <w:rPr>
-                <w:rFonts w:ascii="Helvetica" w:hAnsi="Helvetica" w:eastAsia="Helvetica" w:cs="Helvetica"/>
-                <w:i w:val="false"/>
-                <w:b w:val="false"/>
-                <w:u w:val="none"/>
-                <w:sz w:val="22"/>
-                <w:szCs w:val="22"/>
-                <w:color w:val="000000"/>
-              </w:rPr>
-              <w:t xml:space="preserve">0.11, 9.36</w:t>
+              <w:t xml:space="preserve">0.98</w:t>
+            </w:r>
+          </w:p>
+        </w:tc>
+        <w:tc>
+          <w:tcPr>
+            <w:tcBorders>
+              <w:bottom w:val="none" w:sz="0" w:space="0" w:color="000000"/>
+              <w:top w:val="none" w:sz="0" w:space="0" w:color="000000"/>
+              <w:left w:val="none" w:sz="0" w:space="0" w:color="000000"/>
+              <w:right w:val="none" w:sz="0" w:space="0" w:color="000000"/>
+            </w:tcBorders>
+            <w:shd w:val="clear" w:color="auto" w:fill="FFFFFF"/>
+            <w:tcMar>
+              <w:top w:w="0" w:type="dxa"/>
+              <w:bottom w:w="0" w:type="dxa"/>
+              <w:left w:w="0" w:type="dxa"/>
+              <w:right w:w="0" w:type="dxa"/>
+            </w:tcMar>
+            <w:vAlign w:val="top"/>
+          </w:tcPr>
+          <w:p>
+            <w:pPr>
+              <w:pStyle w:val="Normal"/>
+              <w:jc w:val="center"/>
+              <w:pBdr>
+                <w:bottom w:val="none" w:sz="0" w:space="0" w:color="000000"/>
+                <w:top w:val="none" w:sz="0" w:space="0" w:color="000000"/>
+                <w:left w:val="none" w:sz="0" w:space="0" w:color="000000"/>
+                <w:right w:val="none" w:sz="0" w:space="0" w:color="000000"/>
+              </w:pBdr>
+              <w:spacing w:after="100" w:before="100" w:line="240"/>
+              <w:ind w:left="100" w:right="100" w:firstLine="0" w:firstLineChars="0"/>
+              <w:rPr>
+                <w:rFonts w:ascii="Helvetica" w:hAnsi="Helvetica" w:eastAsia="Helvetica" w:cs="Helvetica"/>
+                <w:i w:val="false"/>
+                <w:b w:val="false"/>
+                <w:u w:val="none"/>
+                <w:sz w:val="22"/>
+                <w:szCs w:val="22"/>
+                <w:color w:val="000000"/>
+              </w:rPr>
+            </w:pPr>
+            <w:r>
+              <w:rPr>
+                <w:rFonts w:ascii="Helvetica" w:hAnsi="Helvetica" w:eastAsia="Helvetica" w:cs="Helvetica"/>
+                <w:i w:val="false"/>
+                <w:b w:val="false"/>
+                <w:u w:val="none"/>
+                <w:sz w:val="22"/>
+                <w:szCs w:val="22"/>
+                <w:color w:val="000000"/>
+              </w:rPr>
+              <w:t xml:space="preserve">0.10, 9.63</w:t>
             </w:r>
           </w:p>
         </w:tc>
@@ -9420,7 +9420,7 @@
                 <w:szCs w:val="22"/>
                 <w:color w:val="000000"/>
               </w:rPr>
-              <w:t xml:space="preserve">0.830</w:t>
+              <w:t xml:space="preserve">0.820</w:t>
             </w:r>
           </w:p>
         </w:tc>
@@ -9797,113 +9797,113 @@
                 <w:szCs w:val="22"/>
                 <w:color w:val="000000"/>
               </w:rPr>
-              <w:t xml:space="preserve">3.24</w:t>
-            </w:r>
-          </w:p>
-        </w:tc>
-        <w:tc>
-          <w:tcPr>
-            <w:tcBorders>
-              <w:bottom w:val="none" w:sz="0" w:space="0" w:color="000000"/>
-              <w:top w:val="none" w:sz="0" w:space="0" w:color="000000"/>
-              <w:left w:val="none" w:sz="0" w:space="0" w:color="000000"/>
-              <w:right w:val="none" w:sz="0" w:space="0" w:color="000000"/>
-            </w:tcBorders>
-            <w:shd w:val="clear" w:color="auto" w:fill="FFFFFF"/>
-            <w:tcMar>
-              <w:top w:w="0" w:type="dxa"/>
-              <w:bottom w:w="0" w:type="dxa"/>
-              <w:left w:w="0" w:type="dxa"/>
-              <w:right w:w="0" w:type="dxa"/>
-            </w:tcMar>
-            <w:vAlign w:val="top"/>
-          </w:tcPr>
-          <w:p>
-            <w:pPr>
-              <w:pStyle w:val="Normal"/>
-              <w:jc w:val="center"/>
-              <w:pBdr>
-                <w:bottom w:val="none" w:sz="0" w:space="0" w:color="000000"/>
-                <w:top w:val="none" w:sz="0" w:space="0" w:color="000000"/>
-                <w:left w:val="none" w:sz="0" w:space="0" w:color="000000"/>
-                <w:right w:val="none" w:sz="0" w:space="0" w:color="000000"/>
-              </w:pBdr>
-              <w:spacing w:after="100" w:before="100" w:line="240"/>
-              <w:ind w:left="100" w:right="100" w:firstLine="0" w:firstLineChars="0"/>
-              <w:rPr>
-                <w:rFonts w:ascii="Helvetica" w:hAnsi="Helvetica" w:eastAsia="Helvetica" w:cs="Helvetica"/>
-                <w:i w:val="false"/>
-                <w:b w:val="false"/>
-                <w:u w:val="none"/>
-                <w:sz w:val="22"/>
-                <w:szCs w:val="22"/>
-                <w:color w:val="000000"/>
-              </w:rPr>
-            </w:pPr>
-            <w:r>
-              <w:rPr>
-                <w:rFonts w:ascii="Helvetica" w:hAnsi="Helvetica" w:eastAsia="Helvetica" w:cs="Helvetica"/>
-                <w:i w:val="false"/>
-                <w:b w:val="false"/>
-                <w:u w:val="none"/>
-                <w:sz w:val="22"/>
-                <w:szCs w:val="22"/>
-                <w:color w:val="000000"/>
-              </w:rPr>
-              <w:t xml:space="preserve">0.69, 15.2</w:t>
-            </w:r>
-          </w:p>
-        </w:tc>
-        <w:tc>
-          <w:tcPr>
-            <w:tcBorders>
-              <w:bottom w:val="none" w:sz="0" w:space="0" w:color="000000"/>
-              <w:top w:val="none" w:sz="0" w:space="0" w:color="000000"/>
-              <w:left w:val="none" w:sz="0" w:space="0" w:color="000000"/>
-              <w:right w:val="none" w:sz="0" w:space="0" w:color="000000"/>
-            </w:tcBorders>
-            <w:shd w:val="clear" w:color="auto" w:fill="FFFFFF"/>
-            <w:tcMar>
-              <w:top w:w="0" w:type="dxa"/>
-              <w:bottom w:w="0" w:type="dxa"/>
-              <w:left w:w="0" w:type="dxa"/>
-              <w:right w:w="0" w:type="dxa"/>
-            </w:tcMar>
-            <w:vAlign w:val="top"/>
-          </w:tcPr>
-          <w:p>
-            <w:pPr>
-              <w:pStyle w:val="Normal"/>
-              <w:jc w:val="center"/>
-              <w:pBdr>
-                <w:bottom w:val="none" w:sz="0" w:space="0" w:color="000000"/>
-                <w:top w:val="none" w:sz="0" w:space="0" w:color="000000"/>
-                <w:left w:val="none" w:sz="0" w:space="0" w:color="000000"/>
-                <w:right w:val="none" w:sz="0" w:space="0" w:color="000000"/>
-              </w:pBdr>
-              <w:spacing w:after="100" w:before="100" w:line="240"/>
-              <w:ind w:left="100" w:right="100" w:firstLine="0" w:firstLineChars="0"/>
-              <w:rPr>
-                <w:rFonts w:ascii="Helvetica" w:hAnsi="Helvetica" w:eastAsia="Helvetica" w:cs="Helvetica"/>
-                <w:i w:val="false"/>
-                <w:b w:val="false"/>
-                <w:u w:val="none"/>
-                <w:sz w:val="22"/>
-                <w:szCs w:val="22"/>
-                <w:color w:val="000000"/>
-              </w:rPr>
-            </w:pPr>
-            <w:r>
-              <w:rPr>
-                <w:rFonts w:ascii="Helvetica" w:hAnsi="Helvetica" w:eastAsia="Helvetica" w:cs="Helvetica"/>
-                <w:i w:val="false"/>
-                <w:b w:val="false"/>
-                <w:u w:val="none"/>
-                <w:sz w:val="22"/>
-                <w:szCs w:val="22"/>
-                <w:color w:val="000000"/>
-              </w:rPr>
-              <w:t xml:space="preserve">0.140</w:t>
+              <w:t xml:space="preserve">3.28</w:t>
+            </w:r>
+          </w:p>
+        </w:tc>
+        <w:tc>
+          <w:tcPr>
+            <w:tcBorders>
+              <w:bottom w:val="none" w:sz="0" w:space="0" w:color="000000"/>
+              <w:top w:val="none" w:sz="0" w:space="0" w:color="000000"/>
+              <w:left w:val="none" w:sz="0" w:space="0" w:color="000000"/>
+              <w:right w:val="none" w:sz="0" w:space="0" w:color="000000"/>
+            </w:tcBorders>
+            <w:shd w:val="clear" w:color="auto" w:fill="FFFFFF"/>
+            <w:tcMar>
+              <w:top w:w="0" w:type="dxa"/>
+              <w:bottom w:w="0" w:type="dxa"/>
+              <w:left w:w="0" w:type="dxa"/>
+              <w:right w:w="0" w:type="dxa"/>
+            </w:tcMar>
+            <w:vAlign w:val="top"/>
+          </w:tcPr>
+          <w:p>
+            <w:pPr>
+              <w:pStyle w:val="Normal"/>
+              <w:jc w:val="center"/>
+              <w:pBdr>
+                <w:bottom w:val="none" w:sz="0" w:space="0" w:color="000000"/>
+                <w:top w:val="none" w:sz="0" w:space="0" w:color="000000"/>
+                <w:left w:val="none" w:sz="0" w:space="0" w:color="000000"/>
+                <w:right w:val="none" w:sz="0" w:space="0" w:color="000000"/>
+              </w:pBdr>
+              <w:spacing w:after="100" w:before="100" w:line="240"/>
+              <w:ind w:left="100" w:right="100" w:firstLine="0" w:firstLineChars="0"/>
+              <w:rPr>
+                <w:rFonts w:ascii="Helvetica" w:hAnsi="Helvetica" w:eastAsia="Helvetica" w:cs="Helvetica"/>
+                <w:i w:val="false"/>
+                <w:b w:val="false"/>
+                <w:u w:val="none"/>
+                <w:sz w:val="22"/>
+                <w:szCs w:val="22"/>
+                <w:color w:val="000000"/>
+              </w:rPr>
+            </w:pPr>
+            <w:r>
+              <w:rPr>
+                <w:rFonts w:ascii="Helvetica" w:hAnsi="Helvetica" w:eastAsia="Helvetica" w:cs="Helvetica"/>
+                <w:i w:val="false"/>
+                <w:b w:val="false"/>
+                <w:u w:val="none"/>
+                <w:sz w:val="22"/>
+                <w:szCs w:val="22"/>
+                <w:color w:val="000000"/>
+              </w:rPr>
+              <w:t xml:space="preserve">0.71, 15.0</w:t>
+            </w:r>
+          </w:p>
+        </w:tc>
+        <w:tc>
+          <w:tcPr>
+            <w:tcBorders>
+              <w:bottom w:val="none" w:sz="0" w:space="0" w:color="000000"/>
+              <w:top w:val="none" w:sz="0" w:space="0" w:color="000000"/>
+              <w:left w:val="none" w:sz="0" w:space="0" w:color="000000"/>
+              <w:right w:val="none" w:sz="0" w:space="0" w:color="000000"/>
+            </w:tcBorders>
+            <w:shd w:val="clear" w:color="auto" w:fill="FFFFFF"/>
+            <w:tcMar>
+              <w:top w:w="0" w:type="dxa"/>
+              <w:bottom w:w="0" w:type="dxa"/>
+              <w:left w:w="0" w:type="dxa"/>
+              <w:right w:w="0" w:type="dxa"/>
+            </w:tcMar>
+            <w:vAlign w:val="top"/>
+          </w:tcPr>
+          <w:p>
+            <w:pPr>
+              <w:pStyle w:val="Normal"/>
+              <w:jc w:val="center"/>
+              <w:pBdr>
+                <w:bottom w:val="none" w:sz="0" w:space="0" w:color="000000"/>
+                <w:top w:val="none" w:sz="0" w:space="0" w:color="000000"/>
+                <w:left w:val="none" w:sz="0" w:space="0" w:color="000000"/>
+                <w:right w:val="none" w:sz="0" w:space="0" w:color="000000"/>
+              </w:pBdr>
+              <w:spacing w:after="100" w:before="100" w:line="240"/>
+              <w:ind w:left="100" w:right="100" w:firstLine="0" w:firstLineChars="0"/>
+              <w:rPr>
+                <w:rFonts w:ascii="Helvetica" w:hAnsi="Helvetica" w:eastAsia="Helvetica" w:cs="Helvetica"/>
+                <w:i w:val="false"/>
+                <w:b w:val="false"/>
+                <w:u w:val="none"/>
+                <w:sz w:val="22"/>
+                <w:szCs w:val="22"/>
+                <w:color w:val="000000"/>
+              </w:rPr>
+            </w:pPr>
+            <w:r>
+              <w:rPr>
+                <w:rFonts w:ascii="Helvetica" w:hAnsi="Helvetica" w:eastAsia="Helvetica" w:cs="Helvetica"/>
+                <w:i w:val="false"/>
+                <w:b w:val="false"/>
+                <w:u w:val="none"/>
+                <w:sz w:val="22"/>
+                <w:szCs w:val="22"/>
+                <w:color w:val="000000"/>
+              </w:rPr>
+              <w:t xml:space="preserve">0.130</w:t>
             </w:r>
           </w:p>
         </w:tc>
@@ -11246,113 +11246,113 @@
                 <w:szCs w:val="22"/>
                 <w:color w:val="000000"/>
               </w:rPr>
-              <w:t xml:space="preserve">0.80</w:t>
-            </w:r>
-          </w:p>
-        </w:tc>
-        <w:tc>
-          <w:tcPr>
-            <w:tcBorders>
-              <w:bottom w:val="none" w:sz="0" w:space="0" w:color="000000"/>
-              <w:top w:val="none" w:sz="0" w:space="0" w:color="000000"/>
-              <w:left w:val="none" w:sz="0" w:space="0" w:color="000000"/>
-              <w:right w:val="none" w:sz="0" w:space="0" w:color="000000"/>
-            </w:tcBorders>
-            <w:shd w:val="clear" w:color="auto" w:fill="FFFFFF"/>
-            <w:tcMar>
-              <w:top w:w="0" w:type="dxa"/>
-              <w:bottom w:w="0" w:type="dxa"/>
-              <w:left w:w="0" w:type="dxa"/>
-              <w:right w:w="0" w:type="dxa"/>
-            </w:tcMar>
-            <w:vAlign w:val="top"/>
-          </w:tcPr>
-          <w:p>
-            <w:pPr>
-              <w:pStyle w:val="Normal"/>
-              <w:jc w:val="center"/>
-              <w:pBdr>
-                <w:bottom w:val="none" w:sz="0" w:space="0" w:color="000000"/>
-                <w:top w:val="none" w:sz="0" w:space="0" w:color="000000"/>
-                <w:left w:val="none" w:sz="0" w:space="0" w:color="000000"/>
-                <w:right w:val="none" w:sz="0" w:space="0" w:color="000000"/>
-              </w:pBdr>
-              <w:spacing w:after="100" w:before="100" w:line="240"/>
-              <w:ind w:left="100" w:right="100" w:firstLine="0" w:firstLineChars="0"/>
-              <w:rPr>
-                <w:rFonts w:ascii="Helvetica" w:hAnsi="Helvetica" w:eastAsia="Helvetica" w:cs="Helvetica"/>
-                <w:i w:val="false"/>
-                <w:b w:val="false"/>
-                <w:u w:val="none"/>
-                <w:sz w:val="22"/>
-                <w:szCs w:val="22"/>
-                <w:color w:val="000000"/>
-              </w:rPr>
-            </w:pPr>
-            <w:r>
-              <w:rPr>
-                <w:rFonts w:ascii="Helvetica" w:hAnsi="Helvetica" w:eastAsia="Helvetica" w:cs="Helvetica"/>
-                <w:i w:val="false"/>
-                <w:b w:val="false"/>
-                <w:u w:val="none"/>
-                <w:sz w:val="22"/>
-                <w:szCs w:val="22"/>
-                <w:color w:val="000000"/>
-              </w:rPr>
-              <w:t xml:space="preserve">0.24, 2.68</w:t>
-            </w:r>
-          </w:p>
-        </w:tc>
-        <w:tc>
-          <w:tcPr>
-            <w:tcBorders>
-              <w:bottom w:val="none" w:sz="0" w:space="0" w:color="000000"/>
-              <w:top w:val="none" w:sz="0" w:space="0" w:color="000000"/>
-              <w:left w:val="none" w:sz="0" w:space="0" w:color="000000"/>
-              <w:right w:val="none" w:sz="0" w:space="0" w:color="000000"/>
-            </w:tcBorders>
-            <w:shd w:val="clear" w:color="auto" w:fill="FFFFFF"/>
-            <w:tcMar>
-              <w:top w:w="0" w:type="dxa"/>
-              <w:bottom w:w="0" w:type="dxa"/>
-              <w:left w:w="0" w:type="dxa"/>
-              <w:right w:w="0" w:type="dxa"/>
-            </w:tcMar>
-            <w:vAlign w:val="top"/>
-          </w:tcPr>
-          <w:p>
-            <w:pPr>
-              <w:pStyle w:val="Normal"/>
-              <w:jc w:val="center"/>
-              <w:pBdr>
-                <w:bottom w:val="none" w:sz="0" w:space="0" w:color="000000"/>
-                <w:top w:val="none" w:sz="0" w:space="0" w:color="000000"/>
-                <w:left w:val="none" w:sz="0" w:space="0" w:color="000000"/>
-                <w:right w:val="none" w:sz="0" w:space="0" w:color="000000"/>
-              </w:pBdr>
-              <w:spacing w:after="100" w:before="100" w:line="240"/>
-              <w:ind w:left="100" w:right="100" w:firstLine="0" w:firstLineChars="0"/>
-              <w:rPr>
-                <w:rFonts w:ascii="Helvetica" w:hAnsi="Helvetica" w:eastAsia="Helvetica" w:cs="Helvetica"/>
-                <w:i w:val="false"/>
-                <w:b w:val="false"/>
-                <w:u w:val="none"/>
-                <w:sz w:val="22"/>
-                <w:szCs w:val="22"/>
-                <w:color w:val="000000"/>
-              </w:rPr>
-            </w:pPr>
-            <w:r>
-              <w:rPr>
-                <w:rFonts w:ascii="Helvetica" w:hAnsi="Helvetica" w:eastAsia="Helvetica" w:cs="Helvetica"/>
-                <w:i w:val="false"/>
-                <w:b w:val="false"/>
-                <w:u w:val="none"/>
-                <w:sz w:val="22"/>
-                <w:szCs w:val="22"/>
-                <w:color w:val="000000"/>
-              </w:rPr>
-              <w:t xml:space="preserve">0.720</w:t>
+              <w:t xml:space="preserve">0.81</w:t>
+            </w:r>
+          </w:p>
+        </w:tc>
+        <w:tc>
+          <w:tcPr>
+            <w:tcBorders>
+              <w:bottom w:val="none" w:sz="0" w:space="0" w:color="000000"/>
+              <w:top w:val="none" w:sz="0" w:space="0" w:color="000000"/>
+              <w:left w:val="none" w:sz="0" w:space="0" w:color="000000"/>
+              <w:right w:val="none" w:sz="0" w:space="0" w:color="000000"/>
+            </w:tcBorders>
+            <w:shd w:val="clear" w:color="auto" w:fill="FFFFFF"/>
+            <w:tcMar>
+              <w:top w:w="0" w:type="dxa"/>
+              <w:bottom w:w="0" w:type="dxa"/>
+              <w:left w:w="0" w:type="dxa"/>
+              <w:right w:w="0" w:type="dxa"/>
+            </w:tcMar>
+            <w:vAlign w:val="top"/>
+          </w:tcPr>
+          <w:p>
+            <w:pPr>
+              <w:pStyle w:val="Normal"/>
+              <w:jc w:val="center"/>
+              <w:pBdr>
+                <w:bottom w:val="none" w:sz="0" w:space="0" w:color="000000"/>
+                <w:top w:val="none" w:sz="0" w:space="0" w:color="000000"/>
+                <w:left w:val="none" w:sz="0" w:space="0" w:color="000000"/>
+                <w:right w:val="none" w:sz="0" w:space="0" w:color="000000"/>
+              </w:pBdr>
+              <w:spacing w:after="100" w:before="100" w:line="240"/>
+              <w:ind w:left="100" w:right="100" w:firstLine="0" w:firstLineChars="0"/>
+              <w:rPr>
+                <w:rFonts w:ascii="Helvetica" w:hAnsi="Helvetica" w:eastAsia="Helvetica" w:cs="Helvetica"/>
+                <w:i w:val="false"/>
+                <w:b w:val="false"/>
+                <w:u w:val="none"/>
+                <w:sz w:val="22"/>
+                <w:szCs w:val="22"/>
+                <w:color w:val="000000"/>
+              </w:rPr>
+            </w:pPr>
+            <w:r>
+              <w:rPr>
+                <w:rFonts w:ascii="Helvetica" w:hAnsi="Helvetica" w:eastAsia="Helvetica" w:cs="Helvetica"/>
+                <w:i w:val="false"/>
+                <w:b w:val="false"/>
+                <w:u w:val="none"/>
+                <w:sz w:val="22"/>
+                <w:szCs w:val="22"/>
+                <w:color w:val="000000"/>
+              </w:rPr>
+              <w:t xml:space="preserve">0.24, 2.73</w:t>
+            </w:r>
+          </w:p>
+        </w:tc>
+        <w:tc>
+          <w:tcPr>
+            <w:tcBorders>
+              <w:bottom w:val="none" w:sz="0" w:space="0" w:color="000000"/>
+              <w:top w:val="none" w:sz="0" w:space="0" w:color="000000"/>
+              <w:left w:val="none" w:sz="0" w:space="0" w:color="000000"/>
+              <w:right w:val="none" w:sz="0" w:space="0" w:color="000000"/>
+            </w:tcBorders>
+            <w:shd w:val="clear" w:color="auto" w:fill="FFFFFF"/>
+            <w:tcMar>
+              <w:top w:w="0" w:type="dxa"/>
+              <w:bottom w:w="0" w:type="dxa"/>
+              <w:left w:w="0" w:type="dxa"/>
+              <w:right w:w="0" w:type="dxa"/>
+            </w:tcMar>
+            <w:vAlign w:val="top"/>
+          </w:tcPr>
+          <w:p>
+            <w:pPr>
+              <w:pStyle w:val="Normal"/>
+              <w:jc w:val="center"/>
+              <w:pBdr>
+                <w:bottom w:val="none" w:sz="0" w:space="0" w:color="000000"/>
+                <w:top w:val="none" w:sz="0" w:space="0" w:color="000000"/>
+                <w:left w:val="none" w:sz="0" w:space="0" w:color="000000"/>
+                <w:right w:val="none" w:sz="0" w:space="0" w:color="000000"/>
+              </w:pBdr>
+              <w:spacing w:after="100" w:before="100" w:line="240"/>
+              <w:ind w:left="100" w:right="100" w:firstLine="0" w:firstLineChars="0"/>
+              <w:rPr>
+                <w:rFonts w:ascii="Helvetica" w:hAnsi="Helvetica" w:eastAsia="Helvetica" w:cs="Helvetica"/>
+                <w:i w:val="false"/>
+                <w:b w:val="false"/>
+                <w:u w:val="none"/>
+                <w:sz w:val="22"/>
+                <w:szCs w:val="22"/>
+                <w:color w:val="000000"/>
+              </w:rPr>
+            </w:pPr>
+            <w:r>
+              <w:rPr>
+                <w:rFonts w:ascii="Helvetica" w:hAnsi="Helvetica" w:eastAsia="Helvetica" w:cs="Helvetica"/>
+                <w:i w:val="false"/>
+                <w:b w:val="false"/>
+                <w:u w:val="none"/>
+                <w:sz w:val="22"/>
+                <w:szCs w:val="22"/>
+                <w:color w:val="000000"/>
+              </w:rPr>
+              <w:t xml:space="preserve">0.740</w:t>
             </w:r>
           </w:p>
         </w:tc>
@@ -12748,60 +12748,60 @@
                 <w:szCs w:val="22"/>
                 <w:color w:val="000000"/>
               </w:rPr>
-              <w:t xml:space="preserve">0.10, 1.55</w:t>
-            </w:r>
-          </w:p>
-        </w:tc>
-        <w:tc>
-          <w:tcPr>
-            <w:tcBorders>
-              <w:bottom w:val="none" w:sz="0" w:space="0" w:color="000000"/>
-              <w:top w:val="none" w:sz="0" w:space="0" w:color="000000"/>
-              <w:left w:val="none" w:sz="0" w:space="0" w:color="000000"/>
-              <w:right w:val="none" w:sz="0" w:space="0" w:color="000000"/>
-            </w:tcBorders>
-            <w:shd w:val="clear" w:color="auto" w:fill="FFFFFF"/>
-            <w:tcMar>
-              <w:top w:w="0" w:type="dxa"/>
-              <w:bottom w:w="0" w:type="dxa"/>
-              <w:left w:w="0" w:type="dxa"/>
-              <w:right w:w="0" w:type="dxa"/>
-            </w:tcMar>
-            <w:vAlign w:val="top"/>
-          </w:tcPr>
-          <w:p>
-            <w:pPr>
-              <w:pStyle w:val="Normal"/>
-              <w:jc w:val="center"/>
-              <w:pBdr>
-                <w:bottom w:val="none" w:sz="0" w:space="0" w:color="000000"/>
-                <w:top w:val="none" w:sz="0" w:space="0" w:color="000000"/>
-                <w:left w:val="none" w:sz="0" w:space="0" w:color="000000"/>
-                <w:right w:val="none" w:sz="0" w:space="0" w:color="000000"/>
-              </w:pBdr>
-              <w:spacing w:after="100" w:before="100" w:line="240"/>
-              <w:ind w:left="100" w:right="100" w:firstLine="0" w:firstLineChars="0"/>
-              <w:rPr>
-                <w:rFonts w:ascii="Helvetica" w:hAnsi="Helvetica" w:eastAsia="Helvetica" w:cs="Helvetica"/>
-                <w:i w:val="false"/>
-                <w:b w:val="false"/>
-                <w:u w:val="none"/>
-                <w:sz w:val="22"/>
-                <w:szCs w:val="22"/>
-                <w:color w:val="000000"/>
-              </w:rPr>
-            </w:pPr>
-            <w:r>
-              <w:rPr>
-                <w:rFonts w:ascii="Helvetica" w:hAnsi="Helvetica" w:eastAsia="Helvetica" w:cs="Helvetica"/>
-                <w:i w:val="false"/>
-                <w:b w:val="false"/>
-                <w:u w:val="none"/>
-                <w:sz w:val="22"/>
-                <w:szCs w:val="22"/>
-                <w:color w:val="000000"/>
-              </w:rPr>
-              <w:t xml:space="preserve">0.180</w:t>
+              <w:t xml:space="preserve">0.10, 1.63</w:t>
+            </w:r>
+          </w:p>
+        </w:tc>
+        <w:tc>
+          <w:tcPr>
+            <w:tcBorders>
+              <w:bottom w:val="none" w:sz="0" w:space="0" w:color="000000"/>
+              <w:top w:val="none" w:sz="0" w:space="0" w:color="000000"/>
+              <w:left w:val="none" w:sz="0" w:space="0" w:color="000000"/>
+              <w:right w:val="none" w:sz="0" w:space="0" w:color="000000"/>
+            </w:tcBorders>
+            <w:shd w:val="clear" w:color="auto" w:fill="FFFFFF"/>
+            <w:tcMar>
+              <w:top w:w="0" w:type="dxa"/>
+              <w:bottom w:w="0" w:type="dxa"/>
+              <w:left w:w="0" w:type="dxa"/>
+              <w:right w:w="0" w:type="dxa"/>
+            </w:tcMar>
+            <w:vAlign w:val="top"/>
+          </w:tcPr>
+          <w:p>
+            <w:pPr>
+              <w:pStyle w:val="Normal"/>
+              <w:jc w:val="center"/>
+              <w:pBdr>
+                <w:bottom w:val="none" w:sz="0" w:space="0" w:color="000000"/>
+                <w:top w:val="none" w:sz="0" w:space="0" w:color="000000"/>
+                <w:left w:val="none" w:sz="0" w:space="0" w:color="000000"/>
+                <w:right w:val="none" w:sz="0" w:space="0" w:color="000000"/>
+              </w:pBdr>
+              <w:spacing w:after="100" w:before="100" w:line="240"/>
+              <w:ind w:left="100" w:right="100" w:firstLine="0" w:firstLineChars="0"/>
+              <w:rPr>
+                <w:rFonts w:ascii="Helvetica" w:hAnsi="Helvetica" w:eastAsia="Helvetica" w:cs="Helvetica"/>
+                <w:i w:val="false"/>
+                <w:b w:val="false"/>
+                <w:u w:val="none"/>
+                <w:sz w:val="22"/>
+                <w:szCs w:val="22"/>
+                <w:color w:val="000000"/>
+              </w:rPr>
+            </w:pPr>
+            <w:r>
+              <w:rPr>
+                <w:rFonts w:ascii="Helvetica" w:hAnsi="Helvetica" w:eastAsia="Helvetica" w:cs="Helvetica"/>
+                <w:i w:val="false"/>
+                <w:b w:val="false"/>
+                <w:u w:val="none"/>
+                <w:sz w:val="22"/>
+                <w:szCs w:val="22"/>
+                <w:color w:val="000000"/>
+              </w:rPr>
+              <w:t xml:space="preserve">0.200</w:t>
             </w:r>
           </w:p>
         </w:tc>
@@ -13178,113 +13178,113 @@
                 <w:szCs w:val="22"/>
                 <w:color w:val="000000"/>
               </w:rPr>
-              <w:t xml:space="preserve">2.39</w:t>
-            </w:r>
-          </w:p>
-        </w:tc>
-        <w:tc>
-          <w:tcPr>
-            <w:tcBorders>
-              <w:bottom w:val="none" w:sz="0" w:space="0" w:color="000000"/>
-              <w:top w:val="none" w:sz="0" w:space="0" w:color="000000"/>
-              <w:left w:val="none" w:sz="0" w:space="0" w:color="000000"/>
-              <w:right w:val="none" w:sz="0" w:space="0" w:color="000000"/>
-            </w:tcBorders>
-            <w:shd w:val="clear" w:color="auto" w:fill="FFFFFF"/>
-            <w:tcMar>
-              <w:top w:w="0" w:type="dxa"/>
-              <w:bottom w:w="0" w:type="dxa"/>
-              <w:left w:w="0" w:type="dxa"/>
-              <w:right w:w="0" w:type="dxa"/>
-            </w:tcMar>
-            <w:vAlign w:val="top"/>
-          </w:tcPr>
-          <w:p>
-            <w:pPr>
-              <w:pStyle w:val="Normal"/>
-              <w:jc w:val="center"/>
-              <w:pBdr>
-                <w:bottom w:val="none" w:sz="0" w:space="0" w:color="000000"/>
-                <w:top w:val="none" w:sz="0" w:space="0" w:color="000000"/>
-                <w:left w:val="none" w:sz="0" w:space="0" w:color="000000"/>
-                <w:right w:val="none" w:sz="0" w:space="0" w:color="000000"/>
-              </w:pBdr>
-              <w:spacing w:after="100" w:before="100" w:line="240"/>
-              <w:ind w:left="100" w:right="100" w:firstLine="0" w:firstLineChars="0"/>
-              <w:rPr>
-                <w:rFonts w:ascii="Helvetica" w:hAnsi="Helvetica" w:eastAsia="Helvetica" w:cs="Helvetica"/>
-                <w:i w:val="false"/>
-                <w:b w:val="false"/>
-                <w:u w:val="none"/>
-                <w:sz w:val="22"/>
-                <w:szCs w:val="22"/>
-                <w:color w:val="000000"/>
-              </w:rPr>
-            </w:pPr>
-            <w:r>
-              <w:rPr>
-                <w:rFonts w:ascii="Helvetica" w:hAnsi="Helvetica" w:eastAsia="Helvetica" w:cs="Helvetica"/>
-                <w:i w:val="false"/>
-                <w:b w:val="false"/>
-                <w:u w:val="none"/>
-                <w:sz w:val="22"/>
-                <w:szCs w:val="22"/>
-                <w:color w:val="000000"/>
-              </w:rPr>
-              <w:t xml:space="preserve">0.67, 8.50</w:t>
-            </w:r>
-          </w:p>
-        </w:tc>
-        <w:tc>
-          <w:tcPr>
-            <w:tcBorders>
-              <w:bottom w:val="none" w:sz="0" w:space="0" w:color="000000"/>
-              <w:top w:val="none" w:sz="0" w:space="0" w:color="000000"/>
-              <w:left w:val="none" w:sz="0" w:space="0" w:color="000000"/>
-              <w:right w:val="none" w:sz="0" w:space="0" w:color="000000"/>
-            </w:tcBorders>
-            <w:shd w:val="clear" w:color="auto" w:fill="FFFFFF"/>
-            <w:tcMar>
-              <w:top w:w="0" w:type="dxa"/>
-              <w:bottom w:w="0" w:type="dxa"/>
-              <w:left w:w="0" w:type="dxa"/>
-              <w:right w:w="0" w:type="dxa"/>
-            </w:tcMar>
-            <w:vAlign w:val="top"/>
-          </w:tcPr>
-          <w:p>
-            <w:pPr>
-              <w:pStyle w:val="Normal"/>
-              <w:jc w:val="center"/>
-              <w:pBdr>
-                <w:bottom w:val="none" w:sz="0" w:space="0" w:color="000000"/>
-                <w:top w:val="none" w:sz="0" w:space="0" w:color="000000"/>
-                <w:left w:val="none" w:sz="0" w:space="0" w:color="000000"/>
-                <w:right w:val="none" w:sz="0" w:space="0" w:color="000000"/>
-              </w:pBdr>
-              <w:spacing w:after="100" w:before="100" w:line="240"/>
-              <w:ind w:left="100" w:right="100" w:firstLine="0" w:firstLineChars="0"/>
-              <w:rPr>
-                <w:rFonts w:ascii="Helvetica" w:hAnsi="Helvetica" w:eastAsia="Helvetica" w:cs="Helvetica"/>
-                <w:i w:val="false"/>
-                <w:b w:val="false"/>
-                <w:u w:val="none"/>
-                <w:sz w:val="22"/>
-                <w:szCs w:val="22"/>
-                <w:color w:val="000000"/>
-              </w:rPr>
-            </w:pPr>
-            <w:r>
-              <w:rPr>
-                <w:rFonts w:ascii="Helvetica" w:hAnsi="Helvetica" w:eastAsia="Helvetica" w:cs="Helvetica"/>
-                <w:i w:val="false"/>
-                <w:b w:val="false"/>
-                <w:u w:val="none"/>
-                <w:sz w:val="22"/>
-                <w:szCs w:val="22"/>
-                <w:color w:val="000000"/>
-              </w:rPr>
-              <w:t xml:space="preserve">0.180</w:t>
+              <w:t xml:space="preserve">2.44</w:t>
+            </w:r>
+          </w:p>
+        </w:tc>
+        <w:tc>
+          <w:tcPr>
+            <w:tcBorders>
+              <w:bottom w:val="none" w:sz="0" w:space="0" w:color="000000"/>
+              <w:top w:val="none" w:sz="0" w:space="0" w:color="000000"/>
+              <w:left w:val="none" w:sz="0" w:space="0" w:color="000000"/>
+              <w:right w:val="none" w:sz="0" w:space="0" w:color="000000"/>
+            </w:tcBorders>
+            <w:shd w:val="clear" w:color="auto" w:fill="FFFFFF"/>
+            <w:tcMar>
+              <w:top w:w="0" w:type="dxa"/>
+              <w:bottom w:w="0" w:type="dxa"/>
+              <w:left w:w="0" w:type="dxa"/>
+              <w:right w:w="0" w:type="dxa"/>
+            </w:tcMar>
+            <w:vAlign w:val="top"/>
+          </w:tcPr>
+          <w:p>
+            <w:pPr>
+              <w:pStyle w:val="Normal"/>
+              <w:jc w:val="center"/>
+              <w:pBdr>
+                <w:bottom w:val="none" w:sz="0" w:space="0" w:color="000000"/>
+                <w:top w:val="none" w:sz="0" w:space="0" w:color="000000"/>
+                <w:left w:val="none" w:sz="0" w:space="0" w:color="000000"/>
+                <w:right w:val="none" w:sz="0" w:space="0" w:color="000000"/>
+              </w:pBdr>
+              <w:spacing w:after="100" w:before="100" w:line="240"/>
+              <w:ind w:left="100" w:right="100" w:firstLine="0" w:firstLineChars="0"/>
+              <w:rPr>
+                <w:rFonts w:ascii="Helvetica" w:hAnsi="Helvetica" w:eastAsia="Helvetica" w:cs="Helvetica"/>
+                <w:i w:val="false"/>
+                <w:b w:val="false"/>
+                <w:u w:val="none"/>
+                <w:sz w:val="22"/>
+                <w:szCs w:val="22"/>
+                <w:color w:val="000000"/>
+              </w:rPr>
+            </w:pPr>
+            <w:r>
+              <w:rPr>
+                <w:rFonts w:ascii="Helvetica" w:hAnsi="Helvetica" w:eastAsia="Helvetica" w:cs="Helvetica"/>
+                <w:i w:val="false"/>
+                <w:b w:val="false"/>
+                <w:u w:val="none"/>
+                <w:sz w:val="22"/>
+                <w:szCs w:val="22"/>
+                <w:color w:val="000000"/>
+              </w:rPr>
+              <w:t xml:space="preserve">0.65, 9.13</w:t>
+            </w:r>
+          </w:p>
+        </w:tc>
+        <w:tc>
+          <w:tcPr>
+            <w:tcBorders>
+              <w:bottom w:val="none" w:sz="0" w:space="0" w:color="000000"/>
+              <w:top w:val="none" w:sz="0" w:space="0" w:color="000000"/>
+              <w:left w:val="none" w:sz="0" w:space="0" w:color="000000"/>
+              <w:right w:val="none" w:sz="0" w:space="0" w:color="000000"/>
+            </w:tcBorders>
+            <w:shd w:val="clear" w:color="auto" w:fill="FFFFFF"/>
+            <w:tcMar>
+              <w:top w:w="0" w:type="dxa"/>
+              <w:bottom w:w="0" w:type="dxa"/>
+              <w:left w:w="0" w:type="dxa"/>
+              <w:right w:w="0" w:type="dxa"/>
+            </w:tcMar>
+            <w:vAlign w:val="top"/>
+          </w:tcPr>
+          <w:p>
+            <w:pPr>
+              <w:pStyle w:val="Normal"/>
+              <w:jc w:val="center"/>
+              <w:pBdr>
+                <w:bottom w:val="none" w:sz="0" w:space="0" w:color="000000"/>
+                <w:top w:val="none" w:sz="0" w:space="0" w:color="000000"/>
+                <w:left w:val="none" w:sz="0" w:space="0" w:color="000000"/>
+                <w:right w:val="none" w:sz="0" w:space="0" w:color="000000"/>
+              </w:pBdr>
+              <w:spacing w:after="100" w:before="100" w:line="240"/>
+              <w:ind w:left="100" w:right="100" w:firstLine="0" w:firstLineChars="0"/>
+              <w:rPr>
+                <w:rFonts w:ascii="Helvetica" w:hAnsi="Helvetica" w:eastAsia="Helvetica" w:cs="Helvetica"/>
+                <w:i w:val="false"/>
+                <w:b w:val="false"/>
+                <w:u w:val="none"/>
+                <w:sz w:val="22"/>
+                <w:szCs w:val="22"/>
+                <w:color w:val="000000"/>
+              </w:rPr>
+            </w:pPr>
+            <w:r>
+              <w:rPr>
+                <w:rFonts w:ascii="Helvetica" w:hAnsi="Helvetica" w:eastAsia="Helvetica" w:cs="Helvetica"/>
+                <w:i w:val="false"/>
+                <w:b w:val="false"/>
+                <w:u w:val="none"/>
+                <w:sz w:val="22"/>
+                <w:szCs w:val="22"/>
+                <w:color w:val="000000"/>
+              </w:rPr>
+              <w:t xml:space="preserve">0.190</w:t>
             </w:r>
           </w:p>
         </w:tc>
@@ -13661,113 +13661,113 @@
                 <w:szCs w:val="22"/>
                 <w:color w:val="000000"/>
               </w:rPr>
-              <w:t xml:space="preserve">2.46</w:t>
-            </w:r>
-          </w:p>
-        </w:tc>
-        <w:tc>
-          <w:tcPr>
-            <w:tcBorders>
-              <w:bottom w:val="none" w:sz="0" w:space="0" w:color="000000"/>
-              <w:top w:val="none" w:sz="0" w:space="0" w:color="000000"/>
-              <w:left w:val="none" w:sz="0" w:space="0" w:color="000000"/>
-              <w:right w:val="none" w:sz="0" w:space="0" w:color="000000"/>
-            </w:tcBorders>
-            <w:shd w:val="clear" w:color="auto" w:fill="FFFFFF"/>
-            <w:tcMar>
-              <w:top w:w="0" w:type="dxa"/>
-              <w:bottom w:w="0" w:type="dxa"/>
-              <w:left w:w="0" w:type="dxa"/>
-              <w:right w:w="0" w:type="dxa"/>
-            </w:tcMar>
-            <w:vAlign w:val="top"/>
-          </w:tcPr>
-          <w:p>
-            <w:pPr>
-              <w:pStyle w:val="Normal"/>
-              <w:jc w:val="center"/>
-              <w:pBdr>
-                <w:bottom w:val="none" w:sz="0" w:space="0" w:color="000000"/>
-                <w:top w:val="none" w:sz="0" w:space="0" w:color="000000"/>
-                <w:left w:val="none" w:sz="0" w:space="0" w:color="000000"/>
-                <w:right w:val="none" w:sz="0" w:space="0" w:color="000000"/>
-              </w:pBdr>
-              <w:spacing w:after="100" w:before="100" w:line="240"/>
-              <w:ind w:left="100" w:right="100" w:firstLine="0" w:firstLineChars="0"/>
-              <w:rPr>
-                <w:rFonts w:ascii="Helvetica" w:hAnsi="Helvetica" w:eastAsia="Helvetica" w:cs="Helvetica"/>
-                <w:i w:val="false"/>
-                <w:b w:val="false"/>
-                <w:u w:val="none"/>
-                <w:sz w:val="22"/>
-                <w:szCs w:val="22"/>
-                <w:color w:val="000000"/>
-              </w:rPr>
-            </w:pPr>
-            <w:r>
-              <w:rPr>
-                <w:rFonts w:ascii="Helvetica" w:hAnsi="Helvetica" w:eastAsia="Helvetica" w:cs="Helvetica"/>
-                <w:i w:val="false"/>
-                <w:b w:val="false"/>
-                <w:u w:val="none"/>
-                <w:sz w:val="22"/>
-                <w:szCs w:val="22"/>
-                <w:color w:val="000000"/>
-              </w:rPr>
-              <w:t xml:space="preserve">0.59, 10.2</w:t>
-            </w:r>
-          </w:p>
-        </w:tc>
-        <w:tc>
-          <w:tcPr>
-            <w:tcBorders>
-              <w:bottom w:val="none" w:sz="0" w:space="0" w:color="000000"/>
-              <w:top w:val="none" w:sz="0" w:space="0" w:color="000000"/>
-              <w:left w:val="none" w:sz="0" w:space="0" w:color="000000"/>
-              <w:right w:val="none" w:sz="0" w:space="0" w:color="000000"/>
-            </w:tcBorders>
-            <w:shd w:val="clear" w:color="auto" w:fill="FFFFFF"/>
-            <w:tcMar>
-              <w:top w:w="0" w:type="dxa"/>
-              <w:bottom w:w="0" w:type="dxa"/>
-              <w:left w:w="0" w:type="dxa"/>
-              <w:right w:w="0" w:type="dxa"/>
-            </w:tcMar>
-            <w:vAlign w:val="top"/>
-          </w:tcPr>
-          <w:p>
-            <w:pPr>
-              <w:pStyle w:val="Normal"/>
-              <w:jc w:val="center"/>
-              <w:pBdr>
-                <w:bottom w:val="none" w:sz="0" w:space="0" w:color="000000"/>
-                <w:top w:val="none" w:sz="0" w:space="0" w:color="000000"/>
-                <w:left w:val="none" w:sz="0" w:space="0" w:color="000000"/>
-                <w:right w:val="none" w:sz="0" w:space="0" w:color="000000"/>
-              </w:pBdr>
-              <w:spacing w:after="100" w:before="100" w:line="240"/>
-              <w:ind w:left="100" w:right="100" w:firstLine="0" w:firstLineChars="0"/>
-              <w:rPr>
-                <w:rFonts w:ascii="Helvetica" w:hAnsi="Helvetica" w:eastAsia="Helvetica" w:cs="Helvetica"/>
-                <w:i w:val="false"/>
-                <w:b w:val="false"/>
-                <w:u w:val="none"/>
-                <w:sz w:val="22"/>
-                <w:szCs w:val="22"/>
-                <w:color w:val="000000"/>
-              </w:rPr>
-            </w:pPr>
-            <w:r>
-              <w:rPr>
-                <w:rFonts w:ascii="Helvetica" w:hAnsi="Helvetica" w:eastAsia="Helvetica" w:cs="Helvetica"/>
-                <w:i w:val="false"/>
-                <w:b w:val="false"/>
-                <w:u w:val="none"/>
-                <w:sz w:val="22"/>
-                <w:szCs w:val="22"/>
-                <w:color w:val="000000"/>
-              </w:rPr>
-              <w:t xml:space="preserve">0.220</w:t>
+              <w:t xml:space="preserve">2.49</w:t>
+            </w:r>
+          </w:p>
+        </w:tc>
+        <w:tc>
+          <w:tcPr>
+            <w:tcBorders>
+              <w:bottom w:val="none" w:sz="0" w:space="0" w:color="000000"/>
+              <w:top w:val="none" w:sz="0" w:space="0" w:color="000000"/>
+              <w:left w:val="none" w:sz="0" w:space="0" w:color="000000"/>
+              <w:right w:val="none" w:sz="0" w:space="0" w:color="000000"/>
+            </w:tcBorders>
+            <w:shd w:val="clear" w:color="auto" w:fill="FFFFFF"/>
+            <w:tcMar>
+              <w:top w:w="0" w:type="dxa"/>
+              <w:bottom w:w="0" w:type="dxa"/>
+              <w:left w:w="0" w:type="dxa"/>
+              <w:right w:w="0" w:type="dxa"/>
+            </w:tcMar>
+            <w:vAlign w:val="top"/>
+          </w:tcPr>
+          <w:p>
+            <w:pPr>
+              <w:pStyle w:val="Normal"/>
+              <w:jc w:val="center"/>
+              <w:pBdr>
+                <w:bottom w:val="none" w:sz="0" w:space="0" w:color="000000"/>
+                <w:top w:val="none" w:sz="0" w:space="0" w:color="000000"/>
+                <w:left w:val="none" w:sz="0" w:space="0" w:color="000000"/>
+                <w:right w:val="none" w:sz="0" w:space="0" w:color="000000"/>
+              </w:pBdr>
+              <w:spacing w:after="100" w:before="100" w:line="240"/>
+              <w:ind w:left="100" w:right="100" w:firstLine="0" w:firstLineChars="0"/>
+              <w:rPr>
+                <w:rFonts w:ascii="Helvetica" w:hAnsi="Helvetica" w:eastAsia="Helvetica" w:cs="Helvetica"/>
+                <w:i w:val="false"/>
+                <w:b w:val="false"/>
+                <w:u w:val="none"/>
+                <w:sz w:val="22"/>
+                <w:szCs w:val="22"/>
+                <w:color w:val="000000"/>
+              </w:rPr>
+            </w:pPr>
+            <w:r>
+              <w:rPr>
+                <w:rFonts w:ascii="Helvetica" w:hAnsi="Helvetica" w:eastAsia="Helvetica" w:cs="Helvetica"/>
+                <w:i w:val="false"/>
+                <w:b w:val="false"/>
+                <w:u w:val="none"/>
+                <w:sz w:val="22"/>
+                <w:szCs w:val="22"/>
+                <w:color w:val="000000"/>
+              </w:rPr>
+              <w:t xml:space="preserve">0.61, 10.2</w:t>
+            </w:r>
+          </w:p>
+        </w:tc>
+        <w:tc>
+          <w:tcPr>
+            <w:tcBorders>
+              <w:bottom w:val="none" w:sz="0" w:space="0" w:color="000000"/>
+              <w:top w:val="none" w:sz="0" w:space="0" w:color="000000"/>
+              <w:left w:val="none" w:sz="0" w:space="0" w:color="000000"/>
+              <w:right w:val="none" w:sz="0" w:space="0" w:color="000000"/>
+            </w:tcBorders>
+            <w:shd w:val="clear" w:color="auto" w:fill="FFFFFF"/>
+            <w:tcMar>
+              <w:top w:w="0" w:type="dxa"/>
+              <w:bottom w:w="0" w:type="dxa"/>
+              <w:left w:w="0" w:type="dxa"/>
+              <w:right w:w="0" w:type="dxa"/>
+            </w:tcMar>
+            <w:vAlign w:val="top"/>
+          </w:tcPr>
+          <w:p>
+            <w:pPr>
+              <w:pStyle w:val="Normal"/>
+              <w:jc w:val="center"/>
+              <w:pBdr>
+                <w:bottom w:val="none" w:sz="0" w:space="0" w:color="000000"/>
+                <w:top w:val="none" w:sz="0" w:space="0" w:color="000000"/>
+                <w:left w:val="none" w:sz="0" w:space="0" w:color="000000"/>
+                <w:right w:val="none" w:sz="0" w:space="0" w:color="000000"/>
+              </w:pBdr>
+              <w:spacing w:after="100" w:before="100" w:line="240"/>
+              <w:ind w:left="100" w:right="100" w:firstLine="0" w:firstLineChars="0"/>
+              <w:rPr>
+                <w:rFonts w:ascii="Helvetica" w:hAnsi="Helvetica" w:eastAsia="Helvetica" w:cs="Helvetica"/>
+                <w:i w:val="false"/>
+                <w:b w:val="false"/>
+                <w:u w:val="none"/>
+                <w:sz w:val="22"/>
+                <w:szCs w:val="22"/>
+                <w:color w:val="000000"/>
+              </w:rPr>
+            </w:pPr>
+            <w:r>
+              <w:rPr>
+                <w:rFonts w:ascii="Helvetica" w:hAnsi="Helvetica" w:eastAsia="Helvetica" w:cs="Helvetica"/>
+                <w:i w:val="false"/>
+                <w:b w:val="false"/>
+                <w:u w:val="none"/>
+                <w:sz w:val="22"/>
+                <w:szCs w:val="22"/>
+                <w:color w:val="000000"/>
+              </w:rPr>
+              <w:t xml:space="preserve">0.210</w:t>
             </w:r>
           </w:p>
         </w:tc>
@@ -14144,60 +14144,60 @@
                 <w:szCs w:val="22"/>
                 <w:color w:val="000000"/>
               </w:rPr>
-              <w:t xml:space="preserve">11.5</w:t>
-            </w:r>
-          </w:p>
-        </w:tc>
-        <w:tc>
-          <w:tcPr>
-            <w:tcBorders>
-              <w:bottom w:val="none" w:sz="0" w:space="0" w:color="000000"/>
-              <w:top w:val="none" w:sz="0" w:space="0" w:color="000000"/>
-              <w:left w:val="none" w:sz="0" w:space="0" w:color="000000"/>
-              <w:right w:val="none" w:sz="0" w:space="0" w:color="000000"/>
-            </w:tcBorders>
-            <w:shd w:val="clear" w:color="auto" w:fill="FFFFFF"/>
-            <w:tcMar>
-              <w:top w:w="0" w:type="dxa"/>
-              <w:bottom w:w="0" w:type="dxa"/>
-              <w:left w:w="0" w:type="dxa"/>
-              <w:right w:w="0" w:type="dxa"/>
-            </w:tcMar>
-            <w:vAlign w:val="top"/>
-          </w:tcPr>
-          <w:p>
-            <w:pPr>
-              <w:pStyle w:val="Normal"/>
-              <w:jc w:val="center"/>
-              <w:pBdr>
-                <w:bottom w:val="none" w:sz="0" w:space="0" w:color="000000"/>
-                <w:top w:val="none" w:sz="0" w:space="0" w:color="000000"/>
-                <w:left w:val="none" w:sz="0" w:space="0" w:color="000000"/>
-                <w:right w:val="none" w:sz="0" w:space="0" w:color="000000"/>
-              </w:pBdr>
-              <w:spacing w:after="100" w:before="100" w:line="240"/>
-              <w:ind w:left="100" w:right="100" w:firstLine="0" w:firstLineChars="0"/>
-              <w:rPr>
-                <w:rFonts w:ascii="Helvetica" w:hAnsi="Helvetica" w:eastAsia="Helvetica" w:cs="Helvetica"/>
-                <w:i w:val="false"/>
-                <w:b w:val="false"/>
-                <w:u w:val="none"/>
-                <w:sz w:val="22"/>
-                <w:szCs w:val="22"/>
-                <w:color w:val="000000"/>
-              </w:rPr>
-            </w:pPr>
-            <w:r>
-              <w:rPr>
-                <w:rFonts w:ascii="Helvetica" w:hAnsi="Helvetica" w:eastAsia="Helvetica" w:cs="Helvetica"/>
-                <w:i w:val="false"/>
-                <w:b w:val="false"/>
-                <w:u w:val="none"/>
-                <w:sz w:val="22"/>
-                <w:szCs w:val="22"/>
-                <w:color w:val="000000"/>
-              </w:rPr>
-              <w:t xml:space="preserve">2.92, 45.6</w:t>
+              <w:t xml:space="preserve">11.6</w:t>
+            </w:r>
+          </w:p>
+        </w:tc>
+        <w:tc>
+          <w:tcPr>
+            <w:tcBorders>
+              <w:bottom w:val="none" w:sz="0" w:space="0" w:color="000000"/>
+              <w:top w:val="none" w:sz="0" w:space="0" w:color="000000"/>
+              <w:left w:val="none" w:sz="0" w:space="0" w:color="000000"/>
+              <w:right w:val="none" w:sz="0" w:space="0" w:color="000000"/>
+            </w:tcBorders>
+            <w:shd w:val="clear" w:color="auto" w:fill="FFFFFF"/>
+            <w:tcMar>
+              <w:top w:w="0" w:type="dxa"/>
+              <w:bottom w:w="0" w:type="dxa"/>
+              <w:left w:w="0" w:type="dxa"/>
+              <w:right w:w="0" w:type="dxa"/>
+            </w:tcMar>
+            <w:vAlign w:val="top"/>
+          </w:tcPr>
+          <w:p>
+            <w:pPr>
+              <w:pStyle w:val="Normal"/>
+              <w:jc w:val="center"/>
+              <w:pBdr>
+                <w:bottom w:val="none" w:sz="0" w:space="0" w:color="000000"/>
+                <w:top w:val="none" w:sz="0" w:space="0" w:color="000000"/>
+                <w:left w:val="none" w:sz="0" w:space="0" w:color="000000"/>
+                <w:right w:val="none" w:sz="0" w:space="0" w:color="000000"/>
+              </w:pBdr>
+              <w:spacing w:after="100" w:before="100" w:line="240"/>
+              <w:ind w:left="100" w:right="100" w:firstLine="0" w:firstLineChars="0"/>
+              <w:rPr>
+                <w:rFonts w:ascii="Helvetica" w:hAnsi="Helvetica" w:eastAsia="Helvetica" w:cs="Helvetica"/>
+                <w:i w:val="false"/>
+                <w:b w:val="false"/>
+                <w:u w:val="none"/>
+                <w:sz w:val="22"/>
+                <w:szCs w:val="22"/>
+                <w:color w:val="000000"/>
+              </w:rPr>
+            </w:pPr>
+            <w:r>
+              <w:rPr>
+                <w:rFonts w:ascii="Helvetica" w:hAnsi="Helvetica" w:eastAsia="Helvetica" w:cs="Helvetica"/>
+                <w:i w:val="false"/>
+                <w:b w:val="false"/>
+                <w:u w:val="none"/>
+                <w:sz w:val="22"/>
+                <w:szCs w:val="22"/>
+                <w:color w:val="000000"/>
+              </w:rPr>
+              <w:t xml:space="preserve">2.94, 45.5</w:t>
             </w:r>
           </w:p>
         </w:tc>
@@ -14680,60 +14680,60 @@
                 <w:szCs w:val="22"/>
                 <w:color w:val="000000"/>
               </w:rPr>
-              <w:t xml:space="preserve">0.04, 1.10</w:t>
-            </w:r>
-          </w:p>
-        </w:tc>
-        <w:tc>
-          <w:tcPr>
-            <w:tcBorders>
-              <w:bottom w:val="none" w:sz="0" w:space="0" w:color="000000"/>
-              <w:top w:val="none" w:sz="0" w:space="0" w:color="000000"/>
-              <w:left w:val="none" w:sz="0" w:space="0" w:color="000000"/>
-              <w:right w:val="none" w:sz="0" w:space="0" w:color="000000"/>
-            </w:tcBorders>
-            <w:shd w:val="clear" w:color="auto" w:fill="FFFFFF"/>
-            <w:tcMar>
-              <w:top w:w="0" w:type="dxa"/>
-              <w:bottom w:w="0" w:type="dxa"/>
-              <w:left w:w="0" w:type="dxa"/>
-              <w:right w:w="0" w:type="dxa"/>
-            </w:tcMar>
-            <w:vAlign w:val="top"/>
-          </w:tcPr>
-          <w:p>
-            <w:pPr>
-              <w:pStyle w:val="Normal"/>
-              <w:jc w:val="center"/>
-              <w:pBdr>
-                <w:bottom w:val="none" w:sz="0" w:space="0" w:color="000000"/>
-                <w:top w:val="none" w:sz="0" w:space="0" w:color="000000"/>
-                <w:left w:val="none" w:sz="0" w:space="0" w:color="000000"/>
-                <w:right w:val="none" w:sz="0" w:space="0" w:color="000000"/>
-              </w:pBdr>
-              <w:spacing w:after="100" w:before="100" w:line="240"/>
-              <w:ind w:left="100" w:right="100" w:firstLine="0" w:firstLineChars="0"/>
-              <w:rPr>
-                <w:rFonts w:ascii="Helvetica" w:hAnsi="Helvetica" w:eastAsia="Helvetica" w:cs="Helvetica"/>
-                <w:i w:val="false"/>
-                <w:b w:val="false"/>
-                <w:u w:val="none"/>
-                <w:sz w:val="22"/>
-                <w:szCs w:val="22"/>
-                <w:color w:val="000000"/>
-              </w:rPr>
-            </w:pPr>
-            <w:r>
-              <w:rPr>
-                <w:rFonts w:ascii="Helvetica" w:hAnsi="Helvetica" w:eastAsia="Helvetica" w:cs="Helvetica"/>
-                <w:i w:val="false"/>
-                <w:b w:val="false"/>
-                <w:u w:val="none"/>
-                <w:sz w:val="22"/>
-                <w:szCs w:val="22"/>
-                <w:color w:val="000000"/>
-              </w:rPr>
-              <w:t xml:space="preserve">0.065</w:t>
+              <w:t xml:space="preserve">0.04, 1.15</w:t>
+            </w:r>
+          </w:p>
+        </w:tc>
+        <w:tc>
+          <w:tcPr>
+            <w:tcBorders>
+              <w:bottom w:val="none" w:sz="0" w:space="0" w:color="000000"/>
+              <w:top w:val="none" w:sz="0" w:space="0" w:color="000000"/>
+              <w:left w:val="none" w:sz="0" w:space="0" w:color="000000"/>
+              <w:right w:val="none" w:sz="0" w:space="0" w:color="000000"/>
+            </w:tcBorders>
+            <w:shd w:val="clear" w:color="auto" w:fill="FFFFFF"/>
+            <w:tcMar>
+              <w:top w:w="0" w:type="dxa"/>
+              <w:bottom w:w="0" w:type="dxa"/>
+              <w:left w:w="0" w:type="dxa"/>
+              <w:right w:w="0" w:type="dxa"/>
+            </w:tcMar>
+            <w:vAlign w:val="top"/>
+          </w:tcPr>
+          <w:p>
+            <w:pPr>
+              <w:pStyle w:val="Normal"/>
+              <w:jc w:val="center"/>
+              <w:pBdr>
+                <w:bottom w:val="none" w:sz="0" w:space="0" w:color="000000"/>
+                <w:top w:val="none" w:sz="0" w:space="0" w:color="000000"/>
+                <w:left w:val="none" w:sz="0" w:space="0" w:color="000000"/>
+                <w:right w:val="none" w:sz="0" w:space="0" w:color="000000"/>
+              </w:pBdr>
+              <w:spacing w:after="100" w:before="100" w:line="240"/>
+              <w:ind w:left="100" w:right="100" w:firstLine="0" w:firstLineChars="0"/>
+              <w:rPr>
+                <w:rFonts w:ascii="Helvetica" w:hAnsi="Helvetica" w:eastAsia="Helvetica" w:cs="Helvetica"/>
+                <w:i w:val="false"/>
+                <w:b w:val="false"/>
+                <w:u w:val="none"/>
+                <w:sz w:val="22"/>
+                <w:szCs w:val="22"/>
+                <w:color w:val="000000"/>
+              </w:rPr>
+            </w:pPr>
+            <w:r>
+              <w:rPr>
+                <w:rFonts w:ascii="Helvetica" w:hAnsi="Helvetica" w:eastAsia="Helvetica" w:cs="Helvetica"/>
+                <w:i w:val="false"/>
+                <w:b w:val="false"/>
+                <w:u w:val="none"/>
+                <w:sz w:val="22"/>
+                <w:szCs w:val="22"/>
+                <w:color w:val="000000"/>
+              </w:rPr>
+              <w:t xml:space="preserve">0.072</w:t>
             </w:r>
           </w:p>
         </w:tc>
@@ -15216,7 +15216,7 @@
                 <w:szCs w:val="22"/>
                 <w:color w:val="000000"/>
               </w:rPr>
-              <w:t xml:space="preserve">0.700</w:t>
+              <w:t xml:space="preserve">0.690</w:t>
             </w:r>
           </w:p>
         </w:tc>
@@ -15593,113 +15593,113 @@
                 <w:szCs w:val="22"/>
                 <w:color w:val="000000"/>
               </w:rPr>
-              <w:t xml:space="preserve">1.40</w:t>
-            </w:r>
-          </w:p>
-        </w:tc>
-        <w:tc>
-          <w:tcPr>
-            <w:tcBorders>
-              <w:bottom w:val="none" w:sz="0" w:space="0" w:color="000000"/>
-              <w:top w:val="none" w:sz="0" w:space="0" w:color="000000"/>
-              <w:left w:val="none" w:sz="0" w:space="0" w:color="000000"/>
-              <w:right w:val="none" w:sz="0" w:space="0" w:color="000000"/>
-            </w:tcBorders>
-            <w:shd w:val="clear" w:color="auto" w:fill="FFFFFF"/>
-            <w:tcMar>
-              <w:top w:w="0" w:type="dxa"/>
-              <w:bottom w:w="0" w:type="dxa"/>
-              <w:left w:w="0" w:type="dxa"/>
-              <w:right w:w="0" w:type="dxa"/>
-            </w:tcMar>
-            <w:vAlign w:val="top"/>
-          </w:tcPr>
-          <w:p>
-            <w:pPr>
-              <w:pStyle w:val="Normal"/>
-              <w:jc w:val="center"/>
-              <w:pBdr>
-                <w:bottom w:val="none" w:sz="0" w:space="0" w:color="000000"/>
-                <w:top w:val="none" w:sz="0" w:space="0" w:color="000000"/>
-                <w:left w:val="none" w:sz="0" w:space="0" w:color="000000"/>
-                <w:right w:val="none" w:sz="0" w:space="0" w:color="000000"/>
-              </w:pBdr>
-              <w:spacing w:after="100" w:before="100" w:line="240"/>
-              <w:ind w:left="100" w:right="100" w:firstLine="0" w:firstLineChars="0"/>
-              <w:rPr>
-                <w:rFonts w:ascii="Helvetica" w:hAnsi="Helvetica" w:eastAsia="Helvetica" w:cs="Helvetica"/>
-                <w:i w:val="false"/>
-                <w:b w:val="false"/>
-                <w:u w:val="none"/>
-                <w:sz w:val="22"/>
-                <w:szCs w:val="22"/>
-                <w:color w:val="000000"/>
-              </w:rPr>
-            </w:pPr>
-            <w:r>
-              <w:rPr>
-                <w:rFonts w:ascii="Helvetica" w:hAnsi="Helvetica" w:eastAsia="Helvetica" w:cs="Helvetica"/>
-                <w:i w:val="false"/>
-                <w:b w:val="false"/>
-                <w:u w:val="none"/>
-                <w:sz w:val="22"/>
-                <w:szCs w:val="22"/>
-                <w:color w:val="000000"/>
-              </w:rPr>
-              <w:t xml:space="preserve">0.72, 2.73</w:t>
-            </w:r>
-          </w:p>
-        </w:tc>
-        <w:tc>
-          <w:tcPr>
-            <w:tcBorders>
-              <w:bottom w:val="none" w:sz="0" w:space="0" w:color="000000"/>
-              <w:top w:val="none" w:sz="0" w:space="0" w:color="000000"/>
-              <w:left w:val="none" w:sz="0" w:space="0" w:color="000000"/>
-              <w:right w:val="none" w:sz="0" w:space="0" w:color="000000"/>
-            </w:tcBorders>
-            <w:shd w:val="clear" w:color="auto" w:fill="FFFFFF"/>
-            <w:tcMar>
-              <w:top w:w="0" w:type="dxa"/>
-              <w:bottom w:w="0" w:type="dxa"/>
-              <w:left w:w="0" w:type="dxa"/>
-              <w:right w:w="0" w:type="dxa"/>
-            </w:tcMar>
-            <w:vAlign w:val="top"/>
-          </w:tcPr>
-          <w:p>
-            <w:pPr>
-              <w:pStyle w:val="Normal"/>
-              <w:jc w:val="center"/>
-              <w:pBdr>
-                <w:bottom w:val="none" w:sz="0" w:space="0" w:color="000000"/>
-                <w:top w:val="none" w:sz="0" w:space="0" w:color="000000"/>
-                <w:left w:val="none" w:sz="0" w:space="0" w:color="000000"/>
-                <w:right w:val="none" w:sz="0" w:space="0" w:color="000000"/>
-              </w:pBdr>
-              <w:spacing w:after="100" w:before="100" w:line="240"/>
-              <w:ind w:left="100" w:right="100" w:firstLine="0" w:firstLineChars="0"/>
-              <w:rPr>
-                <w:rFonts w:ascii="Helvetica" w:hAnsi="Helvetica" w:eastAsia="Helvetica" w:cs="Helvetica"/>
-                <w:i w:val="false"/>
-                <w:b w:val="false"/>
-                <w:u w:val="none"/>
-                <w:sz w:val="22"/>
-                <w:szCs w:val="22"/>
-                <w:color w:val="000000"/>
-              </w:rPr>
-            </w:pPr>
-            <w:r>
-              <w:rPr>
-                <w:rFonts w:ascii="Helvetica" w:hAnsi="Helvetica" w:eastAsia="Helvetica" w:cs="Helvetica"/>
-                <w:i w:val="false"/>
-                <w:b w:val="false"/>
-                <w:u w:val="none"/>
-                <w:sz w:val="22"/>
-                <w:szCs w:val="22"/>
-                <w:color w:val="000000"/>
-              </w:rPr>
-              <w:t xml:space="preserve">0.320</w:t>
+              <w:t xml:space="preserve">1.41</w:t>
+            </w:r>
+          </w:p>
+        </w:tc>
+        <w:tc>
+          <w:tcPr>
+            <w:tcBorders>
+              <w:bottom w:val="none" w:sz="0" w:space="0" w:color="000000"/>
+              <w:top w:val="none" w:sz="0" w:space="0" w:color="000000"/>
+              <w:left w:val="none" w:sz="0" w:space="0" w:color="000000"/>
+              <w:right w:val="none" w:sz="0" w:space="0" w:color="000000"/>
+            </w:tcBorders>
+            <w:shd w:val="clear" w:color="auto" w:fill="FFFFFF"/>
+            <w:tcMar>
+              <w:top w:w="0" w:type="dxa"/>
+              <w:bottom w:w="0" w:type="dxa"/>
+              <w:left w:w="0" w:type="dxa"/>
+              <w:right w:w="0" w:type="dxa"/>
+            </w:tcMar>
+            <w:vAlign w:val="top"/>
+          </w:tcPr>
+          <w:p>
+            <w:pPr>
+              <w:pStyle w:val="Normal"/>
+              <w:jc w:val="center"/>
+              <w:pBdr>
+                <w:bottom w:val="none" w:sz="0" w:space="0" w:color="000000"/>
+                <w:top w:val="none" w:sz="0" w:space="0" w:color="000000"/>
+                <w:left w:val="none" w:sz="0" w:space="0" w:color="000000"/>
+                <w:right w:val="none" w:sz="0" w:space="0" w:color="000000"/>
+              </w:pBdr>
+              <w:spacing w:after="100" w:before="100" w:line="240"/>
+              <w:ind w:left="100" w:right="100" w:firstLine="0" w:firstLineChars="0"/>
+              <w:rPr>
+                <w:rFonts w:ascii="Helvetica" w:hAnsi="Helvetica" w:eastAsia="Helvetica" w:cs="Helvetica"/>
+                <w:i w:val="false"/>
+                <w:b w:val="false"/>
+                <w:u w:val="none"/>
+                <w:sz w:val="22"/>
+                <w:szCs w:val="22"/>
+                <w:color w:val="000000"/>
+              </w:rPr>
+            </w:pPr>
+            <w:r>
+              <w:rPr>
+                <w:rFonts w:ascii="Helvetica" w:hAnsi="Helvetica" w:eastAsia="Helvetica" w:cs="Helvetica"/>
+                <w:i w:val="false"/>
+                <w:b w:val="false"/>
+                <w:u w:val="none"/>
+                <w:sz w:val="22"/>
+                <w:szCs w:val="22"/>
+                <w:color w:val="000000"/>
+              </w:rPr>
+              <w:t xml:space="preserve">0.74, 2.71</w:t>
+            </w:r>
+          </w:p>
+        </w:tc>
+        <w:tc>
+          <w:tcPr>
+            <w:tcBorders>
+              <w:bottom w:val="none" w:sz="0" w:space="0" w:color="000000"/>
+              <w:top w:val="none" w:sz="0" w:space="0" w:color="000000"/>
+              <w:left w:val="none" w:sz="0" w:space="0" w:color="000000"/>
+              <w:right w:val="none" w:sz="0" w:space="0" w:color="000000"/>
+            </w:tcBorders>
+            <w:shd w:val="clear" w:color="auto" w:fill="FFFFFF"/>
+            <w:tcMar>
+              <w:top w:w="0" w:type="dxa"/>
+              <w:bottom w:w="0" w:type="dxa"/>
+              <w:left w:w="0" w:type="dxa"/>
+              <w:right w:w="0" w:type="dxa"/>
+            </w:tcMar>
+            <w:vAlign w:val="top"/>
+          </w:tcPr>
+          <w:p>
+            <w:pPr>
+              <w:pStyle w:val="Normal"/>
+              <w:jc w:val="center"/>
+              <w:pBdr>
+                <w:bottom w:val="none" w:sz="0" w:space="0" w:color="000000"/>
+                <w:top w:val="none" w:sz="0" w:space="0" w:color="000000"/>
+                <w:left w:val="none" w:sz="0" w:space="0" w:color="000000"/>
+                <w:right w:val="none" w:sz="0" w:space="0" w:color="000000"/>
+              </w:pBdr>
+              <w:spacing w:after="100" w:before="100" w:line="240"/>
+              <w:ind w:left="100" w:right="100" w:firstLine="0" w:firstLineChars="0"/>
+              <w:rPr>
+                <w:rFonts w:ascii="Helvetica" w:hAnsi="Helvetica" w:eastAsia="Helvetica" w:cs="Helvetica"/>
+                <w:i w:val="false"/>
+                <w:b w:val="false"/>
+                <w:u w:val="none"/>
+                <w:sz w:val="22"/>
+                <w:szCs w:val="22"/>
+                <w:color w:val="000000"/>
+              </w:rPr>
+            </w:pPr>
+            <w:r>
+              <w:rPr>
+                <w:rFonts w:ascii="Helvetica" w:hAnsi="Helvetica" w:eastAsia="Helvetica" w:cs="Helvetica"/>
+                <w:i w:val="false"/>
+                <w:b w:val="false"/>
+                <w:u w:val="none"/>
+                <w:sz w:val="22"/>
+                <w:szCs w:val="22"/>
+                <w:color w:val="000000"/>
+              </w:rPr>
+              <w:t xml:space="preserve">0.300</w:t>
             </w:r>
           </w:p>
         </w:tc>
@@ -16076,113 +16076,113 @@
                 <w:szCs w:val="22"/>
                 <w:color w:val="000000"/>
               </w:rPr>
-              <w:t xml:space="preserve">1.15</w:t>
-            </w:r>
-          </w:p>
-        </w:tc>
-        <w:tc>
-          <w:tcPr>
-            <w:tcBorders>
-              <w:bottom w:val="none" w:sz="0" w:space="0" w:color="000000"/>
-              <w:top w:val="none" w:sz="0" w:space="0" w:color="000000"/>
-              <w:left w:val="none" w:sz="0" w:space="0" w:color="000000"/>
-              <w:right w:val="none" w:sz="0" w:space="0" w:color="000000"/>
-            </w:tcBorders>
-            <w:shd w:val="clear" w:color="auto" w:fill="FFFFFF"/>
-            <w:tcMar>
-              <w:top w:w="0" w:type="dxa"/>
-              <w:bottom w:w="0" w:type="dxa"/>
-              <w:left w:w="0" w:type="dxa"/>
-              <w:right w:w="0" w:type="dxa"/>
-            </w:tcMar>
-            <w:vAlign w:val="top"/>
-          </w:tcPr>
-          <w:p>
-            <w:pPr>
-              <w:pStyle w:val="Normal"/>
-              <w:jc w:val="center"/>
-              <w:pBdr>
-                <w:bottom w:val="none" w:sz="0" w:space="0" w:color="000000"/>
-                <w:top w:val="none" w:sz="0" w:space="0" w:color="000000"/>
-                <w:left w:val="none" w:sz="0" w:space="0" w:color="000000"/>
-                <w:right w:val="none" w:sz="0" w:space="0" w:color="000000"/>
-              </w:pBdr>
-              <w:spacing w:after="100" w:before="100" w:line="240"/>
-              <w:ind w:left="100" w:right="100" w:firstLine="0" w:firstLineChars="0"/>
-              <w:rPr>
-                <w:rFonts w:ascii="Helvetica" w:hAnsi="Helvetica" w:eastAsia="Helvetica" w:cs="Helvetica"/>
-                <w:i w:val="false"/>
-                <w:b w:val="false"/>
-                <w:u w:val="none"/>
-                <w:sz w:val="22"/>
-                <w:szCs w:val="22"/>
-                <w:color w:val="000000"/>
-              </w:rPr>
-            </w:pPr>
-            <w:r>
-              <w:rPr>
-                <w:rFonts w:ascii="Helvetica" w:hAnsi="Helvetica" w:eastAsia="Helvetica" w:cs="Helvetica"/>
-                <w:i w:val="false"/>
-                <w:b w:val="false"/>
-                <w:u w:val="none"/>
-                <w:sz w:val="22"/>
-                <w:szCs w:val="22"/>
-                <w:color w:val="000000"/>
-              </w:rPr>
-              <w:t xml:space="preserve">0.52, 2.55</w:t>
-            </w:r>
-          </w:p>
-        </w:tc>
-        <w:tc>
-          <w:tcPr>
-            <w:tcBorders>
-              <w:bottom w:val="none" w:sz="0" w:space="0" w:color="000000"/>
-              <w:top w:val="none" w:sz="0" w:space="0" w:color="000000"/>
-              <w:left w:val="none" w:sz="0" w:space="0" w:color="000000"/>
-              <w:right w:val="none" w:sz="0" w:space="0" w:color="000000"/>
-            </w:tcBorders>
-            <w:shd w:val="clear" w:color="auto" w:fill="FFFFFF"/>
-            <w:tcMar>
-              <w:top w:w="0" w:type="dxa"/>
-              <w:bottom w:w="0" w:type="dxa"/>
-              <w:left w:w="0" w:type="dxa"/>
-              <w:right w:w="0" w:type="dxa"/>
-            </w:tcMar>
-            <w:vAlign w:val="top"/>
-          </w:tcPr>
-          <w:p>
-            <w:pPr>
-              <w:pStyle w:val="Normal"/>
-              <w:jc w:val="center"/>
-              <w:pBdr>
-                <w:bottom w:val="none" w:sz="0" w:space="0" w:color="000000"/>
-                <w:top w:val="none" w:sz="0" w:space="0" w:color="000000"/>
-                <w:left w:val="none" w:sz="0" w:space="0" w:color="000000"/>
-                <w:right w:val="none" w:sz="0" w:space="0" w:color="000000"/>
-              </w:pBdr>
-              <w:spacing w:after="100" w:before="100" w:line="240"/>
-              <w:ind w:left="100" w:right="100" w:firstLine="0" w:firstLineChars="0"/>
-              <w:rPr>
-                <w:rFonts w:ascii="Helvetica" w:hAnsi="Helvetica" w:eastAsia="Helvetica" w:cs="Helvetica"/>
-                <w:i w:val="false"/>
-                <w:b w:val="false"/>
-                <w:u w:val="none"/>
-                <w:sz w:val="22"/>
-                <w:szCs w:val="22"/>
-                <w:color w:val="000000"/>
-              </w:rPr>
-            </w:pPr>
-            <w:r>
-              <w:rPr>
-                <w:rFonts w:ascii="Helvetica" w:hAnsi="Helvetica" w:eastAsia="Helvetica" w:cs="Helvetica"/>
-                <w:i w:val="false"/>
-                <w:b w:val="false"/>
-                <w:u w:val="none"/>
-                <w:sz w:val="22"/>
-                <w:szCs w:val="22"/>
-                <w:color w:val="000000"/>
-              </w:rPr>
-              <w:t xml:space="preserve">0.740</w:t>
+              <w:t xml:space="preserve">1.14</w:t>
+            </w:r>
+          </w:p>
+        </w:tc>
+        <w:tc>
+          <w:tcPr>
+            <w:tcBorders>
+              <w:bottom w:val="none" w:sz="0" w:space="0" w:color="000000"/>
+              <w:top w:val="none" w:sz="0" w:space="0" w:color="000000"/>
+              <w:left w:val="none" w:sz="0" w:space="0" w:color="000000"/>
+              <w:right w:val="none" w:sz="0" w:space="0" w:color="000000"/>
+            </w:tcBorders>
+            <w:shd w:val="clear" w:color="auto" w:fill="FFFFFF"/>
+            <w:tcMar>
+              <w:top w:w="0" w:type="dxa"/>
+              <w:bottom w:w="0" w:type="dxa"/>
+              <w:left w:w="0" w:type="dxa"/>
+              <w:right w:w="0" w:type="dxa"/>
+            </w:tcMar>
+            <w:vAlign w:val="top"/>
+          </w:tcPr>
+          <w:p>
+            <w:pPr>
+              <w:pStyle w:val="Normal"/>
+              <w:jc w:val="center"/>
+              <w:pBdr>
+                <w:bottom w:val="none" w:sz="0" w:space="0" w:color="000000"/>
+                <w:top w:val="none" w:sz="0" w:space="0" w:color="000000"/>
+                <w:left w:val="none" w:sz="0" w:space="0" w:color="000000"/>
+                <w:right w:val="none" w:sz="0" w:space="0" w:color="000000"/>
+              </w:pBdr>
+              <w:spacing w:after="100" w:before="100" w:line="240"/>
+              <w:ind w:left="100" w:right="100" w:firstLine="0" w:firstLineChars="0"/>
+              <w:rPr>
+                <w:rFonts w:ascii="Helvetica" w:hAnsi="Helvetica" w:eastAsia="Helvetica" w:cs="Helvetica"/>
+                <w:i w:val="false"/>
+                <w:b w:val="false"/>
+                <w:u w:val="none"/>
+                <w:sz w:val="22"/>
+                <w:szCs w:val="22"/>
+                <w:color w:val="000000"/>
+              </w:rPr>
+            </w:pPr>
+            <w:r>
+              <w:rPr>
+                <w:rFonts w:ascii="Helvetica" w:hAnsi="Helvetica" w:eastAsia="Helvetica" w:cs="Helvetica"/>
+                <w:i w:val="false"/>
+                <w:b w:val="false"/>
+                <w:u w:val="none"/>
+                <w:sz w:val="22"/>
+                <w:szCs w:val="22"/>
+                <w:color w:val="000000"/>
+              </w:rPr>
+              <w:t xml:space="preserve">0.52, 2.50</w:t>
+            </w:r>
+          </w:p>
+        </w:tc>
+        <w:tc>
+          <w:tcPr>
+            <w:tcBorders>
+              <w:bottom w:val="none" w:sz="0" w:space="0" w:color="000000"/>
+              <w:top w:val="none" w:sz="0" w:space="0" w:color="000000"/>
+              <w:left w:val="none" w:sz="0" w:space="0" w:color="000000"/>
+              <w:right w:val="none" w:sz="0" w:space="0" w:color="000000"/>
+            </w:tcBorders>
+            <w:shd w:val="clear" w:color="auto" w:fill="FFFFFF"/>
+            <w:tcMar>
+              <w:top w:w="0" w:type="dxa"/>
+              <w:bottom w:w="0" w:type="dxa"/>
+              <w:left w:w="0" w:type="dxa"/>
+              <w:right w:w="0" w:type="dxa"/>
+            </w:tcMar>
+            <w:vAlign w:val="top"/>
+          </w:tcPr>
+          <w:p>
+            <w:pPr>
+              <w:pStyle w:val="Normal"/>
+              <w:jc w:val="center"/>
+              <w:pBdr>
+                <w:bottom w:val="none" w:sz="0" w:space="0" w:color="000000"/>
+                <w:top w:val="none" w:sz="0" w:space="0" w:color="000000"/>
+                <w:left w:val="none" w:sz="0" w:space="0" w:color="000000"/>
+                <w:right w:val="none" w:sz="0" w:space="0" w:color="000000"/>
+              </w:pBdr>
+              <w:spacing w:after="100" w:before="100" w:line="240"/>
+              <w:ind w:left="100" w:right="100" w:firstLine="0" w:firstLineChars="0"/>
+              <w:rPr>
+                <w:rFonts w:ascii="Helvetica" w:hAnsi="Helvetica" w:eastAsia="Helvetica" w:cs="Helvetica"/>
+                <w:i w:val="false"/>
+                <w:b w:val="false"/>
+                <w:u w:val="none"/>
+                <w:sz w:val="22"/>
+                <w:szCs w:val="22"/>
+                <w:color w:val="000000"/>
+              </w:rPr>
+            </w:pPr>
+            <w:r>
+              <w:rPr>
+                <w:rFonts w:ascii="Helvetica" w:hAnsi="Helvetica" w:eastAsia="Helvetica" w:cs="Helvetica"/>
+                <w:i w:val="false"/>
+                <w:b w:val="false"/>
+                <w:u w:val="none"/>
+                <w:sz w:val="22"/>
+                <w:szCs w:val="22"/>
+                <w:color w:val="000000"/>
+              </w:rPr>
+              <w:t xml:space="preserve">0.750</w:t>
             </w:r>
           </w:p>
         </w:tc>
@@ -16241,7 +16241,7 @@
                 <w:szCs w:val="22"/>
                 <w:color w:val="000000"/>
               </w:rPr>
-              <w:t xml:space="preserve">ckd_epi_gfr_cre_cys</w:t>
+              <w:t xml:space="preserve">baseline_cre_egfr</w:t>
             </w:r>
           </w:p>
         </w:tc>
@@ -16400,7 +16400,7 @@
                 <w:szCs w:val="22"/>
                 <w:color w:val="000000"/>
               </w:rPr>
-              <w:t xml:space="preserve">0.96, 1.00</w:t>
+              <w:t xml:space="preserve">0.96, 1.01</w:t>
             </w:r>
           </w:p>
         </w:tc>
@@ -16453,7 +16453,7 @@
                 <w:szCs w:val="22"/>
                 <w:color w:val="000000"/>
               </w:rPr>
-              <w:t xml:space="preserve">0.078</w:t>
+              <w:t xml:space="preserve">0.130</w:t>
             </w:r>
           </w:p>
         </w:tc>
@@ -16665,7 +16665,7 @@
                 <w:szCs w:val="22"/>
                 <w:color w:val="000000"/>
               </w:rPr>
-              <w:t xml:space="preserve">0.890</w:t>
+              <w:t xml:space="preserve">0.780</w:t>
             </w:r>
           </w:p>
         </w:tc>
